--- a/reports/PakSentinel_Technical_Report.docx
+++ b/reports/PakSentinel_Technical_Report.docx
@@ -28,7 +28,7 @@
         </w:p>
       </w:sdtContent>
     </w:sdt>
-    <w:bookmarkStart w:id="79" w:name="X4308f4079ec7aaba67b98dc7a58fd8690c7ff45"/>
+    <w:bookmarkStart w:id="89" w:name="X4308f4079ec7aaba67b98dc7a58fd8690c7ff45"/>
     <w:p>
       <w:pPr>
         <w:pStyle w:val="Heading1"/>
@@ -1539,7 +1539,7 @@
     </w:p>
     <w:bookmarkEnd w:id="29"/>
     <w:bookmarkEnd w:id="30"/>
-    <w:bookmarkStart w:id="39" w:name="task-3-nlp-processing-pipeline-35-marks"/>
+    <w:bookmarkStart w:id="42" w:name="task-3-nlp-processing-pipeline-35-marks"/>
     <w:p>
       <w:pPr>
         <w:pStyle w:val="Heading2"/>
@@ -3068,7 +3068,7 @@
       </w:r>
     </w:p>
     <w:bookmarkEnd w:id="34"/>
-    <w:bookmarkStart w:id="38" w:name="feature-representation-15-marks"/>
+    <w:bookmarkStart w:id="41" w:name="feature-representation-15-marks"/>
     <w:p>
       <w:pPr>
         <w:pStyle w:val="Heading3"/>
@@ -3077,7 +3077,7 @@
         <w:t xml:space="preserve">4.5 Feature Representation [15 Marks]</w:t>
       </w:r>
     </w:p>
-    <w:bookmarkStart w:id="35" w:name="bag-of-words-3-marks"/>
+    <w:bookmarkStart w:id="36" w:name="bag-of-words-3-marks"/>
     <w:p>
       <w:pPr>
         <w:pStyle w:val="Heading4"/>
@@ -3107,2879 +3107,7 @@
         <w:pStyle w:val="Compact"/>
       </w:pPr>
       <w:r>
-        <w:t xml:space="preserve">Top 30 terms per class plotted in</w:t>
-      </w:r>
-      <w:r>
-        <w:t xml:space="preserve"> </w:t>
-      </w:r>
-      <w:r>
-        <w:rPr>
-          <w:rStyle w:val="VerbatimChar"/>
-        </w:rPr>
-        <w:t xml:space="preserve">bow_top30_terms.png</w:t>
-      </w:r>
-    </w:p>
-    <w:p>
-      <w:pPr>
-        <w:pStyle w:val="FirstParagraph"/>
-      </w:pPr>
-      <w:r>
-        <w:rPr>
-          <w:bCs/>
-          <w:b/>
-        </w:rPr>
-        <w:t xml:space="preserve">Mathematical limitation of BoW for misinformation detection:</w:t>
-      </w:r>
-      <w:r>
-        <w:t xml:space="preserve"> </w:t>
-      </w:r>
-      <w:r>
-        <w:t xml:space="preserve">1.</w:t>
-      </w:r>
-      <w:r>
-        <w:t xml:space="preserve"> </w:t>
-      </w:r>
-      <w:r>
-        <w:rPr>
-          <w:bCs/>
-          <w:b/>
-        </w:rPr>
-        <w:t xml:space="preserve">Loss of word order:</w:t>
-      </w:r>
-      <w:r>
-        <w:t xml:space="preserve"> </w:t>
-      </w:r>
-      <w:r>
-        <w:t xml:space="preserve">BoW(d) = BoW(π(d)) for any permutation π —</w:t>
-      </w:r>
-      <w:r>
-        <w:t xml:space="preserve"> </w:t>
-      </w:r>
-      <w:r>
-        <w:t xml:space="preserve">“</w:t>
-      </w:r>
-      <w:r>
-        <w:t xml:space="preserve">Pakistan did NOT deny</w:t>
-      </w:r>
-      <w:r>
-        <w:t xml:space="preserve">”</w:t>
-      </w:r>
-      <w:r>
-        <w:t xml:space="preserve"> </w:t>
-      </w:r>
-      <w:r>
-        <w:t xml:space="preserve">and</w:t>
-      </w:r>
-      <w:r>
-        <w:t xml:space="preserve"> </w:t>
-      </w:r>
-      <w:r>
-        <w:t xml:space="preserve">“</w:t>
-      </w:r>
-      <w:r>
-        <w:t xml:space="preserve">Pakistan denied</w:t>
-      </w:r>
-      <w:r>
-        <w:t xml:space="preserve">”</w:t>
-      </w:r>
-      <w:r>
-        <w:t xml:space="preserve"> </w:t>
-      </w:r>
-      <w:r>
-        <w:t xml:space="preserve">produce identical vectors</w:t>
-      </w:r>
-      <w:r>
-        <w:t xml:space="preserve"> </w:t>
-      </w:r>
-      <w:r>
-        <w:t xml:space="preserve">2.</w:t>
-      </w:r>
-      <w:r>
-        <w:t xml:space="preserve"> </w:t>
-      </w:r>
-      <w:r>
-        <w:rPr>
-          <w:bCs/>
-          <w:b/>
-        </w:rPr>
-        <w:t xml:space="preserve">No semantic similarity:</w:t>
-      </w:r>
-      <w:r>
-        <w:t xml:space="preserve"> </w:t>
-      </w:r>
-      <w:r>
-        <w:t xml:space="preserve">cos(eᵢ, eⱼ) = 0 for i ≠ j —</w:t>
-      </w:r>
-      <w:r>
-        <w:t xml:space="preserve"> </w:t>
-      </w:r>
-      <w:r>
-        <w:t xml:space="preserve">“</w:t>
-      </w:r>
-      <w:r>
-        <w:t xml:space="preserve">fabricated</w:t>
-      </w:r>
-      <w:r>
-        <w:t xml:space="preserve">”</w:t>
-      </w:r>
-      <w:r>
-        <w:t xml:space="preserve"> </w:t>
-      </w:r>
-      <w:r>
-        <w:t xml:space="preserve">and</w:t>
-      </w:r>
-      <w:r>
-        <w:t xml:space="preserve"> </w:t>
-      </w:r>
-      <w:r>
-        <w:t xml:space="preserve">“</w:t>
-      </w:r>
-      <w:r>
-        <w:t xml:space="preserve">manufactured</w:t>
-      </w:r>
-      <w:r>
-        <w:t xml:space="preserve">”</w:t>
-      </w:r>
-      <w:r>
-        <w:t xml:space="preserve"> </w:t>
-      </w:r>
-      <w:r>
-        <w:t xml:space="preserve">have zero similarity</w:t>
-      </w:r>
-      <w:r>
-        <w:t xml:space="preserve"> </w:t>
-      </w:r>
-      <w:r>
-        <w:t xml:space="preserve">3.</w:t>
-      </w:r>
-      <w:r>
-        <w:t xml:space="preserve"> </w:t>
-      </w:r>
-      <w:r>
-        <w:rPr>
-          <w:bCs/>
-          <w:b/>
-        </w:rPr>
-        <w:t xml:space="preserve">High dimensionality &amp; sparsity:</w:t>
-      </w:r>
-      <w:r>
-        <w:t xml:space="preserve"> </w:t>
-      </w:r>
-      <w:r>
-        <w:t xml:space="preserve">Curse of dimensionality makes distance metrics unreliable (Aggarwal et al., 2001)</w:t>
-      </w:r>
-      <w:r>
-        <w:t xml:space="preserve"> </w:t>
-      </w:r>
-      <w:r>
-        <w:t xml:space="preserve">4.</w:t>
-      </w:r>
-      <w:r>
-        <w:t xml:space="preserve"> </w:t>
-      </w:r>
-      <w:r>
-        <w:rPr>
-          <w:bCs/>
-          <w:b/>
-        </w:rPr>
-        <w:t xml:space="preserve">No context:</w:t>
-      </w:r>
-      <w:r>
-        <w:t xml:space="preserve"> </w:t>
-      </w:r>
-      <w:r>
-        <w:t xml:space="preserve">Same word representation regardless of usage context</w:t>
-      </w:r>
-    </w:p>
-    <w:bookmarkEnd w:id="35"/>
-    <w:bookmarkStart w:id="36" w:name="tf-idf-4-marks"/>
-    <w:p>
-      <w:pPr>
-        <w:pStyle w:val="Heading4"/>
-      </w:pPr>
-      <w:r>
-        <w:t xml:space="preserve">4.5.2 TF-IDF [4 Marks]</w:t>
-      </w:r>
-    </w:p>
-    <w:p>
-      <w:pPr>
-        <w:pStyle w:val="FirstParagraph"/>
-      </w:pPr>
-      <w:r>
-        <w:t xml:space="preserve">Three variants implemented: Standard, Smooth IDF, and Sublinear TF. All produce 9,891 × 10,000 matrices with 0.08% density.</w:t>
-      </w:r>
-    </w:p>
-    <w:p>
-      <w:pPr>
-        <w:pStyle w:val="BodyText"/>
-      </w:pPr>
-      <w:r>
-        <w:rPr>
-          <w:bCs/>
-          <w:b/>
-        </w:rPr>
-        <w:t xml:space="preserve">Top discriminative terms per class (Sublinear TF):</w:t>
-      </w:r>
-      <w:r>
-        <w:t xml:space="preserve"> </w:t>
-      </w:r>
-      <w:r>
-        <w:t xml:space="preserve">-</w:t>
-      </w:r>
-      <w:r>
-        <w:t xml:space="preserve"> </w:t>
-      </w:r>
-      <w:r>
-        <w:rPr>
-          <w:bCs/>
-          <w:b/>
-        </w:rPr>
-        <w:t xml:space="preserve">Fake:</w:t>
-      </w:r>
-      <w:r>
-        <w:t xml:space="preserve"> </w:t>
-      </w:r>
-      <w:r>
-        <w:t xml:space="preserve">brad, pitt, say, jennifer, justin</w:t>
-      </w:r>
-      <w:r>
-        <w:t xml:space="preserve"> </w:t>
-      </w:r>
-      <w:r>
-        <w:t xml:space="preserve">-</w:t>
-      </w:r>
-      <w:r>
-        <w:t xml:space="preserve"> </w:t>
-      </w:r>
-      <w:r>
-        <w:rPr>
-          <w:bCs/>
-          <w:b/>
-        </w:rPr>
-        <w:t xml:space="preserve">Real:</w:t>
-      </w:r>
-      <w:r>
-        <w:t xml:space="preserve"> </w:t>
-      </w:r>
-      <w:r>
-        <w:t xml:space="preserve">percent, 2018, star, more, award</w:t>
-      </w:r>
-      <w:r>
-        <w:t xml:space="preserve"> </w:t>
-      </w:r>
-      <w:r>
-        <w:t xml:space="preserve">-</w:t>
-      </w:r>
-      <w:r>
-        <w:t xml:space="preserve"> </w:t>
-      </w:r>
-      <w:r>
-        <w:rPr>
-          <w:bCs/>
-          <w:b/>
-        </w:rPr>
-        <w:t xml:space="preserve">Satire:</w:t>
-      </w:r>
-      <w:r>
-        <w:t xml:space="preserve"> </w:t>
-      </w:r>
-      <w:r>
-        <w:t xml:space="preserve">man, area, report, find, nation</w:t>
-      </w:r>
-    </w:p>
-    <w:p>
-      <w:pPr>
-        <w:pStyle w:val="BodyText"/>
-      </w:pPr>
-      <w:r>
-        <w:rPr>
-          <w:bCs/>
-          <w:b/>
-        </w:rPr>
-        <w:t xml:space="preserve">Cosine similarity retrieval system</w:t>
-      </w:r>
-      <w:r>
-        <w:t xml:space="preserve"> </w:t>
-      </w:r>
-      <w:r>
-        <w:t xml:space="preserve">tested on 10 examples — successfully retrieves same-class documents with similarities ranging from 0.18 to 0.48.</w:t>
-      </w:r>
-    </w:p>
-    <w:bookmarkEnd w:id="36"/>
-    <w:bookmarkStart w:id="37" w:name="word2vec-8-marks"/>
-    <w:p>
-      <w:pPr>
-        <w:pStyle w:val="Heading4"/>
-      </w:pPr>
-      <w:r>
-        <w:t xml:space="preserve">4.5.3 Word2Vec [8 Marks]</w:t>
-      </w:r>
-    </w:p>
-    <w:p>
-      <w:pPr>
-        <w:pStyle w:val="FirstParagraph"/>
-      </w:pPr>
-      <w:r>
-        <w:rPr>
-          <w:bCs/>
-          <w:b/>
-        </w:rPr>
-        <w:t xml:space="preserve">Models trained:</w:t>
-      </w:r>
-      <w:r>
-        <w:t xml:space="preserve"> </w:t>
-      </w:r>
-      <w:r>
-        <w:t xml:space="preserve">CBOW and Skip-gram (window=5, dim=200, min_count=3), vocabulary: 4,842 words.</w:t>
-      </w:r>
-    </w:p>
-    <w:p>
-      <w:pPr>
-        <w:pStyle w:val="BodyText"/>
-      </w:pPr>
-      <w:r>
-        <w:rPr>
-          <w:bCs/>
-          <w:b/>
-        </w:rPr>
-        <w:t xml:space="preserve">Domain word pair similarities:</w:t>
-      </w:r>
-    </w:p>
-    <w:tbl>
-      <w:tblPr>
-        <w:tblStyle w:val="Table"/>
-        <w:tblW w:type="pct" w:w="0.0"/>
-        <w:tblLook w:firstRow="1" w:lastRow="0" w:firstColumn="0" w:lastColumn="0" w:noHBand="0" w:noVBand="0" w:val="0020"/>
-      </w:tblPr>
-      <w:tblGrid/>
-      <w:tr>
-        <w:tc>
-          <w:p>
-            <w:pPr>
-              <w:pStyle w:val="Compact"/>
-              <w:jc w:val="left"/>
-            </w:pPr>
-            <w:r>
-              <w:t xml:space="preserve">Word Pair</w:t>
-            </w:r>
-          </w:p>
-        </w:tc>
-        <w:tc>
-          <w:p>
-            <w:pPr>
-              <w:pStyle w:val="Compact"/>
-              <w:jc w:val="left"/>
-            </w:pPr>
-            <w:r>
-              <w:t xml:space="preserve">CBOW</w:t>
-            </w:r>
-          </w:p>
-        </w:tc>
-        <w:tc>
-          <w:p>
-            <w:pPr>
-              <w:pStyle w:val="Compact"/>
-              <w:jc w:val="left"/>
-            </w:pPr>
-            <w:r>
-              <w:t xml:space="preserve">Skip-gram</w:t>
-            </w:r>
-          </w:p>
-        </w:tc>
-      </w:tr>
-      <w:tr>
-        <w:tc>
-          <w:p>
-            <w:pPr>
-              <w:pStyle w:val="Compact"/>
-              <w:jc w:val="left"/>
-            </w:pPr>
-            <w:r>
-              <w:t xml:space="preserve">(fake, false)</w:t>
-            </w:r>
-          </w:p>
-        </w:tc>
-        <w:tc>
-          <w:p>
-            <w:pPr>
-              <w:pStyle w:val="Compact"/>
-              <w:jc w:val="left"/>
-            </w:pPr>
-            <w:r>
-              <w:t xml:space="preserve">0.998</w:t>
-            </w:r>
-          </w:p>
-        </w:tc>
-        <w:tc>
-          <w:p>
-            <w:pPr>
-              <w:pStyle w:val="Compact"/>
-              <w:jc w:val="left"/>
-            </w:pPr>
-            <w:r>
-              <w:t xml:space="preserve">0.836</w:t>
-            </w:r>
-          </w:p>
-        </w:tc>
-      </w:tr>
-      <w:tr>
-        <w:tc>
-          <w:p>
-            <w:pPr>
-              <w:pStyle w:val="Compact"/>
-              <w:jc w:val="left"/>
-            </w:pPr>
-            <w:r>
-              <w:t xml:space="preserve">(real, true)</w:t>
-            </w:r>
-          </w:p>
-        </w:tc>
-        <w:tc>
-          <w:p>
-            <w:pPr>
-              <w:pStyle w:val="Compact"/>
-              <w:jc w:val="left"/>
-            </w:pPr>
-            <w:r>
-              <w:t xml:space="preserve">0.994</w:t>
-            </w:r>
-          </w:p>
-        </w:tc>
-        <w:tc>
-          <w:p>
-            <w:pPr>
-              <w:pStyle w:val="Compact"/>
-              <w:jc w:val="left"/>
-            </w:pPr>
-            <w:r>
-              <w:t xml:space="preserve">0.823</w:t>
-            </w:r>
-          </w:p>
-        </w:tc>
-      </w:tr>
-      <w:tr>
-        <w:tc>
-          <w:p>
-            <w:pPr>
-              <w:pStyle w:val="Compact"/>
-              <w:jc w:val="left"/>
-            </w:pPr>
-            <w:r>
-              <w:t xml:space="preserve">(news, report)</w:t>
-            </w:r>
-          </w:p>
-        </w:tc>
-        <w:tc>
-          <w:p>
-            <w:pPr>
-              <w:pStyle w:val="Compact"/>
-              <w:jc w:val="left"/>
-            </w:pPr>
-            <w:r>
-              <w:t xml:space="preserve">0.976</w:t>
-            </w:r>
-          </w:p>
-        </w:tc>
-        <w:tc>
-          <w:p>
-            <w:pPr>
-              <w:pStyle w:val="Compact"/>
-              <w:jc w:val="left"/>
-            </w:pPr>
-            <w:r>
-              <w:t xml:space="preserve">0.627</w:t>
-            </w:r>
-          </w:p>
-        </w:tc>
-      </w:tr>
-      <w:tr>
-        <w:tc>
-          <w:p>
-            <w:pPr>
-              <w:pStyle w:val="Compact"/>
-              <w:jc w:val="left"/>
-            </w:pPr>
-            <w:r>
-              <w:t xml:space="preserve">(claim, allegation)</w:t>
-            </w:r>
-          </w:p>
-        </w:tc>
-        <w:tc>
-          <w:p>
-            <w:pPr>
-              <w:pStyle w:val="Compact"/>
-              <w:jc w:val="left"/>
-            </w:pPr>
-            <w:r>
-              <w:t xml:space="preserve">0.995</w:t>
-            </w:r>
-          </w:p>
-        </w:tc>
-        <w:tc>
-          <w:p>
-            <w:pPr>
-              <w:pStyle w:val="Compact"/>
-              <w:jc w:val="left"/>
-            </w:pPr>
-            <w:r>
-              <w:t xml:space="preserve">0.744</w:t>
-            </w:r>
-          </w:p>
-        </w:tc>
-      </w:tr>
-      <w:tr>
-        <w:tc>
-          <w:p>
-            <w:pPr>
-              <w:pStyle w:val="Compact"/>
-              <w:jc w:val="left"/>
-            </w:pPr>
-            <w:r>
-              <w:t xml:space="preserve">(investigation, probe)</w:t>
-            </w:r>
-          </w:p>
-        </w:tc>
-        <w:tc>
-          <w:p>
-            <w:pPr>
-              <w:pStyle w:val="Compact"/>
-              <w:jc w:val="left"/>
-            </w:pPr>
-            <w:r>
-              <w:t xml:space="preserve">0.997</w:t>
-            </w:r>
-          </w:p>
-        </w:tc>
-        <w:tc>
-          <w:p>
-            <w:pPr>
-              <w:pStyle w:val="Compact"/>
-              <w:jc w:val="left"/>
-            </w:pPr>
-            <w:r>
-              <w:t xml:space="preserve">0.960</w:t>
-            </w:r>
-          </w:p>
-        </w:tc>
-      </w:tr>
-    </w:tbl>
-    <w:p>
-      <w:pPr>
-        <w:pStyle w:val="BodyText"/>
-      </w:pPr>
-      <w:r>
-        <w:rPr>
-          <w:bCs/>
-          <w:b/>
-        </w:rPr>
-        <w:t xml:space="preserve">t-SNE visualizations</w:t>
-      </w:r>
-      <w:r>
-        <w:t xml:space="preserve"> </w:t>
-      </w:r>
-      <w:r>
-        <w:t xml:space="preserve">saved as</w:t>
-      </w:r>
-      <w:r>
-        <w:t xml:space="preserve"> </w:t>
-      </w:r>
-      <w:r>
-        <w:rPr>
-          <w:rStyle w:val="VerbatimChar"/>
-        </w:rPr>
-        <w:t xml:space="preserve">word2vec_cbow_t_sne.png</w:t>
-      </w:r>
-      <w:r>
-        <w:t xml:space="preserve"> </w:t>
-      </w:r>
-      <w:r>
-        <w:t xml:space="preserve">and</w:t>
-      </w:r>
-      <w:r>
-        <w:t xml:space="preserve"> </w:t>
-      </w:r>
-      <w:r>
-        <w:rPr>
-          <w:rStyle w:val="VerbatimChar"/>
-        </w:rPr>
-        <w:t xml:space="preserve">word2vec_skip_gram_t_sne.png</w:t>
-      </w:r>
-      <w:r>
-        <w:t xml:space="preserve">.</w:t>
-      </w:r>
-    </w:p>
-    <w:p>
-      <w:pPr>
-        <w:pStyle w:val="BodyText"/>
-      </w:pPr>
-      <w:r>
-        <w:rPr>
-          <w:bCs/>
-          <w:b/>
-        </w:rPr>
-        <w:t xml:space="preserve">Feature comparison (classification F1):</w:t>
-      </w:r>
-    </w:p>
-    <w:tbl>
-      <w:tblPr>
-        <w:tblStyle w:val="Table"/>
-        <w:tblW w:type="pct" w:w="0.0"/>
-        <w:tblLook w:firstRow="1" w:lastRow="0" w:firstColumn="0" w:lastColumn="0" w:noHBand="0" w:noVBand="0" w:val="0020"/>
-      </w:tblPr>
-      <w:tblGrid/>
-      <w:tr>
-        <w:tc>
-          <w:p>
-            <w:pPr>
-              <w:pStyle w:val="Compact"/>
-              <w:jc w:val="left"/>
-            </w:pPr>
-            <w:r>
-              <w:t xml:space="preserve">Feature Set</w:t>
-            </w:r>
-          </w:p>
-        </w:tc>
-        <w:tc>
-          <w:p>
-            <w:pPr>
-              <w:pStyle w:val="Compact"/>
-              <w:jc w:val="left"/>
-            </w:pPr>
-            <w:r>
-              <w:t xml:space="preserve">Dimension</w:t>
-            </w:r>
-          </w:p>
-        </w:tc>
-        <w:tc>
-          <w:p>
-            <w:pPr>
-              <w:pStyle w:val="Compact"/>
-              <w:jc w:val="left"/>
-            </w:pPr>
-            <w:r>
-              <w:t xml:space="preserve">F1-Weighted</w:t>
-            </w:r>
-          </w:p>
-        </w:tc>
-      </w:tr>
-      <w:tr>
-        <w:tc>
-          <w:p>
-            <w:pPr>
-              <w:pStyle w:val="Compact"/>
-              <w:jc w:val="left"/>
-            </w:pPr>
-            <w:r>
-              <w:t xml:space="preserve">TF-IDF Only</w:t>
-            </w:r>
-          </w:p>
-        </w:tc>
-        <w:tc>
-          <w:p>
-            <w:pPr>
-              <w:pStyle w:val="Compact"/>
-              <w:jc w:val="left"/>
-            </w:pPr>
-            <w:r>
-              <w:t xml:space="preserve">10,000</w:t>
-            </w:r>
-          </w:p>
-        </w:tc>
-        <w:tc>
-          <w:p>
-            <w:pPr>
-              <w:pStyle w:val="Compact"/>
-              <w:jc w:val="left"/>
-            </w:pPr>
-            <w:r>
-              <w:t xml:space="preserve">0.6681</w:t>
-            </w:r>
-          </w:p>
-        </w:tc>
-      </w:tr>
-      <w:tr>
-        <w:tc>
-          <w:p>
-            <w:pPr>
-              <w:pStyle w:val="Compact"/>
-              <w:jc w:val="left"/>
-            </w:pPr>
-            <w:r>
-              <w:t xml:space="preserve">Word2Vec Only</w:t>
-            </w:r>
-          </w:p>
-        </w:tc>
-        <w:tc>
-          <w:p>
-            <w:pPr>
-              <w:pStyle w:val="Compact"/>
-              <w:jc w:val="left"/>
-            </w:pPr>
-            <w:r>
-              <w:t xml:space="preserve">200</w:t>
-            </w:r>
-          </w:p>
-        </w:tc>
-        <w:tc>
-          <w:p>
-            <w:pPr>
-              <w:pStyle w:val="Compact"/>
-              <w:jc w:val="left"/>
-            </w:pPr>
-            <w:r>
-              <w:t xml:space="preserve">0.6663</w:t>
-            </w:r>
-          </w:p>
-        </w:tc>
-      </w:tr>
-      <w:tr>
-        <w:tc>
-          <w:p>
-            <w:pPr>
-              <w:pStyle w:val="Compact"/>
-              <w:jc w:val="left"/>
-            </w:pPr>
-            <w:r>
-              <w:t xml:space="preserve">TF-IDF + Word2Vec</w:t>
-            </w:r>
-          </w:p>
-        </w:tc>
-        <w:tc>
-          <w:p>
-            <w:pPr>
-              <w:pStyle w:val="Compact"/>
-              <w:jc w:val="left"/>
-            </w:pPr>
-            <w:r>
-              <w:t xml:space="preserve">10,200</w:t>
-            </w:r>
-          </w:p>
-        </w:tc>
-        <w:tc>
-          <w:p>
-            <w:pPr>
-              <w:pStyle w:val="Compact"/>
-              <w:jc w:val="left"/>
-            </w:pPr>
-            <w:r>
-              <w:rPr>
-                <w:bCs/>
-                <w:b/>
-              </w:rPr>
-              <w:t xml:space="preserve">0.6926</w:t>
-            </w:r>
-          </w:p>
-        </w:tc>
-      </w:tr>
-    </w:tbl>
-    <w:p>
-      <w:pPr>
-        <w:pStyle w:val="BodyText"/>
-      </w:pPr>
-      <w:r>
-        <w:t xml:space="preserve">Concatenated features improve F1 by 2.5 percentage points, confirming complementary information.</w:t>
-      </w:r>
-    </w:p>
-    <w:p>
-      <w:r>
-        <w:pict>
-          <v:rect style="width:0;height:1.5pt" o:hralign="center" o:hrstd="t" o:hr="t"/>
-        </w:pict>
-      </w:r>
-    </w:p>
-    <w:bookmarkEnd w:id="37"/>
-    <w:bookmarkEnd w:id="38"/>
-    <w:bookmarkEnd w:id="39"/>
-    <w:bookmarkStart w:id="43" w:name="task-4-n-gram-language-models-10-marks"/>
-    <w:p>
-      <w:pPr>
-        <w:pStyle w:val="Heading2"/>
-      </w:pPr>
-      <w:r>
-        <w:t xml:space="preserve">5. Task 4 — N-Gram Language Models [10 Marks]</w:t>
-      </w:r>
-    </w:p>
-    <w:bookmarkStart w:id="40" w:name="language-models-fake-and-real-classes"/>
-    <w:p>
-      <w:pPr>
-        <w:pStyle w:val="Heading3"/>
-      </w:pPr>
-      <w:r>
-        <w:t xml:space="preserve">5.1 Language Models (Fake and Real classes)</w:t>
-      </w:r>
-    </w:p>
-    <w:tbl>
-      <w:tblPr>
-        <w:tblStyle w:val="Table"/>
-        <w:tblW w:type="pct" w:w="0.0"/>
-        <w:tblLook w:firstRow="1" w:lastRow="0" w:firstColumn="0" w:lastColumn="0" w:noHBand="0" w:noVBand="0" w:val="0020"/>
-      </w:tblPr>
-      <w:tblGrid/>
-      <w:tr>
-        <w:tc>
-          <w:p>
-            <w:pPr>
-              <w:pStyle w:val="Compact"/>
-              <w:jc w:val="left"/>
-            </w:pPr>
-            <w:r>
-              <w:t xml:space="preserve">Metric</w:t>
-            </w:r>
-          </w:p>
-        </w:tc>
-        <w:tc>
-          <w:p>
-            <w:pPr>
-              <w:pStyle w:val="Compact"/>
-              <w:jc w:val="left"/>
-            </w:pPr>
-            <w:r>
-              <w:t xml:space="preserve">Unigram</w:t>
-            </w:r>
-          </w:p>
-        </w:tc>
-        <w:tc>
-          <w:p>
-            <w:pPr>
-              <w:pStyle w:val="Compact"/>
-              <w:jc w:val="left"/>
-            </w:pPr>
-            <w:r>
-              <w:t xml:space="preserve">Bigram</w:t>
-            </w:r>
-          </w:p>
-        </w:tc>
-        <w:tc>
-          <w:p>
-            <w:pPr>
-              <w:pStyle w:val="Compact"/>
-              <w:jc w:val="left"/>
-            </w:pPr>
-            <w:r>
-              <w:t xml:space="preserve">Trigram</w:t>
-            </w:r>
-          </w:p>
-        </w:tc>
-      </w:tr>
-      <w:tr>
-        <w:tc>
-          <w:p>
-            <w:pPr>
-              <w:pStyle w:val="Compact"/>
-              <w:jc w:val="left"/>
-            </w:pPr>
-            <w:r>
-              <w:t xml:space="preserve">Real: Unique n-grams</w:t>
-            </w:r>
-          </w:p>
-        </w:tc>
-        <w:tc>
-          <w:p>
-            <w:pPr>
-              <w:pStyle w:val="Compact"/>
-              <w:jc w:val="left"/>
-            </w:pPr>
-            <w:r>
-              <w:t xml:space="preserve">7,760</w:t>
-            </w:r>
-          </w:p>
-        </w:tc>
-        <w:tc>
-          <w:p>
-            <w:pPr>
-              <w:pStyle w:val="Compact"/>
-              <w:jc w:val="left"/>
-            </w:pPr>
-            <w:r>
-              <w:t xml:space="preserve">30,583</w:t>
-            </w:r>
-          </w:p>
-        </w:tc>
-        <w:tc>
-          <w:p>
-            <w:pPr>
-              <w:pStyle w:val="Compact"/>
-              <w:jc w:val="left"/>
-            </w:pPr>
-            <w:r>
-              <w:t xml:space="preserve">37,539</w:t>
-            </w:r>
-          </w:p>
-        </w:tc>
-      </w:tr>
-      <w:tr>
-        <w:tc>
-          <w:p>
-            <w:pPr>
-              <w:pStyle w:val="Compact"/>
-              <w:jc w:val="left"/>
-            </w:pPr>
-            <w:r>
-              <w:t xml:space="preserve">Fake: Unique n-grams</w:t>
-            </w:r>
-          </w:p>
-        </w:tc>
-        <w:tc>
-          <w:p>
-            <w:pPr>
-              <w:pStyle w:val="Compact"/>
-              <w:jc w:val="left"/>
-            </w:pPr>
-            <w:r>
-              <w:t xml:space="preserve">6,790</w:t>
-            </w:r>
-          </w:p>
-        </w:tc>
-        <w:tc>
-          <w:p>
-            <w:pPr>
-              <w:pStyle w:val="Compact"/>
-              <w:jc w:val="left"/>
-            </w:pPr>
-            <w:r>
-              <w:t xml:space="preserve">27,890</w:t>
-            </w:r>
-          </w:p>
-        </w:tc>
-        <w:tc>
-          <w:p>
-            <w:pPr>
-              <w:pStyle w:val="Compact"/>
-              <w:jc w:val="left"/>
-            </w:pPr>
-            <w:r>
-              <w:t xml:space="preserve">34,773</w:t>
-            </w:r>
-          </w:p>
-        </w:tc>
-      </w:tr>
-    </w:tbl>
-    <w:p>
-      <w:pPr>
-        <w:pStyle w:val="BodyText"/>
-      </w:pPr>
-      <w:r>
-        <w:rPr>
-          <w:bCs/>
-          <w:b/>
-        </w:rPr>
-        <w:t xml:space="preserve">Top bigrams (Fake):</w:t>
-      </w:r>
-      <w:r>
-        <w:t xml:space="preserve"> </w:t>
-      </w:r>
-      <w:r>
-        <w:t xml:space="preserve">brad pitt, angelina jolie, jennifer aniston, selena gomez, kim kardashian — reflecting celebrity gossip fake news.</w:t>
-      </w:r>
-    </w:p>
-    <w:p>
-      <w:pPr>
-        <w:pStyle w:val="BodyText"/>
-      </w:pPr>
-      <w:r>
-        <w:rPr>
-          <w:bCs/>
-          <w:b/>
-        </w:rPr>
-        <w:t xml:space="preserve">Top bigrams (Real):</w:t>
-      </w:r>
-      <w:r>
-        <w:t xml:space="preserve"> </w:t>
-      </w:r>
-      <w:r>
-        <w:t xml:space="preserve">united state, health care, barack obama — reflecting political discourse.</w:t>
-      </w:r>
-    </w:p>
-    <w:bookmarkEnd w:id="40"/>
-    <w:bookmarkStart w:id="41" w:name="X57d7e7fa86399573e8cb4c60ad5a1ec789d1d91"/>
-    <w:p>
-      <w:pPr>
-        <w:pStyle w:val="Heading3"/>
-      </w:pPr>
-      <w:r>
-        <w:t xml:space="preserve">5.2 Classification Results (100 held-out samples)</w:t>
-      </w:r>
-    </w:p>
-    <w:tbl>
-      <w:tblPr>
-        <w:tblStyle w:val="Table"/>
-        <w:tblW w:type="pct" w:w="0.0"/>
-        <w:tblLook w:firstRow="1" w:lastRow="0" w:firstColumn="0" w:lastColumn="0" w:noHBand="0" w:noVBand="0" w:val="0020"/>
-      </w:tblPr>
-      <w:tblGrid/>
-      <w:tr>
-        <w:tc>
-          <w:p>
-            <w:pPr>
-              <w:pStyle w:val="Compact"/>
-              <w:jc w:val="left"/>
-            </w:pPr>
-            <w:r>
-              <w:t xml:space="preserve">N-gram</w:t>
-            </w:r>
-          </w:p>
-        </w:tc>
-        <w:tc>
-          <w:p>
-            <w:pPr>
-              <w:pStyle w:val="Compact"/>
-              <w:jc w:val="left"/>
-            </w:pPr>
-            <w:r>
-              <w:t xml:space="preserve">Accuracy</w:t>
-            </w:r>
-          </w:p>
-        </w:tc>
-        <w:tc>
-          <w:p>
-            <w:pPr>
-              <w:pStyle w:val="Compact"/>
-              <w:jc w:val="left"/>
-            </w:pPr>
-            <w:r>
-              <w:t xml:space="preserve">Precision</w:t>
-            </w:r>
-          </w:p>
-        </w:tc>
-        <w:tc>
-          <w:p>
-            <w:pPr>
-              <w:pStyle w:val="Compact"/>
-              <w:jc w:val="left"/>
-            </w:pPr>
-            <w:r>
-              <w:t xml:space="preserve">Recall</w:t>
-            </w:r>
-          </w:p>
-        </w:tc>
-        <w:tc>
-          <w:p>
-            <w:pPr>
-              <w:pStyle w:val="Compact"/>
-              <w:jc w:val="left"/>
-            </w:pPr>
-            <w:r>
-              <w:t xml:space="preserve">F1</w:t>
-            </w:r>
-          </w:p>
-        </w:tc>
-      </w:tr>
-      <w:tr>
-        <w:tc>
-          <w:p>
-            <w:pPr>
-              <w:pStyle w:val="Compact"/>
-              <w:jc w:val="left"/>
-            </w:pPr>
-            <w:r>
-              <w:t xml:space="preserve">Unigram</w:t>
-            </w:r>
-          </w:p>
-        </w:tc>
-        <w:tc>
-          <w:p>
-            <w:pPr>
-              <w:pStyle w:val="Compact"/>
-              <w:jc w:val="left"/>
-            </w:pPr>
-            <w:r>
-              <w:t xml:space="preserve">0.6400</w:t>
-            </w:r>
-          </w:p>
-        </w:tc>
-        <w:tc>
-          <w:p>
-            <w:pPr>
-              <w:pStyle w:val="Compact"/>
-              <w:jc w:val="left"/>
-            </w:pPr>
-            <w:r>
-              <w:t xml:space="preserve">0.6420</w:t>
-            </w:r>
-          </w:p>
-        </w:tc>
-        <w:tc>
-          <w:p>
-            <w:pPr>
-              <w:pStyle w:val="Compact"/>
-              <w:jc w:val="left"/>
-            </w:pPr>
-            <w:r>
-              <w:t xml:space="preserve">0.6400</w:t>
-            </w:r>
-          </w:p>
-        </w:tc>
-        <w:tc>
-          <w:p>
-            <w:pPr>
-              <w:pStyle w:val="Compact"/>
-              <w:jc w:val="left"/>
-            </w:pPr>
-            <w:r>
-              <w:t xml:space="preserve">0.6387</w:t>
-            </w:r>
-          </w:p>
-        </w:tc>
-      </w:tr>
-      <w:tr>
-        <w:tc>
-          <w:p>
-            <w:pPr>
-              <w:pStyle w:val="Compact"/>
-              <w:jc w:val="left"/>
-            </w:pPr>
-            <w:r>
-              <w:t xml:space="preserve">Bigram</w:t>
-            </w:r>
-          </w:p>
-        </w:tc>
-        <w:tc>
-          <w:p>
-            <w:pPr>
-              <w:pStyle w:val="Compact"/>
-              <w:jc w:val="left"/>
-            </w:pPr>
-            <w:r>
-              <w:t xml:space="preserve">0.5700</w:t>
-            </w:r>
-          </w:p>
-        </w:tc>
-        <w:tc>
-          <w:p>
-            <w:pPr>
-              <w:pStyle w:val="Compact"/>
-              <w:jc w:val="left"/>
-            </w:pPr>
-            <w:r>
-              <w:t xml:space="preserve">0.6137</w:t>
-            </w:r>
-          </w:p>
-        </w:tc>
-        <w:tc>
-          <w:p>
-            <w:pPr>
-              <w:pStyle w:val="Compact"/>
-              <w:jc w:val="left"/>
-            </w:pPr>
-            <w:r>
-              <w:t xml:space="preserve">0.5700</w:t>
-            </w:r>
-          </w:p>
-        </w:tc>
-        <w:tc>
-          <w:p>
-            <w:pPr>
-              <w:pStyle w:val="Compact"/>
-              <w:jc w:val="left"/>
-            </w:pPr>
-            <w:r>
-              <w:t xml:space="preserve">0.5243</w:t>
-            </w:r>
-          </w:p>
-        </w:tc>
-      </w:tr>
-      <w:tr>
-        <w:tc>
-          <w:p>
-            <w:pPr>
-              <w:pStyle w:val="Compact"/>
-              <w:jc w:val="left"/>
-            </w:pPr>
-            <w:r>
-              <w:t xml:space="preserve">Trigram</w:t>
-            </w:r>
-          </w:p>
-        </w:tc>
-        <w:tc>
-          <w:p>
-            <w:pPr>
-              <w:pStyle w:val="Compact"/>
-              <w:jc w:val="left"/>
-            </w:pPr>
-            <w:r>
-              <w:t xml:space="preserve">0.5700</w:t>
-            </w:r>
-          </w:p>
-        </w:tc>
-        <w:tc>
-          <w:p>
-            <w:pPr>
-              <w:pStyle w:val="Compact"/>
-              <w:jc w:val="left"/>
-            </w:pPr>
-            <w:r>
-              <w:t xml:space="preserve">0.5707</w:t>
-            </w:r>
-          </w:p>
-        </w:tc>
-        <w:tc>
-          <w:p>
-            <w:pPr>
-              <w:pStyle w:val="Compact"/>
-              <w:jc w:val="left"/>
-            </w:pPr>
-            <w:r>
-              <w:t xml:space="preserve">0.5700</w:t>
-            </w:r>
-          </w:p>
-        </w:tc>
-        <w:tc>
-          <w:p>
-            <w:pPr>
-              <w:pStyle w:val="Compact"/>
-              <w:jc w:val="left"/>
-            </w:pPr>
-            <w:r>
-              <w:t xml:space="preserve">0.5689</w:t>
-            </w:r>
-          </w:p>
-        </w:tc>
-      </w:tr>
-    </w:tbl>
-    <w:p>
-      <w:pPr>
-        <w:pStyle w:val="BodyText"/>
-      </w:pPr>
-      <w:r>
-        <w:t xml:space="preserve">Unigrams perform best due to data sparsity in higher-order n-grams.</w:t>
-      </w:r>
-    </w:p>
-    <w:bookmarkEnd w:id="41"/>
-    <w:bookmarkStart w:id="42" w:name="kneser-ney-vs.-laplace-justification"/>
-    <w:p>
-      <w:pPr>
-        <w:pStyle w:val="Heading3"/>
-      </w:pPr>
-      <w:r>
-        <w:t xml:space="preserve">5.3 Kneser-Ney vs. Laplace Justification</w:t>
-      </w:r>
-    </w:p>
-    <w:p>
-      <w:pPr>
-        <w:pStyle w:val="FirstParagraph"/>
-      </w:pPr>
-      <w:r>
-        <w:t xml:space="preserve">Kneser-Ney smoothing is superior because: (1) Laplace steals too much probability mass from observed n-grams; (2) KN uses continuation counts — linguistically motivated probability estimates; (3) KN subtracts a fixed discount (d=0.75) rather than adding uniformly; (4) Chen &amp; Goodman (1999) demonstrated KN consistently achieves lower perplexity across multiple corpora.</w:t>
-      </w:r>
-    </w:p>
-    <w:p>
-      <w:r>
-        <w:pict>
-          <v:rect style="width:0;height:1.5pt" o:hralign="center" o:hrstd="t" o:hr="t"/>
-        </w:pict>
-      </w:r>
-    </w:p>
-    <w:bookmarkEnd w:id="42"/>
-    <w:bookmarkEnd w:id="43"/>
-    <w:bookmarkStart w:id="47" w:name="task-5-machine-learning-models-25-marks"/>
-    <w:p>
-      <w:pPr>
-        <w:pStyle w:val="Heading2"/>
-      </w:pPr>
-      <w:r>
-        <w:t xml:space="preserve">6. Task 5 — Machine Learning Models [25 Marks]</w:t>
-      </w:r>
-    </w:p>
-    <w:bookmarkStart w:id="44" w:name="naive-bayes-from-scratch-8-marks"/>
-    <w:p>
-      <w:pPr>
-        <w:pStyle w:val="Heading3"/>
-      </w:pPr>
-      <w:r>
-        <w:t xml:space="preserve">6.1 Naive Bayes — From Scratch [8 Marks]</w:t>
-      </w:r>
-    </w:p>
-    <w:p>
-      <w:pPr>
-        <w:pStyle w:val="FirstParagraph"/>
-      </w:pPr>
-      <w:r>
-        <w:t xml:space="preserve">Implemented Multinomial Naive Bayes from scratch (no sklearn). Features: configurable Laplace smoothing, BoW and TF-IDF inputs, log-space computation, class probability output.</w:t>
-      </w:r>
-    </w:p>
-    <w:p>
-      <w:pPr>
-        <w:pStyle w:val="BodyText"/>
-      </w:pPr>
-      <w:r>
-        <w:rPr>
-          <w:bCs/>
-          <w:b/>
-        </w:rPr>
-        <w:t xml:space="preserve">Results (80/20 split):</w:t>
-      </w:r>
-    </w:p>
-    <w:tbl>
-      <w:tblPr>
-        <w:tblStyle w:val="Table"/>
-        <w:tblW w:type="pct" w:w="0.0"/>
-        <w:tblLook w:firstRow="1" w:lastRow="0" w:firstColumn="0" w:lastColumn="0" w:noHBand="0" w:noVBand="0" w:val="0020"/>
-      </w:tblPr>
-      <w:tblGrid/>
-      <w:tr>
-        <w:tc>
-          <w:p>
-            <w:pPr>
-              <w:pStyle w:val="Compact"/>
-              <w:jc w:val="left"/>
-            </w:pPr>
-            <w:r>
-              <w:t xml:space="preserve">Feature</w:t>
-            </w:r>
-          </w:p>
-        </w:tc>
-        <w:tc>
-          <w:p>
-            <w:pPr>
-              <w:pStyle w:val="Compact"/>
-              <w:jc w:val="left"/>
-            </w:pPr>
-            <w:r>
-              <w:t xml:space="preserve">F1 (weighted)</w:t>
-            </w:r>
-          </w:p>
-        </w:tc>
-      </w:tr>
-      <w:tr>
-        <w:tc>
-          <w:p>
-            <w:pPr>
-              <w:pStyle w:val="Compact"/>
-              <w:jc w:val="left"/>
-            </w:pPr>
-            <w:r>
-              <w:t xml:space="preserve">BoW</w:t>
-            </w:r>
-          </w:p>
-        </w:tc>
-        <w:tc>
-          <w:p>
-            <w:pPr>
-              <w:pStyle w:val="Compact"/>
-              <w:jc w:val="left"/>
-            </w:pPr>
-            <w:r>
-              <w:rPr>
-                <w:bCs/>
-                <w:b/>
-              </w:rPr>
-              <w:t xml:space="preserve">0.6669</w:t>
-            </w:r>
-          </w:p>
-        </w:tc>
-      </w:tr>
-      <w:tr>
-        <w:tc>
-          <w:p>
-            <w:pPr>
-              <w:pStyle w:val="Compact"/>
-              <w:jc w:val="left"/>
-            </w:pPr>
-            <w:r>
-              <w:t xml:space="preserve">TF-IDF</w:t>
-            </w:r>
-          </w:p>
-        </w:tc>
-        <w:tc>
-          <w:p>
-            <w:pPr>
-              <w:pStyle w:val="Compact"/>
-              <w:jc w:val="left"/>
-            </w:pPr>
-            <w:r>
-              <w:t xml:space="preserve">0.6525</w:t>
-            </w:r>
-          </w:p>
-        </w:tc>
-      </w:tr>
-    </w:tbl>
-    <w:p>
-      <w:pPr>
-        <w:pStyle w:val="BodyText"/>
-      </w:pPr>
-      <w:r>
-        <w:rPr>
-          <w:bCs/>
-          <w:b/>
-        </w:rPr>
-        <w:t xml:space="preserve">Classification report (BoW):</w:t>
-      </w:r>
-    </w:p>
-    <w:tbl>
-      <w:tblPr>
-        <w:tblStyle w:val="Table"/>
-        <w:tblW w:type="pct" w:w="0.0"/>
-        <w:tblLook w:firstRow="1" w:lastRow="0" w:firstColumn="0" w:lastColumn="0" w:noHBand="0" w:noVBand="0" w:val="0020"/>
-      </w:tblPr>
-      <w:tblGrid/>
-      <w:tr>
-        <w:tc>
-          <w:p>
-            <w:pPr>
-              <w:pStyle w:val="Compact"/>
-              <w:jc w:val="left"/>
-            </w:pPr>
-            <w:r>
-              <w:t xml:space="preserve">Class</w:t>
-            </w:r>
-          </w:p>
-        </w:tc>
-        <w:tc>
-          <w:p>
-            <w:pPr>
-              <w:pStyle w:val="Compact"/>
-              <w:jc w:val="left"/>
-            </w:pPr>
-            <w:r>
-              <w:t xml:space="preserve">Precision</w:t>
-            </w:r>
-          </w:p>
-        </w:tc>
-        <w:tc>
-          <w:p>
-            <w:pPr>
-              <w:pStyle w:val="Compact"/>
-              <w:jc w:val="left"/>
-            </w:pPr>
-            <w:r>
-              <w:t xml:space="preserve">Recall</w:t>
-            </w:r>
-          </w:p>
-        </w:tc>
-        <w:tc>
-          <w:p>
-            <w:pPr>
-              <w:pStyle w:val="Compact"/>
-              <w:jc w:val="left"/>
-            </w:pPr>
-            <w:r>
-              <w:t xml:space="preserve">F1</w:t>
-            </w:r>
-          </w:p>
-        </w:tc>
-      </w:tr>
-      <w:tr>
-        <w:tc>
-          <w:p>
-            <w:pPr>
-              <w:pStyle w:val="Compact"/>
-              <w:jc w:val="left"/>
-            </w:pPr>
-            <w:r>
-              <w:t xml:space="preserve">Fake</w:t>
-            </w:r>
-          </w:p>
-        </w:tc>
-        <w:tc>
-          <w:p>
-            <w:pPr>
-              <w:pStyle w:val="Compact"/>
-              <w:jc w:val="left"/>
-            </w:pPr>
-            <w:r>
-              <w:t xml:space="preserve">0.62</w:t>
-            </w:r>
-          </w:p>
-        </w:tc>
-        <w:tc>
-          <w:p>
-            <w:pPr>
-              <w:pStyle w:val="Compact"/>
-              <w:jc w:val="left"/>
-            </w:pPr>
-            <w:r>
-              <w:t xml:space="preserve">0.63</w:t>
-            </w:r>
-          </w:p>
-        </w:tc>
-        <w:tc>
-          <w:p>
-            <w:pPr>
-              <w:pStyle w:val="Compact"/>
-              <w:jc w:val="left"/>
-            </w:pPr>
-            <w:r>
-              <w:t xml:space="preserve">0.63</w:t>
-            </w:r>
-          </w:p>
-        </w:tc>
-      </w:tr>
-      <w:tr>
-        <w:tc>
-          <w:p>
-            <w:pPr>
-              <w:pStyle w:val="Compact"/>
-              <w:jc w:val="left"/>
-            </w:pPr>
-            <w:r>
-              <w:t xml:space="preserve">Real</w:t>
-            </w:r>
-          </w:p>
-        </w:tc>
-        <w:tc>
-          <w:p>
-            <w:pPr>
-              <w:pStyle w:val="Compact"/>
-              <w:jc w:val="left"/>
-            </w:pPr>
-            <w:r>
-              <w:t xml:space="preserve">0.61</w:t>
-            </w:r>
-          </w:p>
-        </w:tc>
-        <w:tc>
-          <w:p>
-            <w:pPr>
-              <w:pStyle w:val="Compact"/>
-              <w:jc w:val="left"/>
-            </w:pPr>
-            <w:r>
-              <w:t xml:space="preserve">0.61</w:t>
-            </w:r>
-          </w:p>
-        </w:tc>
-        <w:tc>
-          <w:p>
-            <w:pPr>
-              <w:pStyle w:val="Compact"/>
-              <w:jc w:val="left"/>
-            </w:pPr>
-            <w:r>
-              <w:t xml:space="preserve">0.61</w:t>
-            </w:r>
-          </w:p>
-        </w:tc>
-      </w:tr>
-      <w:tr>
-        <w:tc>
-          <w:p>
-            <w:pPr>
-              <w:pStyle w:val="Compact"/>
-              <w:jc w:val="left"/>
-            </w:pPr>
-            <w:r>
-              <w:t xml:space="preserve">Satire</w:t>
-            </w:r>
-          </w:p>
-        </w:tc>
-        <w:tc>
-          <w:p>
-            <w:pPr>
-              <w:pStyle w:val="Compact"/>
-              <w:jc w:val="left"/>
-            </w:pPr>
-            <w:r>
-              <w:t xml:space="preserve">0.79</w:t>
-            </w:r>
-          </w:p>
-        </w:tc>
-        <w:tc>
-          <w:p>
-            <w:pPr>
-              <w:pStyle w:val="Compact"/>
-              <w:jc w:val="left"/>
-            </w:pPr>
-            <w:r>
-              <w:t xml:space="preserve">0.78</w:t>
-            </w:r>
-          </w:p>
-        </w:tc>
-        <w:tc>
-          <w:p>
-            <w:pPr>
-              <w:pStyle w:val="Compact"/>
-              <w:jc w:val="left"/>
-            </w:pPr>
-            <w:r>
-              <w:t xml:space="preserve">0.78</w:t>
-            </w:r>
-          </w:p>
-        </w:tc>
-      </w:tr>
-    </w:tbl>
-    <w:p>
-      <w:pPr>
-        <w:pStyle w:val="BodyText"/>
-      </w:pPr>
-      <w:r>
-        <w:rPr>
-          <w:bCs/>
-          <w:b/>
-        </w:rPr>
-        <w:t xml:space="preserve">Misclassification analysis (30 samples):</w:t>
-      </w:r>
-      <w:r>
-        <w:t xml:space="preserve"> </w:t>
-      </w:r>
-      <w:r>
-        <w:t xml:space="preserve">TOPIC_OVERLAP: 77%, SHORT_TEXT: 23%. Most errors occur when Fake/Real articles share celebrity or political topics, making lexical features insufficient for discrimination.</w:t>
-      </w:r>
-    </w:p>
-    <w:p>
-      <w:pPr>
-        <w:pStyle w:val="BodyText"/>
-      </w:pPr>
-      <w:r>
-        <w:rPr>
-          <w:bCs/>
-          <w:b/>
-        </w:rPr>
-        <w:t xml:space="preserve">Alpha sensitivity analysis:</w:t>
-      </w:r>
-    </w:p>
-    <w:tbl>
-      <w:tblPr>
-        <w:tblStyle w:val="Table"/>
-        <w:tblW w:type="pct" w:w="0.0"/>
-        <w:tblLook w:firstRow="1" w:lastRow="0" w:firstColumn="0" w:lastColumn="0" w:noHBand="0" w:noVBand="0" w:val="0020"/>
-      </w:tblPr>
-      <w:tblGrid/>
-      <w:tr>
-        <w:tc>
-          <w:p>
-            <w:pPr>
-              <w:pStyle w:val="Compact"/>
-              <w:jc w:val="left"/>
-            </w:pPr>
-            <w:r>
-              <w:t xml:space="preserve">Alpha</w:t>
-            </w:r>
-          </w:p>
-        </w:tc>
-        <w:tc>
-          <w:p>
-            <w:pPr>
-              <w:pStyle w:val="Compact"/>
-              <w:jc w:val="left"/>
-            </w:pPr>
-            <w:r>
-              <w:t xml:space="preserve">Accuracy</w:t>
-            </w:r>
-          </w:p>
-        </w:tc>
-        <w:tc>
-          <w:p>
-            <w:pPr>
-              <w:pStyle w:val="Compact"/>
-              <w:jc w:val="left"/>
-            </w:pPr>
-            <w:r>
-              <w:t xml:space="preserve">F1</w:t>
-            </w:r>
-          </w:p>
-        </w:tc>
-      </w:tr>
-      <w:tr>
-        <w:tc>
-          <w:p>
-            <w:pPr>
-              <w:pStyle w:val="Compact"/>
-              <w:jc w:val="left"/>
-            </w:pPr>
-            <w:r>
-              <w:t xml:space="preserve">0.01</w:t>
-            </w:r>
-          </w:p>
-        </w:tc>
-        <w:tc>
-          <w:p>
-            <w:pPr>
-              <w:pStyle w:val="Compact"/>
-              <w:jc w:val="left"/>
-            </w:pPr>
-            <w:r>
-              <w:t xml:space="preserve">0.6417</w:t>
-            </w:r>
-          </w:p>
-        </w:tc>
-        <w:tc>
-          <w:p>
-            <w:pPr>
-              <w:pStyle w:val="Compact"/>
-              <w:jc w:val="left"/>
-            </w:pPr>
-            <w:r>
-              <w:t xml:space="preserve">0.6429</w:t>
-            </w:r>
-          </w:p>
-        </w:tc>
-      </w:tr>
-      <w:tr>
-        <w:tc>
-          <w:p>
-            <w:pPr>
-              <w:pStyle w:val="Compact"/>
-              <w:jc w:val="left"/>
-            </w:pPr>
-            <w:r>
-              <w:t xml:space="preserve">0.10</w:t>
-            </w:r>
-          </w:p>
-        </w:tc>
-        <w:tc>
-          <w:p>
-            <w:pPr>
-              <w:pStyle w:val="Compact"/>
-              <w:jc w:val="left"/>
-            </w:pPr>
-            <w:r>
-              <w:t xml:space="preserve">0.6594</w:t>
-            </w:r>
-          </w:p>
-        </w:tc>
-        <w:tc>
-          <w:p>
-            <w:pPr>
-              <w:pStyle w:val="Compact"/>
-              <w:jc w:val="left"/>
-            </w:pPr>
-            <w:r>
-              <w:t xml:space="preserve">0.6593</w:t>
-            </w:r>
-          </w:p>
-        </w:tc>
-      </w:tr>
-      <w:tr>
-        <w:tc>
-          <w:p>
-            <w:pPr>
-              <w:pStyle w:val="Compact"/>
-              <w:jc w:val="left"/>
-            </w:pPr>
-            <w:r>
-              <w:rPr>
-                <w:bCs/>
-                <w:b/>
-              </w:rPr>
-              <w:t xml:space="preserve">0.50</w:t>
-            </w:r>
-          </w:p>
-        </w:tc>
-        <w:tc>
-          <w:p>
-            <w:pPr>
-              <w:pStyle w:val="Compact"/>
-              <w:jc w:val="left"/>
-            </w:pPr>
-            <w:r>
-              <w:rPr>
-                <w:bCs/>
-                <w:b/>
-              </w:rPr>
-              <w:t xml:space="preserve">0.6675</w:t>
-            </w:r>
-          </w:p>
-        </w:tc>
-        <w:tc>
-          <w:p>
-            <w:pPr>
-              <w:pStyle w:val="Compact"/>
-              <w:jc w:val="left"/>
-            </w:pPr>
-            <w:r>
-              <w:rPr>
-                <w:bCs/>
-                <w:b/>
-              </w:rPr>
-              <w:t xml:space="preserve">0.6671</w:t>
-            </w:r>
-          </w:p>
-        </w:tc>
-      </w:tr>
-      <w:tr>
-        <w:tc>
-          <w:p>
-            <w:pPr>
-              <w:pStyle w:val="Compact"/>
-              <w:jc w:val="left"/>
-            </w:pPr>
-            <w:r>
-              <w:t xml:space="preserve">1.00</w:t>
-            </w:r>
-          </w:p>
-        </w:tc>
-        <w:tc>
-          <w:p>
-            <w:pPr>
-              <w:pStyle w:val="Compact"/>
-              <w:jc w:val="left"/>
-            </w:pPr>
-            <w:r>
-              <w:t xml:space="preserve">0.6665</w:t>
-            </w:r>
-          </w:p>
-        </w:tc>
-        <w:tc>
-          <w:p>
-            <w:pPr>
-              <w:pStyle w:val="Compact"/>
-              <w:jc w:val="left"/>
-            </w:pPr>
-            <w:r>
-              <w:t xml:space="preserve">0.6669</w:t>
-            </w:r>
-          </w:p>
-        </w:tc>
-      </w:tr>
-      <w:tr>
-        <w:tc>
-          <w:p>
-            <w:pPr>
-              <w:pStyle w:val="Compact"/>
-              <w:jc w:val="left"/>
-            </w:pPr>
-            <w:r>
-              <w:t xml:space="preserve">2.00</w:t>
-            </w:r>
-          </w:p>
-        </w:tc>
-        <w:tc>
-          <w:p>
-            <w:pPr>
-              <w:pStyle w:val="Compact"/>
-              <w:jc w:val="left"/>
-            </w:pPr>
-            <w:r>
-              <w:t xml:space="preserve">0.6635</w:t>
-            </w:r>
-          </w:p>
-        </w:tc>
-        <w:tc>
-          <w:p>
-            <w:pPr>
-              <w:pStyle w:val="Compact"/>
-              <w:jc w:val="left"/>
-            </w:pPr>
-            <w:r>
-              <w:t xml:space="preserve">0.6653</w:t>
-            </w:r>
-          </w:p>
-        </w:tc>
-      </w:tr>
-      <w:tr>
-        <w:tc>
-          <w:p>
-            <w:pPr>
-              <w:pStyle w:val="Compact"/>
-              <w:jc w:val="left"/>
-            </w:pPr>
-            <w:r>
-              <w:t xml:space="preserve">5.00</w:t>
-            </w:r>
-          </w:p>
-        </w:tc>
-        <w:tc>
-          <w:p>
-            <w:pPr>
-              <w:pStyle w:val="Compact"/>
-              <w:jc w:val="left"/>
-            </w:pPr>
-            <w:r>
-              <w:t xml:space="preserve">0.6448</w:t>
-            </w:r>
-          </w:p>
-        </w:tc>
-        <w:tc>
-          <w:p>
-            <w:pPr>
-              <w:pStyle w:val="Compact"/>
-              <w:jc w:val="left"/>
-            </w:pPr>
-            <w:r>
-              <w:t xml:space="preserve">0.6478</w:t>
-            </w:r>
-          </w:p>
-        </w:tc>
-      </w:tr>
-    </w:tbl>
-    <w:p>
-      <w:pPr>
-        <w:pStyle w:val="BodyText"/>
-      </w:pPr>
-      <w:r>
-        <w:t xml:space="preserve">Optimal alpha = 0.5, balancing underfitting (low alpha) and over-smoothing (high alpha).</w:t>
-      </w:r>
-    </w:p>
-    <w:bookmarkEnd w:id="44"/>
-    <w:bookmarkStart w:id="45" w:name="logistic-regression-9-marks"/>
-    <w:p>
-      <w:pPr>
-        <w:pStyle w:val="Heading3"/>
-      </w:pPr>
-      <w:r>
-        <w:t xml:space="preserve">6.2 Logistic Regression [9 Marks]</w:t>
-      </w:r>
-    </w:p>
-    <w:p>
-      <w:pPr>
-        <w:pStyle w:val="FirstParagraph"/>
-      </w:pPr>
-      <w:r>
-        <w:rPr>
-          <w:bCs/>
-          <w:b/>
-        </w:rPr>
-        <w:t xml:space="preserve">Three regularization variants (C=1.0, TF-IDF features):</w:t>
-      </w:r>
-    </w:p>
-    <w:tbl>
-      <w:tblPr>
-        <w:tblStyle w:val="Table"/>
-        <w:tblW w:type="pct" w:w="0.0"/>
-        <w:tblLook w:firstRow="1" w:lastRow="0" w:firstColumn="0" w:lastColumn="0" w:noHBand="0" w:noVBand="0" w:val="0020"/>
-      </w:tblPr>
-      <w:tblGrid/>
-      <w:tr>
-        <w:tc>
-          <w:p>
-            <w:pPr>
-              <w:pStyle w:val="Compact"/>
-              <w:jc w:val="left"/>
-            </w:pPr>
-            <w:r>
-              <w:t xml:space="preserve">Variant</w:t>
-            </w:r>
-          </w:p>
-        </w:tc>
-        <w:tc>
-          <w:p>
-            <w:pPr>
-              <w:pStyle w:val="Compact"/>
-              <w:jc w:val="left"/>
-            </w:pPr>
-            <w:r>
-              <w:t xml:space="preserve">Accuracy</w:t>
-            </w:r>
-          </w:p>
-        </w:tc>
-        <w:tc>
-          <w:p>
-            <w:pPr>
-              <w:pStyle w:val="Compact"/>
-              <w:jc w:val="left"/>
-            </w:pPr>
-            <w:r>
-              <w:t xml:space="preserve">F1 (weighted)</w:t>
-            </w:r>
-          </w:p>
-        </w:tc>
-      </w:tr>
-      <w:tr>
-        <w:tc>
-          <w:p>
-            <w:pPr>
-              <w:pStyle w:val="Compact"/>
-              <w:jc w:val="left"/>
-            </w:pPr>
-            <w:r>
-              <w:t xml:space="preserve">L1 (Lasso)</w:t>
-            </w:r>
-          </w:p>
-        </w:tc>
-        <w:tc>
-          <w:p>
-            <w:pPr>
-              <w:pStyle w:val="Compact"/>
-              <w:jc w:val="left"/>
-            </w:pPr>
-            <w:r>
-              <w:t xml:space="preserve">0.6311</w:t>
-            </w:r>
-          </w:p>
-        </w:tc>
-        <w:tc>
-          <w:p>
-            <w:pPr>
-              <w:pStyle w:val="Compact"/>
-              <w:jc w:val="left"/>
-            </w:pPr>
-            <w:r>
-              <w:t xml:space="preserve">0.6260</w:t>
-            </w:r>
-          </w:p>
-        </w:tc>
-      </w:tr>
-      <w:tr>
-        <w:tc>
-          <w:p>
-            <w:pPr>
-              <w:pStyle w:val="Compact"/>
-              <w:jc w:val="left"/>
-            </w:pPr>
-            <w:r>
-              <w:rPr>
-                <w:bCs/>
-                <w:b/>
-              </w:rPr>
-              <w:t xml:space="preserve">L2 (Ridge)</w:t>
-            </w:r>
-          </w:p>
-        </w:tc>
-        <w:tc>
-          <w:p>
-            <w:pPr>
-              <w:pStyle w:val="Compact"/>
-              <w:jc w:val="left"/>
-            </w:pPr>
-            <w:r>
-              <w:rPr>
-                <w:bCs/>
-                <w:b/>
-              </w:rPr>
-              <w:t xml:space="preserve">0.6710</w:t>
-            </w:r>
-          </w:p>
-        </w:tc>
-        <w:tc>
-          <w:p>
-            <w:pPr>
-              <w:pStyle w:val="Compact"/>
-              <w:jc w:val="left"/>
-            </w:pPr>
-            <w:r>
-              <w:rPr>
-                <w:bCs/>
-                <w:b/>
-              </w:rPr>
-              <w:t xml:space="preserve">0.6681</w:t>
-            </w:r>
-          </w:p>
-        </w:tc>
-      </w:tr>
-      <w:tr>
-        <w:tc>
-          <w:p>
-            <w:pPr>
-              <w:pStyle w:val="Compact"/>
-              <w:jc w:val="left"/>
-            </w:pPr>
-            <w:r>
-              <w:t xml:space="preserve">ElasticNet</w:t>
-            </w:r>
-          </w:p>
-        </w:tc>
-        <w:tc>
-          <w:p>
-            <w:pPr>
-              <w:pStyle w:val="Compact"/>
-              <w:jc w:val="left"/>
-            </w:pPr>
-            <w:r>
-              <w:t xml:space="preserve">0.6478</w:t>
-            </w:r>
-          </w:p>
-        </w:tc>
-        <w:tc>
-          <w:p>
-            <w:pPr>
-              <w:pStyle w:val="Compact"/>
-              <w:jc w:val="left"/>
-            </w:pPr>
-            <w:r>
-              <w:t xml:space="preserve">0.6434</w:t>
-            </w:r>
-          </w:p>
-        </w:tc>
-      </w:tr>
-    </w:tbl>
-    <w:p>
-      <w:pPr>
-        <w:pStyle w:val="BodyText"/>
-      </w:pPr>
-      <w:r>
-        <w:t xml:space="preserve">L2 performs best — retains all features with distributed weights rather than aggressive sparsification.</w:t>
-      </w:r>
-    </w:p>
-    <w:p>
-      <w:pPr>
-        <w:pStyle w:val="BodyText"/>
-      </w:pPr>
-      <w:r>
-        <w:rPr>
-          <w:bCs/>
-          <w:b/>
-        </w:rPr>
-        <w:t xml:space="preserve">Top weighted features (L2, Fake class):</w:t>
-      </w:r>
-      <w:r>
-        <w:t xml:space="preserve"> </w:t>
-      </w:r>
-      <w:r>
-        <w:t xml:space="preserve">jenner (+2.48), say (+2.35), brad (+2.21), pitt (+2.20), kardashian (+2.05)</w:t>
-      </w:r>
-    </w:p>
-    <w:p>
-      <w:pPr>
-        <w:pStyle w:val="BodyText"/>
-      </w:pPr>
-      <w:r>
-        <w:rPr>
-          <w:bCs/>
-          <w:b/>
-        </w:rPr>
-        <w:t xml:space="preserve">ROC curves</w:t>
-      </w:r>
-      <w:r>
-        <w:t xml:space="preserve"> </w:t>
-      </w:r>
-      <w:r>
-        <w:t xml:space="preserve">plotted for all three variants with per-class AUC in</w:t>
-      </w:r>
-      <w:r>
-        <w:t xml:space="preserve"> </w:t>
-      </w:r>
-      <w:r>
-        <w:rPr>
-          <w:rStyle w:val="VerbatimChar"/>
-        </w:rPr>
-        <w:t xml:space="preserve">lr_roc_curves.png</w:t>
-      </w:r>
-      <w:r>
-        <w:t xml:space="preserve">.</w:t>
-      </w:r>
-    </w:p>
-    <w:p>
-      <w:pPr>
-        <w:pStyle w:val="BodyText"/>
-      </w:pPr>
-      <w:r>
-        <w:rPr>
-          <w:bCs/>
-          <w:b/>
-        </w:rPr>
-        <w:t xml:space="preserve">Why LR handles correlated features better than NB (250 words):</w:t>
-      </w:r>
-    </w:p>
-    <w:p>
-      <w:pPr>
-        <w:pStyle w:val="BodyText"/>
-      </w:pPr>
-      <w:r>
-        <w:t xml:space="preserve">Naive Bayes assumes conditional independence: P(x₁, x₂ | y) = P(x₁ | y) × P(x₂ | y). When features are correlated (e.g.,</w:t>
-      </w:r>
-      <w:r>
-        <w:t xml:space="preserve"> </w:t>
-      </w:r>
-      <w:r>
-        <w:t xml:space="preserve">“</w:t>
-      </w:r>
-      <w:r>
-        <w:t xml:space="preserve">breaking</w:t>
-      </w:r>
-      <w:r>
-        <w:t xml:space="preserve">”</w:t>
-      </w:r>
-      <w:r>
-        <w:t xml:space="preserve"> </w:t>
-      </w:r>
-      <w:r>
-        <w:t xml:space="preserve">and</w:t>
-      </w:r>
-      <w:r>
-        <w:t xml:space="preserve"> </w:t>
-      </w:r>
-      <w:r>
-        <w:t xml:space="preserve">“</w:t>
-      </w:r>
-      <w:r>
-        <w:t xml:space="preserve">news</w:t>
-      </w:r>
-      <w:r>
-        <w:t xml:space="preserve">”</w:t>
-      </w:r>
-      <w:r>
-        <w:t xml:space="preserve"> </w:t>
-      </w:r>
-      <w:r>
-        <w:t xml:space="preserve">co-occur frequently), NB effectively double-counts their combined evidence, producing overconfident predictions. This independence violation causes poorly calibrated probabilities (Domingos &amp; Pazzani, 1997).</w:t>
-      </w:r>
-    </w:p>
-    <w:p>
-      <w:pPr>
-        <w:pStyle w:val="BodyText"/>
-      </w:pPr>
-      <w:r>
-        <w:t xml:space="preserve">Logistic Regression learns a weight vector w where P(y|x) = σ(wᵀx). During optimization, LR jointly adjusts all feature weights — when features are correlated, gradient descent distributes predictive signal between them, preventing double-counting. L2 regularization further addresses multicollinearity by adding λ||w||² to the loss. For correlated features, L2 distributes weight equally; L1 drives redundant weights to zero. In misinformation detection, TF-IDF features exhibit significant correlation (</w:t>
-      </w:r>
-      <w:r>
-        <w:t xml:space="preserve">“</w:t>
-      </w:r>
-      <w:r>
-        <w:t xml:space="preserve">breaking news</w:t>
-      </w:r>
-      <w:r>
-        <w:t xml:space="preserve">”</w:t>
-      </w:r>
-      <w:r>
-        <w:t xml:space="preserve">,</w:t>
-      </w:r>
-      <w:r>
-        <w:t xml:space="preserve"> </w:t>
-      </w:r>
-      <w:r>
-        <w:t xml:space="preserve">“</w:t>
-      </w:r>
-      <w:r>
-        <w:t xml:space="preserve">unnamed sources</w:t>
-      </w:r>
-      <w:r>
-        <w:t xml:space="preserve">”</w:t>
-      </w:r>
-      <w:r>
-        <w:t xml:space="preserve">), and LR’s discriminative training — directly modeling P(y|x) rather than P(x|y) — yields better decision boundaries when independence is violated (Ng &amp; Jordan, 2002).</w:t>
-      </w:r>
-    </w:p>
-    <w:bookmarkEnd w:id="45"/>
-    <w:bookmarkStart w:id="46" w:name="polynomial-features-lr-8-marks"/>
-    <w:p>
-      <w:pPr>
-        <w:pStyle w:val="Heading3"/>
-      </w:pPr>
-      <w:r>
-        <w:t xml:space="preserve">6.3 Polynomial Features + LR [8 Marks]</w:t>
-      </w:r>
-    </w:p>
-    <w:p>
-      <w:pPr>
-        <w:pStyle w:val="FirstParagraph"/>
-      </w:pPr>
-      <w:r>
-        <w:t xml:space="preserve">TF-IDF reduced to 2D via PCA (explained variance: 0.8%).</w:t>
-      </w:r>
-    </w:p>
-    <w:tbl>
-      <w:tblPr>
-        <w:tblStyle w:val="Table"/>
-        <w:tblW w:type="pct" w:w="0.0"/>
-        <w:tblLook w:firstRow="1" w:lastRow="0" w:firstColumn="0" w:lastColumn="0" w:noHBand="0" w:noVBand="0" w:val="0020"/>
-      </w:tblPr>
-      <w:tblGrid/>
-      <w:tr>
-        <w:tc>
-          <w:p>
-            <w:pPr>
-              <w:pStyle w:val="Compact"/>
-              <w:jc w:val="left"/>
-            </w:pPr>
-            <w:r>
-              <w:t xml:space="preserve">Degree</w:t>
-            </w:r>
-          </w:p>
-        </w:tc>
-        <w:tc>
-          <w:p>
-            <w:pPr>
-              <w:pStyle w:val="Compact"/>
-              <w:jc w:val="left"/>
-            </w:pPr>
-            <w:r>
-              <w:t xml:space="preserve">Train Acc</w:t>
-            </w:r>
-          </w:p>
-        </w:tc>
-        <w:tc>
-          <w:p>
-            <w:pPr>
-              <w:pStyle w:val="Compact"/>
-              <w:jc w:val="left"/>
-            </w:pPr>
-            <w:r>
-              <w:t xml:space="preserve">Test Acc</w:t>
-            </w:r>
-          </w:p>
-        </w:tc>
-        <w:tc>
-          <w:p>
-            <w:pPr>
-              <w:pStyle w:val="Compact"/>
-              <w:jc w:val="left"/>
-            </w:pPr>
-            <w:r>
-              <w:t xml:space="preserve">F1</w:t>
-            </w:r>
-          </w:p>
-        </w:tc>
-        <w:tc>
-          <w:p>
-            <w:pPr>
-              <w:pStyle w:val="Compact"/>
-              <w:jc w:val="left"/>
-            </w:pPr>
-            <w:r>
-              <w:t xml:space="preserve">Features</w:t>
-            </w:r>
-          </w:p>
-        </w:tc>
-      </w:tr>
-      <w:tr>
-        <w:tc>
-          <w:p>
-            <w:pPr>
-              <w:pStyle w:val="Compact"/>
-              <w:jc w:val="left"/>
-            </w:pPr>
-            <w:r>
-              <w:t xml:space="preserve">1</w:t>
-            </w:r>
-          </w:p>
-        </w:tc>
-        <w:tc>
-          <w:p>
-            <w:pPr>
-              <w:pStyle w:val="Compact"/>
-              <w:jc w:val="left"/>
-            </w:pPr>
-            <w:r>
-              <w:t xml:space="preserve">0.3407</w:t>
-            </w:r>
-          </w:p>
-        </w:tc>
-        <w:tc>
-          <w:p>
-            <w:pPr>
-              <w:pStyle w:val="Compact"/>
-              <w:jc w:val="left"/>
-            </w:pPr>
-            <w:r>
-              <w:t xml:space="preserve">0.3396</w:t>
-            </w:r>
-          </w:p>
-        </w:tc>
-        <w:tc>
-          <w:p>
-            <w:pPr>
-              <w:pStyle w:val="Compact"/>
-              <w:jc w:val="left"/>
-            </w:pPr>
-            <w:r>
-              <w:t xml:space="preserve">0.3120</w:t>
-            </w:r>
-          </w:p>
-        </w:tc>
-        <w:tc>
-          <w:p>
-            <w:pPr>
-              <w:pStyle w:val="Compact"/>
-              <w:jc w:val="left"/>
-            </w:pPr>
-            <w:r>
-              <w:t xml:space="preserve">2</w:t>
-            </w:r>
-          </w:p>
-        </w:tc>
-      </w:tr>
-      <w:tr>
-        <w:tc>
-          <w:p>
-            <w:pPr>
-              <w:pStyle w:val="Compact"/>
-              <w:jc w:val="left"/>
-            </w:pPr>
-            <w:r>
-              <w:t xml:space="preserve">2</w:t>
-            </w:r>
-          </w:p>
-        </w:tc>
-        <w:tc>
-          <w:p>
-            <w:pPr>
-              <w:pStyle w:val="Compact"/>
-              <w:jc w:val="left"/>
-            </w:pPr>
-            <w:r>
-              <w:t xml:space="preserve">0.3416</w:t>
-            </w:r>
-          </w:p>
-        </w:tc>
-        <w:tc>
-          <w:p>
-            <w:pPr>
-              <w:pStyle w:val="Compact"/>
-              <w:jc w:val="left"/>
-            </w:pPr>
-            <w:r>
-              <w:t xml:space="preserve">0.3466</w:t>
-            </w:r>
-          </w:p>
-        </w:tc>
-        <w:tc>
-          <w:p>
-            <w:pPr>
-              <w:pStyle w:val="Compact"/>
-              <w:jc w:val="left"/>
-            </w:pPr>
-            <w:r>
-              <w:t xml:space="preserve">0.3211</w:t>
-            </w:r>
-          </w:p>
-        </w:tc>
-        <w:tc>
-          <w:p>
-            <w:pPr>
-              <w:pStyle w:val="Compact"/>
-              <w:jc w:val="left"/>
-            </w:pPr>
-            <w:r>
-              <w:t xml:space="preserve">5</w:t>
-            </w:r>
-          </w:p>
-        </w:tc>
-      </w:tr>
-      <w:tr>
-        <w:tc>
-          <w:p>
-            <w:pPr>
-              <w:pStyle w:val="Compact"/>
-              <w:jc w:val="left"/>
-            </w:pPr>
-            <w:r>
-              <w:t xml:space="preserve">3</w:t>
-            </w:r>
-          </w:p>
-        </w:tc>
-        <w:tc>
-          <w:p>
-            <w:pPr>
-              <w:pStyle w:val="Compact"/>
-              <w:jc w:val="left"/>
-            </w:pPr>
-            <w:r>
-              <w:t xml:space="preserve">0.3413</w:t>
-            </w:r>
-          </w:p>
-        </w:tc>
-        <w:tc>
-          <w:p>
-            <w:pPr>
-              <w:pStyle w:val="Compact"/>
-              <w:jc w:val="left"/>
-            </w:pPr>
-            <w:r>
-              <w:t xml:space="preserve">0.3461</w:t>
-            </w:r>
-          </w:p>
-        </w:tc>
-        <w:tc>
-          <w:p>
-            <w:pPr>
-              <w:pStyle w:val="Compact"/>
-              <w:jc w:val="left"/>
-            </w:pPr>
-            <w:r>
-              <w:t xml:space="preserve">0.3215</w:t>
-            </w:r>
-          </w:p>
-        </w:tc>
-        <w:tc>
-          <w:p>
-            <w:pPr>
-              <w:pStyle w:val="Compact"/>
-              <w:jc w:val="left"/>
-            </w:pPr>
-            <w:r>
-              <w:t xml:space="preserve">9</w:t>
-            </w:r>
-          </w:p>
-        </w:tc>
-      </w:tr>
-    </w:tbl>
-    <w:p>
-      <w:pPr>
-        <w:pStyle w:val="BodyText"/>
-      </w:pPr>
-      <w:r>
-        <w:t xml:space="preserve">Low performance reflects PCA’s extreme dimensionality reduction (0.8% variance retained). Decision boundaries plotted in</w:t>
-      </w:r>
-      <w:r>
-        <w:t xml:space="preserve"> </w:t>
-      </w:r>
-      <w:r>
-        <w:rPr>
-          <w:rStyle w:val="VerbatimChar"/>
-        </w:rPr>
-        <w:t xml:space="preserve">polynomial_decision_boundaries.png</w:t>
-      </w:r>
-      <w:r>
-        <w:t xml:space="preserve">.</w:t>
-      </w:r>
-    </w:p>
-    <w:p>
-      <w:pPr>
-        <w:pStyle w:val="BodyText"/>
-      </w:pPr>
-      <w:r>
-        <w:rPr>
-          <w:bCs/>
-          <w:b/>
-        </w:rPr>
-        <w:t xml:space="preserve">Feature space explosion:</w:t>
-      </w:r>
-      <w:r>
-        <w:t xml:space="preserve"> </w:t>
-      </w:r>
-      <w:r>
-        <w:t xml:space="preserve">Degree-2 on full 10,000-dim TF-IDF → C(10002, 2) - 1 =</w:t>
-      </w:r>
-      <w:r>
-        <w:t xml:space="preserve"> </w:t>
-      </w:r>
-      <w:r>
-        <w:rPr>
-          <w:bCs/>
-          <w:b/>
-        </w:rPr>
-        <w:t xml:space="preserve">50,015,000</w:t>
-      </w:r>
-      <w:r>
-        <w:t xml:space="preserve"> </w:t>
-      </w:r>
-      <w:r>
-        <w:t xml:space="preserve">features — computationally infeasible.</w:t>
-      </w:r>
-    </w:p>
-    <w:p>
-      <w:pPr>
-        <w:pStyle w:val="BodyText"/>
-      </w:pPr>
-      <w:r>
-        <w:rPr>
-          <w:bCs/>
-          <w:b/>
-        </w:rPr>
-        <w:t xml:space="preserve">Alternative: Kernel SVM</w:t>
-      </w:r>
-      <w:r>
-        <w:t xml:space="preserve"> </w:t>
-      </w:r>
-      <w:r>
-        <w:t xml:space="preserve">with RBF kernel K(x,x’) = exp(-γ||x-x’||²) maps to infinite-dimensional space without explicit computation, handling non-linearity efficiently via the kernel trick.</w:t>
-      </w:r>
-    </w:p>
-    <w:p>
-      <w:r>
-        <w:pict>
-          <v:rect style="width:0;height:1.5pt" o:hralign="center" o:hrstd="t" o:hr="t"/>
-        </w:pict>
-      </w:r>
-    </w:p>
-    <w:bookmarkEnd w:id="46"/>
-    <w:bookmarkEnd w:id="47"/>
-    <w:bookmarkStart w:id="71" w:name="X92a7f50cd4559d03c0ab7d99e1a5239c2d369fa"/>
-    <w:p>
-      <w:pPr>
-        <w:pStyle w:val="Heading2"/>
-      </w:pPr>
-      <w:r>
-        <w:t xml:space="preserve">7. Task 6 — MLFlow Experiment Tracking [25 Marks]</w:t>
-      </w:r>
-    </w:p>
-    <w:bookmarkStart w:id="48" w:name="experiment-hierarchy"/>
-    <w:p>
-      <w:pPr>
-        <w:pStyle w:val="Heading3"/>
-      </w:pPr>
-      <w:r>
-        <w:t xml:space="preserve">7.1 Experiment Hierarchy</w:t>
-      </w:r>
-    </w:p>
-    <w:p>
-      <w:pPr>
-        <w:pStyle w:val="SourceCode"/>
-      </w:pPr>
-      <w:r>
-        <w:rPr>
-          <w:rStyle w:val="VerbatimChar"/>
-        </w:rPr>
-        <w:t xml:space="preserve">PakSentinel_Preprocessing_Ablation</w:t>
-      </w:r>
-      <w:r>
-        <w:br/>
-      </w:r>
-      <w:r>
-        <w:rPr>
-          <w:rStyle w:val="VerbatimChar"/>
-        </w:rPr>
-        <w:t xml:space="preserve">  ├── config_1: standard stopwords + lemma + len≥1 + 5K features</w:t>
-      </w:r>
-      <w:r>
-        <w:br/>
-      </w:r>
-      <w:r>
-        <w:rPr>
-          <w:rStyle w:val="VerbatimChar"/>
-        </w:rPr>
-        <w:t xml:space="preserve">  ├── config_2: custom stopwords + lemma + len≥1 + 5K features</w:t>
-      </w:r>
-      <w:r>
-        <w:br/>
-      </w:r>
-      <w:r>
-        <w:rPr>
-          <w:rStyle w:val="VerbatimChar"/>
-        </w:rPr>
-        <w:t xml:space="preserve">  ├── config_3: custom stopwords + stem + len≥1 + 5K features</w:t>
-      </w:r>
-      <w:r>
-        <w:br/>
-      </w:r>
-      <w:r>
-        <w:rPr>
-          <w:rStyle w:val="VerbatimChar"/>
-        </w:rPr>
-        <w:t xml:space="preserve">  ├── config_4: custom stopwords + lemma + len≥3 + 5K features</w:t>
-      </w:r>
-      <w:r>
-        <w:br/>
-      </w:r>
-      <w:r>
-        <w:rPr>
-          <w:rStyle w:val="VerbatimChar"/>
-        </w:rPr>
-        <w:t xml:space="preserve">  ├── config_5: custom stopwords + lemma + len≥1 + 10K features</w:t>
-      </w:r>
-      <w:r>
-        <w:br/>
-      </w:r>
-      <w:r>
-        <w:rPr>
-          <w:rStyle w:val="VerbatimChar"/>
-        </w:rPr>
-        <w:t xml:space="preserve">  └── config_6: custom stopwords + lemma + len≥1 + 15K features</w:t>
-      </w:r>
-      <w:r>
-        <w:br/>
-      </w:r>
-      <w:r>
-        <w:rPr>
-          <w:rStyle w:val="VerbatimChar"/>
-        </w:rPr>
-        <w:t xml:space="preserve">PakSentinel_Feature_Comparison</w:t>
-      </w:r>
-      <w:r>
-        <w:br/>
-      </w:r>
-      <w:r>
-        <w:rPr>
-          <w:rStyle w:val="VerbatimChar"/>
-        </w:rPr>
-        <w:t xml:space="preserve">  ├── TF-IDF Only</w:t>
-      </w:r>
-      <w:r>
-        <w:br/>
-      </w:r>
-      <w:r>
-        <w:rPr>
-          <w:rStyle w:val="VerbatimChar"/>
-        </w:rPr>
-        <w:t xml:space="preserve">  ├── Word2Vec Only</w:t>
-      </w:r>
-      <w:r>
-        <w:br/>
-      </w:r>
-      <w:r>
-        <w:rPr>
-          <w:rStyle w:val="VerbatimChar"/>
-        </w:rPr>
-        <w:t xml:space="preserve">  └── TF-IDF + Word2Vec</w:t>
-      </w:r>
-      <w:r>
-        <w:br/>
-      </w:r>
-      <w:r>
-        <w:rPr>
-          <w:rStyle w:val="VerbatimChar"/>
-        </w:rPr>
-        <w:t xml:space="preserve">PakSentinel_Model_Comparison</w:t>
-      </w:r>
-      <w:r>
-        <w:br/>
-      </w:r>
-      <w:r>
-        <w:rPr>
-          <w:rStyle w:val="VerbatimChar"/>
-        </w:rPr>
-        <w:t xml:space="preserve">  ├── Naive Bayes</w:t>
-      </w:r>
-      <w:r>
-        <w:br/>
-      </w:r>
-      <w:r>
-        <w:rPr>
-          <w:rStyle w:val="VerbatimChar"/>
-        </w:rPr>
-        <w:t xml:space="preserve">  ├── Logistic Regression (L1/L2/ElasticNet)</w:t>
-      </w:r>
-      <w:r>
-        <w:br/>
-      </w:r>
-      <w:r>
-        <w:rPr>
-          <w:rStyle w:val="VerbatimChar"/>
-        </w:rPr>
-        <w:t xml:space="preserve">  └── Polynomial LR (degree 1/2/3)</w:t>
-      </w:r>
-    </w:p>
-    <w:bookmarkEnd w:id="48"/>
-    <w:bookmarkStart w:id="49" w:name="logged-parameters-and-metrics"/>
-    <w:p>
-      <w:pPr>
-        <w:pStyle w:val="Heading3"/>
-      </w:pPr>
-      <w:r>
-        <w:t xml:space="preserve">7.2 Logged Parameters and Metrics</w:t>
-      </w:r>
-    </w:p>
-    <w:p>
-      <w:pPr>
-        <w:pStyle w:val="FirstParagraph"/>
-      </w:pPr>
-      <w:r>
-        <w:t xml:space="preserve">Every run logs: dataset sources, train/test size, tokenizer, stopword list, normalization method, vectorizer settings, model type, accuracy, per-class precision/recall/F1, weighted F1, ROC-AUC, and training time. Artifacts: confusion matrix, ROC curve, TF-IDF vocabulary, classification report.</w:t>
-      </w:r>
-    </w:p>
-    <w:bookmarkEnd w:id="49"/>
-    <w:bookmarkStart w:id="50" w:name="model-registry-automated-promotion"/>
-    <w:p>
-      <w:pPr>
-        <w:pStyle w:val="Heading3"/>
-      </w:pPr>
-      <w:r>
-        <w:t xml:space="preserve">7.3 Model Registry &amp; Automated Promotion</w:t>
-      </w:r>
-    </w:p>
-    <w:p>
-      <w:pPr>
-        <w:pStyle w:val="FirstParagraph"/>
-      </w:pPr>
-      <w:r>
-        <w:t xml:space="preserve">Three models registered:</w:t>
-      </w:r>
-      <w:r>
-        <w:t xml:space="preserve"> </w:t>
-      </w:r>
-      <w:r>
-        <w:rPr>
-          <w:rStyle w:val="VerbatimChar"/>
-        </w:rPr>
-        <w:t xml:space="preserve">PakSentinel_NB</w:t>
-      </w:r>
-      <w:r>
-        <w:t xml:space="preserve">,</w:t>
-      </w:r>
-      <w:r>
-        <w:t xml:space="preserve"> </w:t>
-      </w:r>
-      <w:r>
-        <w:rPr>
-          <w:rStyle w:val="VerbatimChar"/>
-        </w:rPr>
-        <w:t xml:space="preserve">PakSentinel_LR</w:t>
-      </w:r>
-      <w:r>
-        <w:t xml:space="preserve">,</w:t>
-      </w:r>
-      <w:r>
-        <w:t xml:space="preserve"> </w:t>
-      </w:r>
-      <w:r>
-        <w:rPr>
-          <w:rStyle w:val="VerbatimChar"/>
-        </w:rPr>
-        <w:t xml:space="preserve">PakSentinel_PolyLR</w:t>
-      </w:r>
-      <w:r>
-        <w:t xml:space="preserve">. Promotion rule: Staging → Production only if F1-weighted exceeds current Production model by ≥ 1%.</w:t>
-      </w:r>
-    </w:p>
-    <w:bookmarkEnd w:id="50"/>
-    <w:bookmarkStart w:id="51" w:name="preprocessing-ablation-results"/>
-    <w:p>
-      <w:pPr>
-        <w:pStyle w:val="Heading3"/>
-      </w:pPr>
-      <w:r>
-        <w:t xml:space="preserve">7.4 Preprocessing Ablation Results</w:t>
-      </w:r>
-    </w:p>
-    <w:p>
-      <w:pPr>
-        <w:pStyle w:val="FirstParagraph"/>
-      </w:pPr>
-      <w:r>
-        <w:t xml:space="preserve">6 configurations were run varying stopword lists, stemming/lemmatization, minimum token length, and TF-IDF max features. Parallel coordinates plot generated in</w:t>
-      </w:r>
-      <w:r>
-        <w:t xml:space="preserve"> </w:t>
-      </w:r>
-      <w:r>
-        <w:rPr>
-          <w:rStyle w:val="VerbatimChar"/>
-        </w:rPr>
-        <w:t xml:space="preserve">reports/figures/parallel_coordinates.html</w:t>
-      </w:r>
-      <w:r>
-        <w:t xml:space="preserve">.</w:t>
-      </w:r>
-    </w:p>
-    <w:bookmarkEnd w:id="51"/>
-    <w:bookmarkStart w:id="70" w:name="mlflow-ui-screenshots-18-figures"/>
-    <w:p>
-      <w:pPr>
-        <w:pStyle w:val="Heading3"/>
-      </w:pPr>
-      <w:r>
-        <w:t xml:space="preserve">7.5 MLflow UI Screenshots (18 figures)</w:t>
-      </w:r>
-    </w:p>
-    <w:p>
-      <w:pPr>
-        <w:pStyle w:val="FirstParagraph"/>
-      </w:pPr>
-      <w:r>
-        <w:rPr>
-          <w:bCs/>
-          <w:b/>
-        </w:rPr>
-        <w:t xml:space="preserve">Figure 7.1 — Experiment Runs List (</w:t>
-      </w:r>
-      <w:r>
-        <w:rPr>
-          <w:rStyle w:val="VerbatimChar"/>
-          <w:bCs/>
-          <w:b/>
-        </w:rPr>
-        <w:t xml:space="preserve">PakSentinel_Preprocessing_Ablation</w:t>
-      </w:r>
-      <w:r>
-        <w:rPr>
-          <w:bCs/>
-          <w:b/>
-        </w:rPr>
-        <w:t xml:space="preserve">).</w:t>
-      </w:r>
-      <w:r>
-        <w:t xml:space="preserve"> </w:t>
-      </w:r>
-      <w:r>
-        <w:t xml:space="preserve">All 6 ablation runs (</w:t>
-      </w:r>
-      <w:r>
-        <w:rPr>
-          <w:rStyle w:val="VerbatimChar"/>
-        </w:rPr>
-        <w:t xml:space="preserve">config_1</w:t>
-      </w:r>
-      <w:r>
-        <w:t xml:space="preserve">–</w:t>
-      </w:r>
-      <w:r>
-        <w:rPr>
-          <w:rStyle w:val="VerbatimChar"/>
-        </w:rPr>
-        <w:t xml:space="preserve">config_6</w:t>
-      </w:r>
-      <w:r>
-        <w:t xml:space="preserve">) logged successfully with finished status.</w:t>
+        <w:t xml:space="preserve">Top 30 terms per class:</w:t>
       </w:r>
     </w:p>
     <w:p>
@@ -5989,20 +3117,20 @@
       <w:r>
         <w:drawing>
           <wp:inline>
-            <wp:extent cx="5334000" cy="3137647"/>
+            <wp:extent cx="5334000" cy="2346165"/>
             <wp:effectExtent b="0" l="0" r="0" t="0"/>
-            <wp:docPr descr="MLflow Experiment Runs" title="" id="1" name="Picture"/>
+            <wp:docPr descr="BoW Top 30 Terms per Class" title="" id="1" name="Picture"/>
             <a:graphic>
               <a:graphicData uri="http://schemas.openxmlformats.org/drawingml/2006/picture">
                 <pic:pic>
                   <pic:nvPicPr>
-                    <pic:cNvPr descr="figures/mlflow_experiment_runs.png" id="0" name="Picture"/>
+                    <pic:cNvPr descr="figures/bow_top30_terms.png" id="0" name="Picture"/>
                     <pic:cNvPicPr>
                       <a:picLocks noChangeArrowheads="1" noChangeAspect="1"/>
                     </pic:cNvPicPr>
                   </pic:nvPicPr>
                   <pic:blipFill>
-                    <a:blip r:embed="rId52"/>
+                    <a:blip r:embed="rId35"/>
                     <a:stretch>
                       <a:fillRect/>
                     </a:stretch>
@@ -6010,7 +3138,7 @@
                   <pic:spPr bwMode="auto">
                     <a:xfrm>
                       <a:off x="0" y="0"/>
-                      <a:ext cx="5334000" cy="3137647"/>
+                      <a:ext cx="5334000" cy="2346165"/>
                     </a:xfrm>
                     <a:prstGeom prst="rect">
                       <a:avLst/>
@@ -6034,7 +3162,7 @@
         <w:pStyle w:val="ImageCaption"/>
       </w:pPr>
       <w:r>
-        <w:t xml:space="preserve">MLflow Experiment Runs</w:t>
+        <w:t xml:space="preserve">BoW Top 30 Terms per Class</w:t>
       </w:r>
     </w:p>
     <w:p>
@@ -6046,28 +3174,551 @@
           <w:bCs/>
           <w:b/>
         </w:rPr>
-        <w:t xml:space="preserve">Figure 7.2 — Run Overview (</w:t>
-      </w:r>
-      <w:r>
-        <w:rPr>
-          <w:rStyle w:val="VerbatimChar"/>
-          <w:bCs/>
-          <w:b/>
-        </w:rPr>
-        <w:t xml:space="preserve">config_1</w:t>
-      </w:r>
-      <w:r>
-        <w:rPr>
-          <w:bCs/>
-          <w:b/>
-        </w:rPr>
-        <w:t xml:space="preserve">).</w:t>
-      </w:r>
-      <w:r>
-        <w:t xml:space="preserve"> </w:t>
-      </w:r>
-      <w:r>
-        <w:t xml:space="preserve">Per-run metadata: created timestamp, run ID, duration, source script, and lifecycle status.</w:t>
+        <w:t xml:space="preserve">Mathematical limitation of BoW for misinformation detection:</w:t>
+      </w:r>
+      <w:r>
+        <w:t xml:space="preserve"> </w:t>
+      </w:r>
+      <w:r>
+        <w:t xml:space="preserve">1.</w:t>
+      </w:r>
+      <w:r>
+        <w:t xml:space="preserve"> </w:t>
+      </w:r>
+      <w:r>
+        <w:rPr>
+          <w:bCs/>
+          <w:b/>
+        </w:rPr>
+        <w:t xml:space="preserve">Loss of word order:</w:t>
+      </w:r>
+      <w:r>
+        <w:t xml:space="preserve"> </w:t>
+      </w:r>
+      <w:r>
+        <w:t xml:space="preserve">BoW(d) = BoW(π(d)) for any permutation π —</w:t>
+      </w:r>
+      <w:r>
+        <w:t xml:space="preserve"> </w:t>
+      </w:r>
+      <w:r>
+        <w:t xml:space="preserve">“</w:t>
+      </w:r>
+      <w:r>
+        <w:t xml:space="preserve">Pakistan did NOT deny</w:t>
+      </w:r>
+      <w:r>
+        <w:t xml:space="preserve">”</w:t>
+      </w:r>
+      <w:r>
+        <w:t xml:space="preserve"> </w:t>
+      </w:r>
+      <w:r>
+        <w:t xml:space="preserve">and</w:t>
+      </w:r>
+      <w:r>
+        <w:t xml:space="preserve"> </w:t>
+      </w:r>
+      <w:r>
+        <w:t xml:space="preserve">“</w:t>
+      </w:r>
+      <w:r>
+        <w:t xml:space="preserve">Pakistan denied</w:t>
+      </w:r>
+      <w:r>
+        <w:t xml:space="preserve">”</w:t>
+      </w:r>
+      <w:r>
+        <w:t xml:space="preserve"> </w:t>
+      </w:r>
+      <w:r>
+        <w:t xml:space="preserve">produce identical vectors</w:t>
+      </w:r>
+      <w:r>
+        <w:t xml:space="preserve"> </w:t>
+      </w:r>
+      <w:r>
+        <w:t xml:space="preserve">2.</w:t>
+      </w:r>
+      <w:r>
+        <w:t xml:space="preserve"> </w:t>
+      </w:r>
+      <w:r>
+        <w:rPr>
+          <w:bCs/>
+          <w:b/>
+        </w:rPr>
+        <w:t xml:space="preserve">No semantic similarity:</w:t>
+      </w:r>
+      <w:r>
+        <w:t xml:space="preserve"> </w:t>
+      </w:r>
+      <w:r>
+        <w:t xml:space="preserve">cos(eᵢ, eⱼ) = 0 for i ≠ j —</w:t>
+      </w:r>
+      <w:r>
+        <w:t xml:space="preserve"> </w:t>
+      </w:r>
+      <w:r>
+        <w:t xml:space="preserve">“</w:t>
+      </w:r>
+      <w:r>
+        <w:t xml:space="preserve">fabricated</w:t>
+      </w:r>
+      <w:r>
+        <w:t xml:space="preserve">”</w:t>
+      </w:r>
+      <w:r>
+        <w:t xml:space="preserve"> </w:t>
+      </w:r>
+      <w:r>
+        <w:t xml:space="preserve">and</w:t>
+      </w:r>
+      <w:r>
+        <w:t xml:space="preserve"> </w:t>
+      </w:r>
+      <w:r>
+        <w:t xml:space="preserve">“</w:t>
+      </w:r>
+      <w:r>
+        <w:t xml:space="preserve">manufactured</w:t>
+      </w:r>
+      <w:r>
+        <w:t xml:space="preserve">”</w:t>
+      </w:r>
+      <w:r>
+        <w:t xml:space="preserve"> </w:t>
+      </w:r>
+      <w:r>
+        <w:t xml:space="preserve">have zero similarity</w:t>
+      </w:r>
+      <w:r>
+        <w:t xml:space="preserve"> </w:t>
+      </w:r>
+      <w:r>
+        <w:t xml:space="preserve">3.</w:t>
+      </w:r>
+      <w:r>
+        <w:t xml:space="preserve"> </w:t>
+      </w:r>
+      <w:r>
+        <w:rPr>
+          <w:bCs/>
+          <w:b/>
+        </w:rPr>
+        <w:t xml:space="preserve">High dimensionality &amp; sparsity:</w:t>
+      </w:r>
+      <w:r>
+        <w:t xml:space="preserve"> </w:t>
+      </w:r>
+      <w:r>
+        <w:t xml:space="preserve">Curse of dimensionality makes distance metrics unreliable (Aggarwal et al., 2001)</w:t>
+      </w:r>
+      <w:r>
+        <w:t xml:space="preserve"> </w:t>
+      </w:r>
+      <w:r>
+        <w:t xml:space="preserve">4.</w:t>
+      </w:r>
+      <w:r>
+        <w:t xml:space="preserve"> </w:t>
+      </w:r>
+      <w:r>
+        <w:rPr>
+          <w:bCs/>
+          <w:b/>
+        </w:rPr>
+        <w:t xml:space="preserve">No context:</w:t>
+      </w:r>
+      <w:r>
+        <w:t xml:space="preserve"> </w:t>
+      </w:r>
+      <w:r>
+        <w:t xml:space="preserve">Same word representation regardless of usage context</w:t>
+      </w:r>
+    </w:p>
+    <w:bookmarkEnd w:id="36"/>
+    <w:bookmarkStart w:id="37" w:name="tf-idf-4-marks"/>
+    <w:p>
+      <w:pPr>
+        <w:pStyle w:val="Heading4"/>
+      </w:pPr>
+      <w:r>
+        <w:t xml:space="preserve">4.5.2 TF-IDF [4 Marks]</w:t>
+      </w:r>
+    </w:p>
+    <w:p>
+      <w:pPr>
+        <w:pStyle w:val="FirstParagraph"/>
+      </w:pPr>
+      <w:r>
+        <w:t xml:space="preserve">Three variants implemented: Standard, Smooth IDF, and Sublinear TF. All produce 9,891 × 10,000 matrices with 0.08% density.</w:t>
+      </w:r>
+    </w:p>
+    <w:p>
+      <w:pPr>
+        <w:pStyle w:val="BodyText"/>
+      </w:pPr>
+      <w:r>
+        <w:rPr>
+          <w:bCs/>
+          <w:b/>
+        </w:rPr>
+        <w:t xml:space="preserve">Top discriminative terms per class (Sublinear TF):</w:t>
+      </w:r>
+      <w:r>
+        <w:t xml:space="preserve"> </w:t>
+      </w:r>
+      <w:r>
+        <w:t xml:space="preserve">-</w:t>
+      </w:r>
+      <w:r>
+        <w:t xml:space="preserve"> </w:t>
+      </w:r>
+      <w:r>
+        <w:rPr>
+          <w:bCs/>
+          <w:b/>
+        </w:rPr>
+        <w:t xml:space="preserve">Fake:</w:t>
+      </w:r>
+      <w:r>
+        <w:t xml:space="preserve"> </w:t>
+      </w:r>
+      <w:r>
+        <w:t xml:space="preserve">brad, pitt, say, jennifer, justin</w:t>
+      </w:r>
+      <w:r>
+        <w:t xml:space="preserve"> </w:t>
+      </w:r>
+      <w:r>
+        <w:t xml:space="preserve">-</w:t>
+      </w:r>
+      <w:r>
+        <w:t xml:space="preserve"> </w:t>
+      </w:r>
+      <w:r>
+        <w:rPr>
+          <w:bCs/>
+          <w:b/>
+        </w:rPr>
+        <w:t xml:space="preserve">Real:</w:t>
+      </w:r>
+      <w:r>
+        <w:t xml:space="preserve"> </w:t>
+      </w:r>
+      <w:r>
+        <w:t xml:space="preserve">percent, 2018, star, more, award</w:t>
+      </w:r>
+      <w:r>
+        <w:t xml:space="preserve"> </w:t>
+      </w:r>
+      <w:r>
+        <w:t xml:space="preserve">-</w:t>
+      </w:r>
+      <w:r>
+        <w:t xml:space="preserve"> </w:t>
+      </w:r>
+      <w:r>
+        <w:rPr>
+          <w:bCs/>
+          <w:b/>
+        </w:rPr>
+        <w:t xml:space="preserve">Satire:</w:t>
+      </w:r>
+      <w:r>
+        <w:t xml:space="preserve"> </w:t>
+      </w:r>
+      <w:r>
+        <w:t xml:space="preserve">man, area, report, find, nation</w:t>
+      </w:r>
+    </w:p>
+    <w:p>
+      <w:pPr>
+        <w:pStyle w:val="BodyText"/>
+      </w:pPr>
+      <w:r>
+        <w:rPr>
+          <w:bCs/>
+          <w:b/>
+        </w:rPr>
+        <w:t xml:space="preserve">Cosine similarity retrieval system</w:t>
+      </w:r>
+      <w:r>
+        <w:t xml:space="preserve"> </w:t>
+      </w:r>
+      <w:r>
+        <w:t xml:space="preserve">tested on 10 examples — successfully retrieves same-class documents with similarities ranging from 0.18 to 0.48.</w:t>
+      </w:r>
+    </w:p>
+    <w:bookmarkEnd w:id="37"/>
+    <w:bookmarkStart w:id="40" w:name="word2vec-8-marks"/>
+    <w:p>
+      <w:pPr>
+        <w:pStyle w:val="Heading4"/>
+      </w:pPr>
+      <w:r>
+        <w:t xml:space="preserve">4.5.3 Word2Vec [8 Marks]</w:t>
+      </w:r>
+    </w:p>
+    <w:p>
+      <w:pPr>
+        <w:pStyle w:val="FirstParagraph"/>
+      </w:pPr>
+      <w:r>
+        <w:rPr>
+          <w:bCs/>
+          <w:b/>
+        </w:rPr>
+        <w:t xml:space="preserve">Models trained:</w:t>
+      </w:r>
+      <w:r>
+        <w:t xml:space="preserve"> </w:t>
+      </w:r>
+      <w:r>
+        <w:t xml:space="preserve">CBOW and Skip-gram (window=5, dim=200, min_count=3), vocabulary: 4,842 words.</w:t>
+      </w:r>
+    </w:p>
+    <w:p>
+      <w:pPr>
+        <w:pStyle w:val="BodyText"/>
+      </w:pPr>
+      <w:r>
+        <w:rPr>
+          <w:bCs/>
+          <w:b/>
+        </w:rPr>
+        <w:t xml:space="preserve">Domain word pair similarities:</w:t>
+      </w:r>
+    </w:p>
+    <w:tbl>
+      <w:tblPr>
+        <w:tblStyle w:val="Table"/>
+        <w:tblW w:type="pct" w:w="0.0"/>
+        <w:tblLook w:firstRow="1" w:lastRow="0" w:firstColumn="0" w:lastColumn="0" w:noHBand="0" w:noVBand="0" w:val="0020"/>
+      </w:tblPr>
+      <w:tblGrid/>
+      <w:tr>
+        <w:tc>
+          <w:p>
+            <w:pPr>
+              <w:pStyle w:val="Compact"/>
+              <w:jc w:val="left"/>
+            </w:pPr>
+            <w:r>
+              <w:t xml:space="preserve">Word Pair</w:t>
+            </w:r>
+          </w:p>
+        </w:tc>
+        <w:tc>
+          <w:p>
+            <w:pPr>
+              <w:pStyle w:val="Compact"/>
+              <w:jc w:val="left"/>
+            </w:pPr>
+            <w:r>
+              <w:t xml:space="preserve">CBOW</w:t>
+            </w:r>
+          </w:p>
+        </w:tc>
+        <w:tc>
+          <w:p>
+            <w:pPr>
+              <w:pStyle w:val="Compact"/>
+              <w:jc w:val="left"/>
+            </w:pPr>
+            <w:r>
+              <w:t xml:space="preserve">Skip-gram</w:t>
+            </w:r>
+          </w:p>
+        </w:tc>
+      </w:tr>
+      <w:tr>
+        <w:tc>
+          <w:p>
+            <w:pPr>
+              <w:pStyle w:val="Compact"/>
+              <w:jc w:val="left"/>
+            </w:pPr>
+            <w:r>
+              <w:t xml:space="preserve">(fake, false)</w:t>
+            </w:r>
+          </w:p>
+        </w:tc>
+        <w:tc>
+          <w:p>
+            <w:pPr>
+              <w:pStyle w:val="Compact"/>
+              <w:jc w:val="left"/>
+            </w:pPr>
+            <w:r>
+              <w:t xml:space="preserve">0.998</w:t>
+            </w:r>
+          </w:p>
+        </w:tc>
+        <w:tc>
+          <w:p>
+            <w:pPr>
+              <w:pStyle w:val="Compact"/>
+              <w:jc w:val="left"/>
+            </w:pPr>
+            <w:r>
+              <w:t xml:space="preserve">0.836</w:t>
+            </w:r>
+          </w:p>
+        </w:tc>
+      </w:tr>
+      <w:tr>
+        <w:tc>
+          <w:p>
+            <w:pPr>
+              <w:pStyle w:val="Compact"/>
+              <w:jc w:val="left"/>
+            </w:pPr>
+            <w:r>
+              <w:t xml:space="preserve">(real, true)</w:t>
+            </w:r>
+          </w:p>
+        </w:tc>
+        <w:tc>
+          <w:p>
+            <w:pPr>
+              <w:pStyle w:val="Compact"/>
+              <w:jc w:val="left"/>
+            </w:pPr>
+            <w:r>
+              <w:t xml:space="preserve">0.994</w:t>
+            </w:r>
+          </w:p>
+        </w:tc>
+        <w:tc>
+          <w:p>
+            <w:pPr>
+              <w:pStyle w:val="Compact"/>
+              <w:jc w:val="left"/>
+            </w:pPr>
+            <w:r>
+              <w:t xml:space="preserve">0.823</w:t>
+            </w:r>
+          </w:p>
+        </w:tc>
+      </w:tr>
+      <w:tr>
+        <w:tc>
+          <w:p>
+            <w:pPr>
+              <w:pStyle w:val="Compact"/>
+              <w:jc w:val="left"/>
+            </w:pPr>
+            <w:r>
+              <w:t xml:space="preserve">(news, report)</w:t>
+            </w:r>
+          </w:p>
+        </w:tc>
+        <w:tc>
+          <w:p>
+            <w:pPr>
+              <w:pStyle w:val="Compact"/>
+              <w:jc w:val="left"/>
+            </w:pPr>
+            <w:r>
+              <w:t xml:space="preserve">0.976</w:t>
+            </w:r>
+          </w:p>
+        </w:tc>
+        <w:tc>
+          <w:p>
+            <w:pPr>
+              <w:pStyle w:val="Compact"/>
+              <w:jc w:val="left"/>
+            </w:pPr>
+            <w:r>
+              <w:t xml:space="preserve">0.627</w:t>
+            </w:r>
+          </w:p>
+        </w:tc>
+      </w:tr>
+      <w:tr>
+        <w:tc>
+          <w:p>
+            <w:pPr>
+              <w:pStyle w:val="Compact"/>
+              <w:jc w:val="left"/>
+            </w:pPr>
+            <w:r>
+              <w:t xml:space="preserve">(claim, allegation)</w:t>
+            </w:r>
+          </w:p>
+        </w:tc>
+        <w:tc>
+          <w:p>
+            <w:pPr>
+              <w:pStyle w:val="Compact"/>
+              <w:jc w:val="left"/>
+            </w:pPr>
+            <w:r>
+              <w:t xml:space="preserve">0.995</w:t>
+            </w:r>
+          </w:p>
+        </w:tc>
+        <w:tc>
+          <w:p>
+            <w:pPr>
+              <w:pStyle w:val="Compact"/>
+              <w:jc w:val="left"/>
+            </w:pPr>
+            <w:r>
+              <w:t xml:space="preserve">0.744</w:t>
+            </w:r>
+          </w:p>
+        </w:tc>
+      </w:tr>
+      <w:tr>
+        <w:tc>
+          <w:p>
+            <w:pPr>
+              <w:pStyle w:val="Compact"/>
+              <w:jc w:val="left"/>
+            </w:pPr>
+            <w:r>
+              <w:t xml:space="preserve">(investigation, probe)</w:t>
+            </w:r>
+          </w:p>
+        </w:tc>
+        <w:tc>
+          <w:p>
+            <w:pPr>
+              <w:pStyle w:val="Compact"/>
+              <w:jc w:val="left"/>
+            </w:pPr>
+            <w:r>
+              <w:t xml:space="preserve">0.997</w:t>
+            </w:r>
+          </w:p>
+        </w:tc>
+        <w:tc>
+          <w:p>
+            <w:pPr>
+              <w:pStyle w:val="Compact"/>
+              <w:jc w:val="left"/>
+            </w:pPr>
+            <w:r>
+              <w:t xml:space="preserve">0.960</w:t>
+            </w:r>
+          </w:p>
+        </w:tc>
+      </w:tr>
+    </w:tbl>
+    <w:p>
+      <w:pPr>
+        <w:pStyle w:val="BodyText"/>
+      </w:pPr>
+      <w:r>
+        <w:rPr>
+          <w:bCs/>
+          <w:b/>
+        </w:rPr>
+        <w:t xml:space="preserve">t-SNE visualizations (perplexity=30):</w:t>
       </w:r>
     </w:p>
     <w:p>
@@ -6077,20 +3728,20 @@
       <w:r>
         <w:drawing>
           <wp:inline>
-            <wp:extent cx="5334000" cy="3137647"/>
+            <wp:extent cx="5334000" cy="3988748"/>
             <wp:effectExtent b="0" l="0" r="0" t="0"/>
-            <wp:docPr descr="MLflow Run Detail" title="" id="1" name="Picture"/>
+            <wp:docPr descr="Word2Vec CBOW t-SNE" title="" id="1" name="Picture"/>
             <a:graphic>
               <a:graphicData uri="http://schemas.openxmlformats.org/drawingml/2006/picture">
                 <pic:pic>
                   <pic:nvPicPr>
-                    <pic:cNvPr descr="figures/mlflow_run_detail.png" id="0" name="Picture"/>
+                    <pic:cNvPr descr="figures/word2vec_cbow_t_sne.png" id="0" name="Picture"/>
                     <pic:cNvPicPr>
                       <a:picLocks noChangeArrowheads="1" noChangeAspect="1"/>
                     </pic:cNvPicPr>
                   </pic:nvPicPr>
                   <pic:blipFill>
-                    <a:blip r:embed="rId53"/>
+                    <a:blip r:embed="rId38"/>
                     <a:stretch>
                       <a:fillRect/>
                     </a:stretch>
@@ -6098,7 +3749,7 @@
                   <pic:spPr bwMode="auto">
                     <a:xfrm>
                       <a:off x="0" y="0"/>
-                      <a:ext cx="5334000" cy="3137647"/>
+                      <a:ext cx="5334000" cy="3988748"/>
                     </a:xfrm>
                     <a:prstGeom prst="rect">
                       <a:avLst/>
@@ -6122,7 +3773,7 @@
         <w:pStyle w:val="ImageCaption"/>
       </w:pPr>
       <w:r>
-        <w:t xml:space="preserve">MLflow Run Detail</w:t>
+        <w:t xml:space="preserve">Word2Vec CBOW t-SNE</w:t>
       </w:r>
     </w:p>
     <w:p>
@@ -6131,76 +3782,10 @@
       </w:pPr>
       <w:r>
         <w:rPr>
-          <w:bCs/>
-          <w:b/>
-        </w:rPr>
-        <w:t xml:space="preserve">Figure 7.3 — Per-Run Logged Metrics.</w:t>
-      </w:r>
-      <w:r>
-        <w:t xml:space="preserve"> </w:t>
-      </w:r>
-      <w:r>
-        <w:t xml:space="preserve">All 13 model metrics logged per run including</w:t>
-      </w:r>
-      <w:r>
-        <w:t xml:space="preserve"> </w:t>
-      </w:r>
-      <w:r>
-        <w:rPr>
-          <w:rStyle w:val="VerbatimChar"/>
-        </w:rPr>
-        <w:t xml:space="preserve">accuracy</w:t>
-      </w:r>
-      <w:r>
-        <w:t xml:space="preserve">, per-class</w:t>
-      </w:r>
-      <w:r>
-        <w:t xml:space="preserve"> </w:t>
-      </w:r>
-      <w:r>
-        <w:rPr>
-          <w:rStyle w:val="VerbatimChar"/>
-        </w:rPr>
-        <w:t xml:space="preserve">f1_Fake</w:t>
-      </w:r>
-      <w:r>
-        <w:t xml:space="preserve">,</w:t>
-      </w:r>
-      <w:r>
-        <w:t xml:space="preserve"> </w:t>
-      </w:r>
-      <w:r>
-        <w:rPr>
-          <w:rStyle w:val="VerbatimChar"/>
-        </w:rPr>
-        <w:t xml:space="preserve">f1_Real</w:t>
-      </w:r>
-      <w:r>
-        <w:t xml:space="preserve">,</w:t>
-      </w:r>
-      <w:r>
-        <w:t xml:space="preserve"> </w:t>
-      </w:r>
-      <w:r>
-        <w:rPr>
-          <w:rStyle w:val="VerbatimChar"/>
-        </w:rPr>
-        <w:t xml:space="preserve">f1_Satire</w:t>
-      </w:r>
-      <w:r>
-        <w:t xml:space="preserve">,</w:t>
-      </w:r>
-      <w:r>
-        <w:t xml:space="preserve"> </w:t>
-      </w:r>
-      <w:r>
-        <w:rPr>
-          <w:rStyle w:val="VerbatimChar"/>
-        </w:rPr>
-        <w:t xml:space="preserve">f1_weighted</w:t>
-      </w:r>
-      <w:r>
-        <w:t xml:space="preserve">, and per-class precision/recall.</w:t>
+          <w:iCs/>
+          <w:i/>
+        </w:rPr>
+        <w:t xml:space="preserve">CBOW embedding projection — semantically related terms cluster together.</w:t>
       </w:r>
     </w:p>
     <w:p>
@@ -6210,20 +3795,20 @@
       <w:r>
         <w:drawing>
           <wp:inline>
-            <wp:extent cx="5334000" cy="3137647"/>
+            <wp:extent cx="5334000" cy="3988748"/>
             <wp:effectExtent b="0" l="0" r="0" t="0"/>
-            <wp:docPr descr="MLflow Run Metrics" title="" id="1" name="Picture"/>
+            <wp:docPr descr="Word2Vec Skip-gram t-SNE" title="" id="1" name="Picture"/>
             <a:graphic>
               <a:graphicData uri="http://schemas.openxmlformats.org/drawingml/2006/picture">
                 <pic:pic>
                   <pic:nvPicPr>
-                    <pic:cNvPr descr="figures/mlflow_run_metrics.png" id="0" name="Picture"/>
+                    <pic:cNvPr descr="figures/word2vec_skip_gram_t_sne.png" id="0" name="Picture"/>
                     <pic:cNvPicPr>
                       <a:picLocks noChangeArrowheads="1" noChangeAspect="1"/>
                     </pic:cNvPicPr>
                   </pic:nvPicPr>
                   <pic:blipFill>
-                    <a:blip r:embed="rId54"/>
+                    <a:blip r:embed="rId39"/>
                     <a:stretch>
                       <a:fillRect/>
                     </a:stretch>
@@ -6231,7 +3816,7 @@
                   <pic:spPr bwMode="auto">
                     <a:xfrm>
                       <a:off x="0" y="0"/>
-                      <a:ext cx="5334000" cy="3137647"/>
+                      <a:ext cx="5334000" cy="3988748"/>
                     </a:xfrm>
                     <a:prstGeom prst="rect">
                       <a:avLst/>
@@ -6255,7 +3840,7 @@
         <w:pStyle w:val="ImageCaption"/>
       </w:pPr>
       <w:r>
-        <w:t xml:space="preserve">MLflow Run Metrics</w:t>
+        <w:t xml:space="preserve">Word2Vec Skip-gram t-SNE</w:t>
       </w:r>
     </w:p>
     <w:p>
@@ -6264,16 +3849,1017 @@
       </w:pPr>
       <w:r>
         <w:rPr>
-          <w:bCs/>
-          <w:b/>
-        </w:rPr>
-        <w:t xml:space="preserve">Figure 7.4 — Per-Run Logged Parameters.</w:t>
-      </w:r>
-      <w:r>
-        <w:t xml:space="preserve"> </w:t>
-      </w:r>
-      <w:r>
-        <w:t xml:space="preserve">All hyperparameters logged: tokenizer, stopword list, normalization method, vectorizer settings, model type, train/test sizes.</w:t>
+          <w:iCs/>
+          <w:i/>
+        </w:rPr>
+        <w:t xml:space="preserve">Skip-gram embedding projection — sharper local clusters than CBOW.</w:t>
+      </w:r>
+    </w:p>
+    <w:p>
+      <w:pPr>
+        <w:pStyle w:val="BodyText"/>
+      </w:pPr>
+      <w:r>
+        <w:rPr>
+          <w:bCs/>
+          <w:b/>
+        </w:rPr>
+        <w:t xml:space="preserve">Feature comparison (classification F1):</w:t>
+      </w:r>
+    </w:p>
+    <w:tbl>
+      <w:tblPr>
+        <w:tblStyle w:val="Table"/>
+        <w:tblW w:type="pct" w:w="0.0"/>
+        <w:tblLook w:firstRow="1" w:lastRow="0" w:firstColumn="0" w:lastColumn="0" w:noHBand="0" w:noVBand="0" w:val="0020"/>
+      </w:tblPr>
+      <w:tblGrid/>
+      <w:tr>
+        <w:tc>
+          <w:p>
+            <w:pPr>
+              <w:pStyle w:val="Compact"/>
+              <w:jc w:val="left"/>
+            </w:pPr>
+            <w:r>
+              <w:t xml:space="preserve">Feature Set</w:t>
+            </w:r>
+          </w:p>
+        </w:tc>
+        <w:tc>
+          <w:p>
+            <w:pPr>
+              <w:pStyle w:val="Compact"/>
+              <w:jc w:val="left"/>
+            </w:pPr>
+            <w:r>
+              <w:t xml:space="preserve">Dimension</w:t>
+            </w:r>
+          </w:p>
+        </w:tc>
+        <w:tc>
+          <w:p>
+            <w:pPr>
+              <w:pStyle w:val="Compact"/>
+              <w:jc w:val="left"/>
+            </w:pPr>
+            <w:r>
+              <w:t xml:space="preserve">F1-Weighted</w:t>
+            </w:r>
+          </w:p>
+        </w:tc>
+      </w:tr>
+      <w:tr>
+        <w:tc>
+          <w:p>
+            <w:pPr>
+              <w:pStyle w:val="Compact"/>
+              <w:jc w:val="left"/>
+            </w:pPr>
+            <w:r>
+              <w:t xml:space="preserve">TF-IDF Only</w:t>
+            </w:r>
+          </w:p>
+        </w:tc>
+        <w:tc>
+          <w:p>
+            <w:pPr>
+              <w:pStyle w:val="Compact"/>
+              <w:jc w:val="left"/>
+            </w:pPr>
+            <w:r>
+              <w:t xml:space="preserve">10,000</w:t>
+            </w:r>
+          </w:p>
+        </w:tc>
+        <w:tc>
+          <w:p>
+            <w:pPr>
+              <w:pStyle w:val="Compact"/>
+              <w:jc w:val="left"/>
+            </w:pPr>
+            <w:r>
+              <w:t xml:space="preserve">0.6681</w:t>
+            </w:r>
+          </w:p>
+        </w:tc>
+      </w:tr>
+      <w:tr>
+        <w:tc>
+          <w:p>
+            <w:pPr>
+              <w:pStyle w:val="Compact"/>
+              <w:jc w:val="left"/>
+            </w:pPr>
+            <w:r>
+              <w:t xml:space="preserve">Word2Vec Only</w:t>
+            </w:r>
+          </w:p>
+        </w:tc>
+        <w:tc>
+          <w:p>
+            <w:pPr>
+              <w:pStyle w:val="Compact"/>
+              <w:jc w:val="left"/>
+            </w:pPr>
+            <w:r>
+              <w:t xml:space="preserve">200</w:t>
+            </w:r>
+          </w:p>
+        </w:tc>
+        <w:tc>
+          <w:p>
+            <w:pPr>
+              <w:pStyle w:val="Compact"/>
+              <w:jc w:val="left"/>
+            </w:pPr>
+            <w:r>
+              <w:t xml:space="preserve">0.6663</w:t>
+            </w:r>
+          </w:p>
+        </w:tc>
+      </w:tr>
+      <w:tr>
+        <w:tc>
+          <w:p>
+            <w:pPr>
+              <w:pStyle w:val="Compact"/>
+              <w:jc w:val="left"/>
+            </w:pPr>
+            <w:r>
+              <w:t xml:space="preserve">TF-IDF + Word2Vec</w:t>
+            </w:r>
+          </w:p>
+        </w:tc>
+        <w:tc>
+          <w:p>
+            <w:pPr>
+              <w:pStyle w:val="Compact"/>
+              <w:jc w:val="left"/>
+            </w:pPr>
+            <w:r>
+              <w:t xml:space="preserve">10,200</w:t>
+            </w:r>
+          </w:p>
+        </w:tc>
+        <w:tc>
+          <w:p>
+            <w:pPr>
+              <w:pStyle w:val="Compact"/>
+              <w:jc w:val="left"/>
+            </w:pPr>
+            <w:r>
+              <w:rPr>
+                <w:bCs/>
+                <w:b/>
+              </w:rPr>
+              <w:t xml:space="preserve">0.6926</w:t>
+            </w:r>
+          </w:p>
+        </w:tc>
+      </w:tr>
+    </w:tbl>
+    <w:p>
+      <w:pPr>
+        <w:pStyle w:val="BodyText"/>
+      </w:pPr>
+      <w:r>
+        <w:t xml:space="preserve">Concatenated features improve F1 by 2.5 percentage points, confirming complementary information.</w:t>
+      </w:r>
+    </w:p>
+    <w:p>
+      <w:r>
+        <w:pict>
+          <v:rect style="width:0;height:1.5pt" o:hralign="center" o:hrstd="t" o:hr="t"/>
+        </w:pict>
+      </w:r>
+    </w:p>
+    <w:bookmarkEnd w:id="40"/>
+    <w:bookmarkEnd w:id="41"/>
+    <w:bookmarkEnd w:id="42"/>
+    <w:bookmarkStart w:id="46" w:name="task-4-n-gram-language-models-10-marks"/>
+    <w:p>
+      <w:pPr>
+        <w:pStyle w:val="Heading2"/>
+      </w:pPr>
+      <w:r>
+        <w:t xml:space="preserve">5. Task 4 — N-Gram Language Models [10 Marks]</w:t>
+      </w:r>
+    </w:p>
+    <w:bookmarkStart w:id="43" w:name="language-models-fake-and-real-classes"/>
+    <w:p>
+      <w:pPr>
+        <w:pStyle w:val="Heading3"/>
+      </w:pPr>
+      <w:r>
+        <w:t xml:space="preserve">5.1 Language Models (Fake and Real classes)</w:t>
+      </w:r>
+    </w:p>
+    <w:tbl>
+      <w:tblPr>
+        <w:tblStyle w:val="Table"/>
+        <w:tblW w:type="pct" w:w="0.0"/>
+        <w:tblLook w:firstRow="1" w:lastRow="0" w:firstColumn="0" w:lastColumn="0" w:noHBand="0" w:noVBand="0" w:val="0020"/>
+      </w:tblPr>
+      <w:tblGrid/>
+      <w:tr>
+        <w:tc>
+          <w:p>
+            <w:pPr>
+              <w:pStyle w:val="Compact"/>
+              <w:jc w:val="left"/>
+            </w:pPr>
+            <w:r>
+              <w:t xml:space="preserve">Metric</w:t>
+            </w:r>
+          </w:p>
+        </w:tc>
+        <w:tc>
+          <w:p>
+            <w:pPr>
+              <w:pStyle w:val="Compact"/>
+              <w:jc w:val="left"/>
+            </w:pPr>
+            <w:r>
+              <w:t xml:space="preserve">Unigram</w:t>
+            </w:r>
+          </w:p>
+        </w:tc>
+        <w:tc>
+          <w:p>
+            <w:pPr>
+              <w:pStyle w:val="Compact"/>
+              <w:jc w:val="left"/>
+            </w:pPr>
+            <w:r>
+              <w:t xml:space="preserve">Bigram</w:t>
+            </w:r>
+          </w:p>
+        </w:tc>
+        <w:tc>
+          <w:p>
+            <w:pPr>
+              <w:pStyle w:val="Compact"/>
+              <w:jc w:val="left"/>
+            </w:pPr>
+            <w:r>
+              <w:t xml:space="preserve">Trigram</w:t>
+            </w:r>
+          </w:p>
+        </w:tc>
+      </w:tr>
+      <w:tr>
+        <w:tc>
+          <w:p>
+            <w:pPr>
+              <w:pStyle w:val="Compact"/>
+              <w:jc w:val="left"/>
+            </w:pPr>
+            <w:r>
+              <w:t xml:space="preserve">Real: Unique n-grams</w:t>
+            </w:r>
+          </w:p>
+        </w:tc>
+        <w:tc>
+          <w:p>
+            <w:pPr>
+              <w:pStyle w:val="Compact"/>
+              <w:jc w:val="left"/>
+            </w:pPr>
+            <w:r>
+              <w:t xml:space="preserve">7,760</w:t>
+            </w:r>
+          </w:p>
+        </w:tc>
+        <w:tc>
+          <w:p>
+            <w:pPr>
+              <w:pStyle w:val="Compact"/>
+              <w:jc w:val="left"/>
+            </w:pPr>
+            <w:r>
+              <w:t xml:space="preserve">30,583</w:t>
+            </w:r>
+          </w:p>
+        </w:tc>
+        <w:tc>
+          <w:p>
+            <w:pPr>
+              <w:pStyle w:val="Compact"/>
+              <w:jc w:val="left"/>
+            </w:pPr>
+            <w:r>
+              <w:t xml:space="preserve">37,539</w:t>
+            </w:r>
+          </w:p>
+        </w:tc>
+      </w:tr>
+      <w:tr>
+        <w:tc>
+          <w:p>
+            <w:pPr>
+              <w:pStyle w:val="Compact"/>
+              <w:jc w:val="left"/>
+            </w:pPr>
+            <w:r>
+              <w:t xml:space="preserve">Fake: Unique n-grams</w:t>
+            </w:r>
+          </w:p>
+        </w:tc>
+        <w:tc>
+          <w:p>
+            <w:pPr>
+              <w:pStyle w:val="Compact"/>
+              <w:jc w:val="left"/>
+            </w:pPr>
+            <w:r>
+              <w:t xml:space="preserve">6,790</w:t>
+            </w:r>
+          </w:p>
+        </w:tc>
+        <w:tc>
+          <w:p>
+            <w:pPr>
+              <w:pStyle w:val="Compact"/>
+              <w:jc w:val="left"/>
+            </w:pPr>
+            <w:r>
+              <w:t xml:space="preserve">27,890</w:t>
+            </w:r>
+          </w:p>
+        </w:tc>
+        <w:tc>
+          <w:p>
+            <w:pPr>
+              <w:pStyle w:val="Compact"/>
+              <w:jc w:val="left"/>
+            </w:pPr>
+            <w:r>
+              <w:t xml:space="preserve">34,773</w:t>
+            </w:r>
+          </w:p>
+        </w:tc>
+      </w:tr>
+    </w:tbl>
+    <w:p>
+      <w:pPr>
+        <w:pStyle w:val="BodyText"/>
+      </w:pPr>
+      <w:r>
+        <w:rPr>
+          <w:bCs/>
+          <w:b/>
+        </w:rPr>
+        <w:t xml:space="preserve">Top bigrams (Fake):</w:t>
+      </w:r>
+      <w:r>
+        <w:t xml:space="preserve"> </w:t>
+      </w:r>
+      <w:r>
+        <w:t xml:space="preserve">brad pitt, angelina jolie, jennifer aniston, selena gomez, kim kardashian — reflecting celebrity gossip fake news.</w:t>
+      </w:r>
+    </w:p>
+    <w:p>
+      <w:pPr>
+        <w:pStyle w:val="BodyText"/>
+      </w:pPr>
+      <w:r>
+        <w:rPr>
+          <w:bCs/>
+          <w:b/>
+        </w:rPr>
+        <w:t xml:space="preserve">Top bigrams (Real):</w:t>
+      </w:r>
+      <w:r>
+        <w:t xml:space="preserve"> </w:t>
+      </w:r>
+      <w:r>
+        <w:t xml:space="preserve">united state, health care, barack obama — reflecting political discourse.</w:t>
+      </w:r>
+    </w:p>
+    <w:bookmarkEnd w:id="43"/>
+    <w:bookmarkStart w:id="44" w:name="X57d7e7fa86399573e8cb4c60ad5a1ec789d1d91"/>
+    <w:p>
+      <w:pPr>
+        <w:pStyle w:val="Heading3"/>
+      </w:pPr>
+      <w:r>
+        <w:t xml:space="preserve">5.2 Classification Results (100 held-out samples)</w:t>
+      </w:r>
+    </w:p>
+    <w:tbl>
+      <w:tblPr>
+        <w:tblStyle w:val="Table"/>
+        <w:tblW w:type="pct" w:w="0.0"/>
+        <w:tblLook w:firstRow="1" w:lastRow="0" w:firstColumn="0" w:lastColumn="0" w:noHBand="0" w:noVBand="0" w:val="0020"/>
+      </w:tblPr>
+      <w:tblGrid/>
+      <w:tr>
+        <w:tc>
+          <w:p>
+            <w:pPr>
+              <w:pStyle w:val="Compact"/>
+              <w:jc w:val="left"/>
+            </w:pPr>
+            <w:r>
+              <w:t xml:space="preserve">N-gram</w:t>
+            </w:r>
+          </w:p>
+        </w:tc>
+        <w:tc>
+          <w:p>
+            <w:pPr>
+              <w:pStyle w:val="Compact"/>
+              <w:jc w:val="left"/>
+            </w:pPr>
+            <w:r>
+              <w:t xml:space="preserve">Accuracy</w:t>
+            </w:r>
+          </w:p>
+        </w:tc>
+        <w:tc>
+          <w:p>
+            <w:pPr>
+              <w:pStyle w:val="Compact"/>
+              <w:jc w:val="left"/>
+            </w:pPr>
+            <w:r>
+              <w:t xml:space="preserve">Precision</w:t>
+            </w:r>
+          </w:p>
+        </w:tc>
+        <w:tc>
+          <w:p>
+            <w:pPr>
+              <w:pStyle w:val="Compact"/>
+              <w:jc w:val="left"/>
+            </w:pPr>
+            <w:r>
+              <w:t xml:space="preserve">Recall</w:t>
+            </w:r>
+          </w:p>
+        </w:tc>
+        <w:tc>
+          <w:p>
+            <w:pPr>
+              <w:pStyle w:val="Compact"/>
+              <w:jc w:val="left"/>
+            </w:pPr>
+            <w:r>
+              <w:t xml:space="preserve">F1</w:t>
+            </w:r>
+          </w:p>
+        </w:tc>
+      </w:tr>
+      <w:tr>
+        <w:tc>
+          <w:p>
+            <w:pPr>
+              <w:pStyle w:val="Compact"/>
+              <w:jc w:val="left"/>
+            </w:pPr>
+            <w:r>
+              <w:t xml:space="preserve">Unigram</w:t>
+            </w:r>
+          </w:p>
+        </w:tc>
+        <w:tc>
+          <w:p>
+            <w:pPr>
+              <w:pStyle w:val="Compact"/>
+              <w:jc w:val="left"/>
+            </w:pPr>
+            <w:r>
+              <w:t xml:space="preserve">0.6400</w:t>
+            </w:r>
+          </w:p>
+        </w:tc>
+        <w:tc>
+          <w:p>
+            <w:pPr>
+              <w:pStyle w:val="Compact"/>
+              <w:jc w:val="left"/>
+            </w:pPr>
+            <w:r>
+              <w:t xml:space="preserve">0.6420</w:t>
+            </w:r>
+          </w:p>
+        </w:tc>
+        <w:tc>
+          <w:p>
+            <w:pPr>
+              <w:pStyle w:val="Compact"/>
+              <w:jc w:val="left"/>
+            </w:pPr>
+            <w:r>
+              <w:t xml:space="preserve">0.6400</w:t>
+            </w:r>
+          </w:p>
+        </w:tc>
+        <w:tc>
+          <w:p>
+            <w:pPr>
+              <w:pStyle w:val="Compact"/>
+              <w:jc w:val="left"/>
+            </w:pPr>
+            <w:r>
+              <w:t xml:space="preserve">0.6387</w:t>
+            </w:r>
+          </w:p>
+        </w:tc>
+      </w:tr>
+      <w:tr>
+        <w:tc>
+          <w:p>
+            <w:pPr>
+              <w:pStyle w:val="Compact"/>
+              <w:jc w:val="left"/>
+            </w:pPr>
+            <w:r>
+              <w:t xml:space="preserve">Bigram</w:t>
+            </w:r>
+          </w:p>
+        </w:tc>
+        <w:tc>
+          <w:p>
+            <w:pPr>
+              <w:pStyle w:val="Compact"/>
+              <w:jc w:val="left"/>
+            </w:pPr>
+            <w:r>
+              <w:t xml:space="preserve">0.5700</w:t>
+            </w:r>
+          </w:p>
+        </w:tc>
+        <w:tc>
+          <w:p>
+            <w:pPr>
+              <w:pStyle w:val="Compact"/>
+              <w:jc w:val="left"/>
+            </w:pPr>
+            <w:r>
+              <w:t xml:space="preserve">0.6137</w:t>
+            </w:r>
+          </w:p>
+        </w:tc>
+        <w:tc>
+          <w:p>
+            <w:pPr>
+              <w:pStyle w:val="Compact"/>
+              <w:jc w:val="left"/>
+            </w:pPr>
+            <w:r>
+              <w:t xml:space="preserve">0.5700</w:t>
+            </w:r>
+          </w:p>
+        </w:tc>
+        <w:tc>
+          <w:p>
+            <w:pPr>
+              <w:pStyle w:val="Compact"/>
+              <w:jc w:val="left"/>
+            </w:pPr>
+            <w:r>
+              <w:t xml:space="preserve">0.5243</w:t>
+            </w:r>
+          </w:p>
+        </w:tc>
+      </w:tr>
+      <w:tr>
+        <w:tc>
+          <w:p>
+            <w:pPr>
+              <w:pStyle w:val="Compact"/>
+              <w:jc w:val="left"/>
+            </w:pPr>
+            <w:r>
+              <w:t xml:space="preserve">Trigram</w:t>
+            </w:r>
+          </w:p>
+        </w:tc>
+        <w:tc>
+          <w:p>
+            <w:pPr>
+              <w:pStyle w:val="Compact"/>
+              <w:jc w:val="left"/>
+            </w:pPr>
+            <w:r>
+              <w:t xml:space="preserve">0.5700</w:t>
+            </w:r>
+          </w:p>
+        </w:tc>
+        <w:tc>
+          <w:p>
+            <w:pPr>
+              <w:pStyle w:val="Compact"/>
+              <w:jc w:val="left"/>
+            </w:pPr>
+            <w:r>
+              <w:t xml:space="preserve">0.5707</w:t>
+            </w:r>
+          </w:p>
+        </w:tc>
+        <w:tc>
+          <w:p>
+            <w:pPr>
+              <w:pStyle w:val="Compact"/>
+              <w:jc w:val="left"/>
+            </w:pPr>
+            <w:r>
+              <w:t xml:space="preserve">0.5700</w:t>
+            </w:r>
+          </w:p>
+        </w:tc>
+        <w:tc>
+          <w:p>
+            <w:pPr>
+              <w:pStyle w:val="Compact"/>
+              <w:jc w:val="left"/>
+            </w:pPr>
+            <w:r>
+              <w:t xml:space="preserve">0.5689</w:t>
+            </w:r>
+          </w:p>
+        </w:tc>
+      </w:tr>
+    </w:tbl>
+    <w:p>
+      <w:pPr>
+        <w:pStyle w:val="BodyText"/>
+      </w:pPr>
+      <w:r>
+        <w:t xml:space="preserve">Unigrams perform best due to data sparsity in higher-order n-grams.</w:t>
+      </w:r>
+    </w:p>
+    <w:bookmarkEnd w:id="44"/>
+    <w:bookmarkStart w:id="45" w:name="kneser-ney-vs.-laplace-justification"/>
+    <w:p>
+      <w:pPr>
+        <w:pStyle w:val="Heading3"/>
+      </w:pPr>
+      <w:r>
+        <w:t xml:space="preserve">5.3 Kneser-Ney vs. Laplace Justification</w:t>
+      </w:r>
+    </w:p>
+    <w:p>
+      <w:pPr>
+        <w:pStyle w:val="FirstParagraph"/>
+      </w:pPr>
+      <w:r>
+        <w:t xml:space="preserve">Kneser-Ney smoothing is superior because: (1) Laplace steals too much probability mass from observed n-grams; (2) KN uses continuation counts — linguistically motivated probability estimates; (3) KN subtracts a fixed discount (d=0.75) rather than adding uniformly; (4) Chen &amp; Goodman (1999) demonstrated KN consistently achieves lower perplexity across multiple corpora.</w:t>
+      </w:r>
+    </w:p>
+    <w:p>
+      <w:r>
+        <w:pict>
+          <v:rect style="width:0;height:1.5pt" o:hralign="center" o:hrstd="t" o:hr="t"/>
+        </w:pict>
+      </w:r>
+    </w:p>
+    <w:bookmarkEnd w:id="45"/>
+    <w:bookmarkEnd w:id="46"/>
+    <w:bookmarkStart w:id="57" w:name="task-5-machine-learning-models-25-marks"/>
+    <w:p>
+      <w:pPr>
+        <w:pStyle w:val="Heading2"/>
+      </w:pPr>
+      <w:r>
+        <w:t xml:space="preserve">6. Task 5 — Machine Learning Models [25 Marks]</w:t>
+      </w:r>
+    </w:p>
+    <w:bookmarkStart w:id="49" w:name="naive-bayes-from-scratch-8-marks"/>
+    <w:p>
+      <w:pPr>
+        <w:pStyle w:val="Heading3"/>
+      </w:pPr>
+      <w:r>
+        <w:t xml:space="preserve">6.1 Naive Bayes — From Scratch [8 Marks]</w:t>
+      </w:r>
+    </w:p>
+    <w:p>
+      <w:pPr>
+        <w:pStyle w:val="FirstParagraph"/>
+      </w:pPr>
+      <w:r>
+        <w:t xml:space="preserve">Implemented Multinomial Naive Bayes from scratch (no sklearn). Features: configurable Laplace smoothing, BoW and TF-IDF inputs, log-space computation, class probability output.</w:t>
+      </w:r>
+    </w:p>
+    <w:p>
+      <w:pPr>
+        <w:pStyle w:val="BodyText"/>
+      </w:pPr>
+      <w:r>
+        <w:rPr>
+          <w:bCs/>
+          <w:b/>
+        </w:rPr>
+        <w:t xml:space="preserve">Results (80/20 split):</w:t>
+      </w:r>
+    </w:p>
+    <w:tbl>
+      <w:tblPr>
+        <w:tblStyle w:val="Table"/>
+        <w:tblW w:type="pct" w:w="0.0"/>
+        <w:tblLook w:firstRow="1" w:lastRow="0" w:firstColumn="0" w:lastColumn="0" w:noHBand="0" w:noVBand="0" w:val="0020"/>
+      </w:tblPr>
+      <w:tblGrid/>
+      <w:tr>
+        <w:tc>
+          <w:p>
+            <w:pPr>
+              <w:pStyle w:val="Compact"/>
+              <w:jc w:val="left"/>
+            </w:pPr>
+            <w:r>
+              <w:t xml:space="preserve">Feature</w:t>
+            </w:r>
+          </w:p>
+        </w:tc>
+        <w:tc>
+          <w:p>
+            <w:pPr>
+              <w:pStyle w:val="Compact"/>
+              <w:jc w:val="left"/>
+            </w:pPr>
+            <w:r>
+              <w:t xml:space="preserve">F1 (weighted)</w:t>
+            </w:r>
+          </w:p>
+        </w:tc>
+      </w:tr>
+      <w:tr>
+        <w:tc>
+          <w:p>
+            <w:pPr>
+              <w:pStyle w:val="Compact"/>
+              <w:jc w:val="left"/>
+            </w:pPr>
+            <w:r>
+              <w:t xml:space="preserve">BoW</w:t>
+            </w:r>
+          </w:p>
+        </w:tc>
+        <w:tc>
+          <w:p>
+            <w:pPr>
+              <w:pStyle w:val="Compact"/>
+              <w:jc w:val="left"/>
+            </w:pPr>
+            <w:r>
+              <w:rPr>
+                <w:bCs/>
+                <w:b/>
+              </w:rPr>
+              <w:t xml:space="preserve">0.6669</w:t>
+            </w:r>
+          </w:p>
+        </w:tc>
+      </w:tr>
+      <w:tr>
+        <w:tc>
+          <w:p>
+            <w:pPr>
+              <w:pStyle w:val="Compact"/>
+              <w:jc w:val="left"/>
+            </w:pPr>
+            <w:r>
+              <w:t xml:space="preserve">TF-IDF</w:t>
+            </w:r>
+          </w:p>
+        </w:tc>
+        <w:tc>
+          <w:p>
+            <w:pPr>
+              <w:pStyle w:val="Compact"/>
+              <w:jc w:val="left"/>
+            </w:pPr>
+            <w:r>
+              <w:t xml:space="preserve">0.6525</w:t>
+            </w:r>
+          </w:p>
+        </w:tc>
+      </w:tr>
+    </w:tbl>
+    <w:p>
+      <w:pPr>
+        <w:pStyle w:val="BodyText"/>
+      </w:pPr>
+      <w:r>
+        <w:rPr>
+          <w:bCs/>
+          <w:b/>
+        </w:rPr>
+        <w:t xml:space="preserve">Classification report (BoW):</w:t>
+      </w:r>
+    </w:p>
+    <w:tbl>
+      <w:tblPr>
+        <w:tblStyle w:val="Table"/>
+        <w:tblW w:type="pct" w:w="0.0"/>
+        <w:tblLook w:firstRow="1" w:lastRow="0" w:firstColumn="0" w:lastColumn="0" w:noHBand="0" w:noVBand="0" w:val="0020"/>
+      </w:tblPr>
+      <w:tblGrid/>
+      <w:tr>
+        <w:tc>
+          <w:p>
+            <w:pPr>
+              <w:pStyle w:val="Compact"/>
+              <w:jc w:val="left"/>
+            </w:pPr>
+            <w:r>
+              <w:t xml:space="preserve">Class</w:t>
+            </w:r>
+          </w:p>
+        </w:tc>
+        <w:tc>
+          <w:p>
+            <w:pPr>
+              <w:pStyle w:val="Compact"/>
+              <w:jc w:val="left"/>
+            </w:pPr>
+            <w:r>
+              <w:t xml:space="preserve">Precision</w:t>
+            </w:r>
+          </w:p>
+        </w:tc>
+        <w:tc>
+          <w:p>
+            <w:pPr>
+              <w:pStyle w:val="Compact"/>
+              <w:jc w:val="left"/>
+            </w:pPr>
+            <w:r>
+              <w:t xml:space="preserve">Recall</w:t>
+            </w:r>
+          </w:p>
+        </w:tc>
+        <w:tc>
+          <w:p>
+            <w:pPr>
+              <w:pStyle w:val="Compact"/>
+              <w:jc w:val="left"/>
+            </w:pPr>
+            <w:r>
+              <w:t xml:space="preserve">F1</w:t>
+            </w:r>
+          </w:p>
+        </w:tc>
+      </w:tr>
+      <w:tr>
+        <w:tc>
+          <w:p>
+            <w:pPr>
+              <w:pStyle w:val="Compact"/>
+              <w:jc w:val="left"/>
+            </w:pPr>
+            <w:r>
+              <w:t xml:space="preserve">Fake</w:t>
+            </w:r>
+          </w:p>
+        </w:tc>
+        <w:tc>
+          <w:p>
+            <w:pPr>
+              <w:pStyle w:val="Compact"/>
+              <w:jc w:val="left"/>
+            </w:pPr>
+            <w:r>
+              <w:t xml:space="preserve">0.62</w:t>
+            </w:r>
+          </w:p>
+        </w:tc>
+        <w:tc>
+          <w:p>
+            <w:pPr>
+              <w:pStyle w:val="Compact"/>
+              <w:jc w:val="left"/>
+            </w:pPr>
+            <w:r>
+              <w:t xml:space="preserve">0.63</w:t>
+            </w:r>
+          </w:p>
+        </w:tc>
+        <w:tc>
+          <w:p>
+            <w:pPr>
+              <w:pStyle w:val="Compact"/>
+              <w:jc w:val="left"/>
+            </w:pPr>
+            <w:r>
+              <w:t xml:space="preserve">0.63</w:t>
+            </w:r>
+          </w:p>
+        </w:tc>
+      </w:tr>
+      <w:tr>
+        <w:tc>
+          <w:p>
+            <w:pPr>
+              <w:pStyle w:val="Compact"/>
+              <w:jc w:val="left"/>
+            </w:pPr>
+            <w:r>
+              <w:t xml:space="preserve">Real</w:t>
+            </w:r>
+          </w:p>
+        </w:tc>
+        <w:tc>
+          <w:p>
+            <w:pPr>
+              <w:pStyle w:val="Compact"/>
+              <w:jc w:val="left"/>
+            </w:pPr>
+            <w:r>
+              <w:t xml:space="preserve">0.61</w:t>
+            </w:r>
+          </w:p>
+        </w:tc>
+        <w:tc>
+          <w:p>
+            <w:pPr>
+              <w:pStyle w:val="Compact"/>
+              <w:jc w:val="left"/>
+            </w:pPr>
+            <w:r>
+              <w:t xml:space="preserve">0.61</w:t>
+            </w:r>
+          </w:p>
+        </w:tc>
+        <w:tc>
+          <w:p>
+            <w:pPr>
+              <w:pStyle w:val="Compact"/>
+              <w:jc w:val="left"/>
+            </w:pPr>
+            <w:r>
+              <w:t xml:space="preserve">0.61</w:t>
+            </w:r>
+          </w:p>
+        </w:tc>
+      </w:tr>
+      <w:tr>
+        <w:tc>
+          <w:p>
+            <w:pPr>
+              <w:pStyle w:val="Compact"/>
+              <w:jc w:val="left"/>
+            </w:pPr>
+            <w:r>
+              <w:t xml:space="preserve">Satire</w:t>
+            </w:r>
+          </w:p>
+        </w:tc>
+        <w:tc>
+          <w:p>
+            <w:pPr>
+              <w:pStyle w:val="Compact"/>
+              <w:jc w:val="left"/>
+            </w:pPr>
+            <w:r>
+              <w:t xml:space="preserve">0.79</w:t>
+            </w:r>
+          </w:p>
+        </w:tc>
+        <w:tc>
+          <w:p>
+            <w:pPr>
+              <w:pStyle w:val="Compact"/>
+              <w:jc w:val="left"/>
+            </w:pPr>
+            <w:r>
+              <w:t xml:space="preserve">0.78</w:t>
+            </w:r>
+          </w:p>
+        </w:tc>
+        <w:tc>
+          <w:p>
+            <w:pPr>
+              <w:pStyle w:val="Compact"/>
+              <w:jc w:val="left"/>
+            </w:pPr>
+            <w:r>
+              <w:t xml:space="preserve">0.78</w:t>
+            </w:r>
+          </w:p>
+        </w:tc>
+      </w:tr>
+    </w:tbl>
+    <w:p>
+      <w:pPr>
+        <w:pStyle w:val="BodyText"/>
+      </w:pPr>
+      <w:r>
+        <w:rPr>
+          <w:bCs/>
+          <w:b/>
+        </w:rPr>
+        <w:t xml:space="preserve">Misclassification analysis (30 samples):</w:t>
+      </w:r>
+      <w:r>
+        <w:t xml:space="preserve"> </w:t>
+      </w:r>
+      <w:r>
+        <w:t xml:space="preserve">TOPIC_OVERLAP: 77%, SHORT_TEXT: 23%. Most errors occur when Fake/Real articles share celebrity or political topics, making lexical features insufficient for discrimination.</w:t>
       </w:r>
     </w:p>
     <w:p>
@@ -6283,20 +4869,20 @@
       <w:r>
         <w:drawing>
           <wp:inline>
-            <wp:extent cx="5334000" cy="3137647"/>
+            <wp:extent cx="5334000" cy="4483413"/>
             <wp:effectExtent b="0" l="0" r="0" t="0"/>
-            <wp:docPr descr="MLflow Run Parameters" title="" id="1" name="Picture"/>
+            <wp:docPr descr="Naive Bayes Confusion Matrix" title="" id="1" name="Picture"/>
             <a:graphic>
               <a:graphicData uri="http://schemas.openxmlformats.org/drawingml/2006/picture">
                 <pic:pic>
                   <pic:nvPicPr>
-                    <pic:cNvPr descr="figures/mlflow_run_params.png" id="0" name="Picture"/>
+                    <pic:cNvPr descr="figures/nb_confusion_matrix.png" id="0" name="Picture"/>
                     <pic:cNvPicPr>
                       <a:picLocks noChangeArrowheads="1" noChangeAspect="1"/>
                     </pic:cNvPicPr>
                   </pic:nvPicPr>
                   <pic:blipFill>
-                    <a:blip r:embed="rId55"/>
+                    <a:blip r:embed="rId47"/>
                     <a:stretch>
                       <a:fillRect/>
                     </a:stretch>
@@ -6304,7 +4890,7 @@
                   <pic:spPr bwMode="auto">
                     <a:xfrm>
                       <a:off x="0" y="0"/>
-                      <a:ext cx="5334000" cy="3137647"/>
+                      <a:ext cx="5334000" cy="4483413"/>
                     </a:xfrm>
                     <a:prstGeom prst="rect">
                       <a:avLst/>
@@ -6328,7 +4914,7 @@
         <w:pStyle w:val="ImageCaption"/>
       </w:pPr>
       <w:r>
-        <w:t xml:space="preserve">MLflow Run Parameters</w:t>
+        <w:t xml:space="preserve">Naive Bayes Confusion Matrix</w:t>
       </w:r>
     </w:p>
     <w:p>
@@ -6337,16 +4923,295 @@
       </w:pPr>
       <w:r>
         <w:rPr>
-          <w:bCs/>
-          <w:b/>
-        </w:rPr>
-        <w:t xml:space="preserve">Figure 7.5 — Per-Run Artifacts.</w:t>
-      </w:r>
-      <w:r>
-        <w:t xml:space="preserve"> </w:t>
-      </w:r>
-      <w:r>
-        <w:t xml:space="preserve">Logged artifacts include confusion matrix PNG, ROC curve PNG, TF-IDF vocabulary JSON, and classification report TXT.</w:t>
+          <w:iCs/>
+          <w:i/>
+        </w:rPr>
+        <w:t xml:space="preserve">Confusion matrix on 20% held-out test set (BoW features, α=0.5).</w:t>
+      </w:r>
+    </w:p>
+    <w:p>
+      <w:pPr>
+        <w:pStyle w:val="BodyText"/>
+      </w:pPr>
+      <w:r>
+        <w:rPr>
+          <w:bCs/>
+          <w:b/>
+        </w:rPr>
+        <w:t xml:space="preserve">Alpha sensitivity analysis:</w:t>
+      </w:r>
+    </w:p>
+    <w:tbl>
+      <w:tblPr>
+        <w:tblStyle w:val="Table"/>
+        <w:tblW w:type="pct" w:w="0.0"/>
+        <w:tblLook w:firstRow="1" w:lastRow="0" w:firstColumn="0" w:lastColumn="0" w:noHBand="0" w:noVBand="0" w:val="0020"/>
+      </w:tblPr>
+      <w:tblGrid/>
+      <w:tr>
+        <w:tc>
+          <w:p>
+            <w:pPr>
+              <w:pStyle w:val="Compact"/>
+              <w:jc w:val="left"/>
+            </w:pPr>
+            <w:r>
+              <w:t xml:space="preserve">Alpha</w:t>
+            </w:r>
+          </w:p>
+        </w:tc>
+        <w:tc>
+          <w:p>
+            <w:pPr>
+              <w:pStyle w:val="Compact"/>
+              <w:jc w:val="left"/>
+            </w:pPr>
+            <w:r>
+              <w:t xml:space="preserve">Accuracy</w:t>
+            </w:r>
+          </w:p>
+        </w:tc>
+        <w:tc>
+          <w:p>
+            <w:pPr>
+              <w:pStyle w:val="Compact"/>
+              <w:jc w:val="left"/>
+            </w:pPr>
+            <w:r>
+              <w:t xml:space="preserve">F1</w:t>
+            </w:r>
+          </w:p>
+        </w:tc>
+      </w:tr>
+      <w:tr>
+        <w:tc>
+          <w:p>
+            <w:pPr>
+              <w:pStyle w:val="Compact"/>
+              <w:jc w:val="left"/>
+            </w:pPr>
+            <w:r>
+              <w:t xml:space="preserve">0.01</w:t>
+            </w:r>
+          </w:p>
+        </w:tc>
+        <w:tc>
+          <w:p>
+            <w:pPr>
+              <w:pStyle w:val="Compact"/>
+              <w:jc w:val="left"/>
+            </w:pPr>
+            <w:r>
+              <w:t xml:space="preserve">0.6417</w:t>
+            </w:r>
+          </w:p>
+        </w:tc>
+        <w:tc>
+          <w:p>
+            <w:pPr>
+              <w:pStyle w:val="Compact"/>
+              <w:jc w:val="left"/>
+            </w:pPr>
+            <w:r>
+              <w:t xml:space="preserve">0.6429</w:t>
+            </w:r>
+          </w:p>
+        </w:tc>
+      </w:tr>
+      <w:tr>
+        <w:tc>
+          <w:p>
+            <w:pPr>
+              <w:pStyle w:val="Compact"/>
+              <w:jc w:val="left"/>
+            </w:pPr>
+            <w:r>
+              <w:t xml:space="preserve">0.10</w:t>
+            </w:r>
+          </w:p>
+        </w:tc>
+        <w:tc>
+          <w:p>
+            <w:pPr>
+              <w:pStyle w:val="Compact"/>
+              <w:jc w:val="left"/>
+            </w:pPr>
+            <w:r>
+              <w:t xml:space="preserve">0.6594</w:t>
+            </w:r>
+          </w:p>
+        </w:tc>
+        <w:tc>
+          <w:p>
+            <w:pPr>
+              <w:pStyle w:val="Compact"/>
+              <w:jc w:val="left"/>
+            </w:pPr>
+            <w:r>
+              <w:t xml:space="preserve">0.6593</w:t>
+            </w:r>
+          </w:p>
+        </w:tc>
+      </w:tr>
+      <w:tr>
+        <w:tc>
+          <w:p>
+            <w:pPr>
+              <w:pStyle w:val="Compact"/>
+              <w:jc w:val="left"/>
+            </w:pPr>
+            <w:r>
+              <w:rPr>
+                <w:bCs/>
+                <w:b/>
+              </w:rPr>
+              <w:t xml:space="preserve">0.50</w:t>
+            </w:r>
+          </w:p>
+        </w:tc>
+        <w:tc>
+          <w:p>
+            <w:pPr>
+              <w:pStyle w:val="Compact"/>
+              <w:jc w:val="left"/>
+            </w:pPr>
+            <w:r>
+              <w:rPr>
+                <w:bCs/>
+                <w:b/>
+              </w:rPr>
+              <w:t xml:space="preserve">0.6675</w:t>
+            </w:r>
+          </w:p>
+        </w:tc>
+        <w:tc>
+          <w:p>
+            <w:pPr>
+              <w:pStyle w:val="Compact"/>
+              <w:jc w:val="left"/>
+            </w:pPr>
+            <w:r>
+              <w:rPr>
+                <w:bCs/>
+                <w:b/>
+              </w:rPr>
+              <w:t xml:space="preserve">0.6671</w:t>
+            </w:r>
+          </w:p>
+        </w:tc>
+      </w:tr>
+      <w:tr>
+        <w:tc>
+          <w:p>
+            <w:pPr>
+              <w:pStyle w:val="Compact"/>
+              <w:jc w:val="left"/>
+            </w:pPr>
+            <w:r>
+              <w:t xml:space="preserve">1.00</w:t>
+            </w:r>
+          </w:p>
+        </w:tc>
+        <w:tc>
+          <w:p>
+            <w:pPr>
+              <w:pStyle w:val="Compact"/>
+              <w:jc w:val="left"/>
+            </w:pPr>
+            <w:r>
+              <w:t xml:space="preserve">0.6665</w:t>
+            </w:r>
+          </w:p>
+        </w:tc>
+        <w:tc>
+          <w:p>
+            <w:pPr>
+              <w:pStyle w:val="Compact"/>
+              <w:jc w:val="left"/>
+            </w:pPr>
+            <w:r>
+              <w:t xml:space="preserve">0.6669</w:t>
+            </w:r>
+          </w:p>
+        </w:tc>
+      </w:tr>
+      <w:tr>
+        <w:tc>
+          <w:p>
+            <w:pPr>
+              <w:pStyle w:val="Compact"/>
+              <w:jc w:val="left"/>
+            </w:pPr>
+            <w:r>
+              <w:t xml:space="preserve">2.00</w:t>
+            </w:r>
+          </w:p>
+        </w:tc>
+        <w:tc>
+          <w:p>
+            <w:pPr>
+              <w:pStyle w:val="Compact"/>
+              <w:jc w:val="left"/>
+            </w:pPr>
+            <w:r>
+              <w:t xml:space="preserve">0.6635</w:t>
+            </w:r>
+          </w:p>
+        </w:tc>
+        <w:tc>
+          <w:p>
+            <w:pPr>
+              <w:pStyle w:val="Compact"/>
+              <w:jc w:val="left"/>
+            </w:pPr>
+            <w:r>
+              <w:t xml:space="preserve">0.6653</w:t>
+            </w:r>
+          </w:p>
+        </w:tc>
+      </w:tr>
+      <w:tr>
+        <w:tc>
+          <w:p>
+            <w:pPr>
+              <w:pStyle w:val="Compact"/>
+              <w:jc w:val="left"/>
+            </w:pPr>
+            <w:r>
+              <w:t xml:space="preserve">5.00</w:t>
+            </w:r>
+          </w:p>
+        </w:tc>
+        <w:tc>
+          <w:p>
+            <w:pPr>
+              <w:pStyle w:val="Compact"/>
+              <w:jc w:val="left"/>
+            </w:pPr>
+            <w:r>
+              <w:t xml:space="preserve">0.6448</w:t>
+            </w:r>
+          </w:p>
+        </w:tc>
+        <w:tc>
+          <w:p>
+            <w:pPr>
+              <w:pStyle w:val="Compact"/>
+              <w:jc w:val="left"/>
+            </w:pPr>
+            <w:r>
+              <w:t xml:space="preserve">0.6478</w:t>
+            </w:r>
+          </w:p>
+        </w:tc>
+      </w:tr>
+    </w:tbl>
+    <w:p>
+      <w:pPr>
+        <w:pStyle w:val="BodyText"/>
+      </w:pPr>
+      <w:r>
+        <w:t xml:space="preserve">Optimal alpha = 0.5, balancing underfitting (low alpha) and over-smoothing (high alpha).</w:t>
       </w:r>
     </w:p>
     <w:p>
@@ -6356,20 +5221,20 @@
       <w:r>
         <w:drawing>
           <wp:inline>
-            <wp:extent cx="5334000" cy="3137647"/>
+            <wp:extent cx="5334000" cy="3399963"/>
             <wp:effectExtent b="0" l="0" r="0" t="0"/>
-            <wp:docPr descr="MLflow Run Artifacts" title="" id="1" name="Picture"/>
+            <wp:docPr descr="Naive Bayes Alpha Sensitivity" title="" id="1" name="Picture"/>
             <a:graphic>
               <a:graphicData uri="http://schemas.openxmlformats.org/drawingml/2006/picture">
                 <pic:pic>
                   <pic:nvPicPr>
-                    <pic:cNvPr descr="figures/mlflow_run_artifacts.png" id="0" name="Picture"/>
+                    <pic:cNvPr descr="figures/nb_alpha_sensitivity.png" id="0" name="Picture"/>
                     <pic:cNvPicPr>
                       <a:picLocks noChangeArrowheads="1" noChangeAspect="1"/>
                     </pic:cNvPicPr>
                   </pic:nvPicPr>
                   <pic:blipFill>
-                    <a:blip r:embed="rId56"/>
+                    <a:blip r:embed="rId48"/>
                     <a:stretch>
                       <a:fillRect/>
                     </a:stretch>
@@ -6377,7 +5242,7 @@
                   <pic:spPr bwMode="auto">
                     <a:xfrm>
                       <a:off x="0" y="0"/>
-                      <a:ext cx="5334000" cy="3137647"/>
+                      <a:ext cx="5334000" cy="3399963"/>
                     </a:xfrm>
                     <a:prstGeom prst="rect">
                       <a:avLst/>
@@ -6401,7 +5266,7 @@
         <w:pStyle w:val="ImageCaption"/>
       </w:pPr>
       <w:r>
-        <w:t xml:space="preserve">MLflow Run Artifacts</w:t>
+        <w:t xml:space="preserve">Naive Bayes Alpha Sensitivity</w:t>
       </w:r>
     </w:p>
     <w:p>
@@ -6410,16 +5275,236 @@
       </w:pPr>
       <w:r>
         <w:rPr>
-          <w:bCs/>
-          <w:b/>
-        </w:rPr>
-        <w:t xml:space="preserve">Figure 7.6 — Compare Runs (Table View).</w:t>
-      </w:r>
-      <w:r>
-        <w:t xml:space="preserve"> </w:t>
-      </w:r>
-      <w:r>
-        <w:t xml:space="preserve">Side-by-side comparison of parameters and metrics across all 6 ablation runs.</w:t>
+          <w:iCs/>
+          <w:i/>
+        </w:rPr>
+        <w:t xml:space="preserve">Alpha sensitivity curve — peak F1 at α=0.5, smooth degradation either side.</w:t>
+      </w:r>
+    </w:p>
+    <w:bookmarkEnd w:id="49"/>
+    <w:bookmarkStart w:id="54" w:name="logistic-regression-9-marks"/>
+    <w:p>
+      <w:pPr>
+        <w:pStyle w:val="Heading3"/>
+      </w:pPr>
+      <w:r>
+        <w:t xml:space="preserve">6.2 Logistic Regression [9 Marks]</w:t>
+      </w:r>
+    </w:p>
+    <w:p>
+      <w:pPr>
+        <w:pStyle w:val="FirstParagraph"/>
+      </w:pPr>
+      <w:r>
+        <w:rPr>
+          <w:bCs/>
+          <w:b/>
+        </w:rPr>
+        <w:t xml:space="preserve">Three regularization variants (C=1.0, TF-IDF features):</w:t>
+      </w:r>
+    </w:p>
+    <w:tbl>
+      <w:tblPr>
+        <w:tblStyle w:val="Table"/>
+        <w:tblW w:type="pct" w:w="0.0"/>
+        <w:tblLook w:firstRow="1" w:lastRow="0" w:firstColumn="0" w:lastColumn="0" w:noHBand="0" w:noVBand="0" w:val="0020"/>
+      </w:tblPr>
+      <w:tblGrid/>
+      <w:tr>
+        <w:tc>
+          <w:p>
+            <w:pPr>
+              <w:pStyle w:val="Compact"/>
+              <w:jc w:val="left"/>
+            </w:pPr>
+            <w:r>
+              <w:t xml:space="preserve">Variant</w:t>
+            </w:r>
+          </w:p>
+        </w:tc>
+        <w:tc>
+          <w:p>
+            <w:pPr>
+              <w:pStyle w:val="Compact"/>
+              <w:jc w:val="left"/>
+            </w:pPr>
+            <w:r>
+              <w:t xml:space="preserve">Accuracy</w:t>
+            </w:r>
+          </w:p>
+        </w:tc>
+        <w:tc>
+          <w:p>
+            <w:pPr>
+              <w:pStyle w:val="Compact"/>
+              <w:jc w:val="left"/>
+            </w:pPr>
+            <w:r>
+              <w:t xml:space="preserve">F1 (weighted)</w:t>
+            </w:r>
+          </w:p>
+        </w:tc>
+      </w:tr>
+      <w:tr>
+        <w:tc>
+          <w:p>
+            <w:pPr>
+              <w:pStyle w:val="Compact"/>
+              <w:jc w:val="left"/>
+            </w:pPr>
+            <w:r>
+              <w:t xml:space="preserve">L1 (Lasso)</w:t>
+            </w:r>
+          </w:p>
+        </w:tc>
+        <w:tc>
+          <w:p>
+            <w:pPr>
+              <w:pStyle w:val="Compact"/>
+              <w:jc w:val="left"/>
+            </w:pPr>
+            <w:r>
+              <w:t xml:space="preserve">0.6311</w:t>
+            </w:r>
+          </w:p>
+        </w:tc>
+        <w:tc>
+          <w:p>
+            <w:pPr>
+              <w:pStyle w:val="Compact"/>
+              <w:jc w:val="left"/>
+            </w:pPr>
+            <w:r>
+              <w:t xml:space="preserve">0.6260</w:t>
+            </w:r>
+          </w:p>
+        </w:tc>
+      </w:tr>
+      <w:tr>
+        <w:tc>
+          <w:p>
+            <w:pPr>
+              <w:pStyle w:val="Compact"/>
+              <w:jc w:val="left"/>
+            </w:pPr>
+            <w:r>
+              <w:rPr>
+                <w:bCs/>
+                <w:b/>
+              </w:rPr>
+              <w:t xml:space="preserve">L2 (Ridge)</w:t>
+            </w:r>
+          </w:p>
+        </w:tc>
+        <w:tc>
+          <w:p>
+            <w:pPr>
+              <w:pStyle w:val="Compact"/>
+              <w:jc w:val="left"/>
+            </w:pPr>
+            <w:r>
+              <w:rPr>
+                <w:bCs/>
+                <w:b/>
+              </w:rPr>
+              <w:t xml:space="preserve">0.6710</w:t>
+            </w:r>
+          </w:p>
+        </w:tc>
+        <w:tc>
+          <w:p>
+            <w:pPr>
+              <w:pStyle w:val="Compact"/>
+              <w:jc w:val="left"/>
+            </w:pPr>
+            <w:r>
+              <w:rPr>
+                <w:bCs/>
+                <w:b/>
+              </w:rPr>
+              <w:t xml:space="preserve">0.6681</w:t>
+            </w:r>
+          </w:p>
+        </w:tc>
+      </w:tr>
+      <w:tr>
+        <w:tc>
+          <w:p>
+            <w:pPr>
+              <w:pStyle w:val="Compact"/>
+              <w:jc w:val="left"/>
+            </w:pPr>
+            <w:r>
+              <w:t xml:space="preserve">ElasticNet</w:t>
+            </w:r>
+          </w:p>
+        </w:tc>
+        <w:tc>
+          <w:p>
+            <w:pPr>
+              <w:pStyle w:val="Compact"/>
+              <w:jc w:val="left"/>
+            </w:pPr>
+            <w:r>
+              <w:t xml:space="preserve">0.6478</w:t>
+            </w:r>
+          </w:p>
+        </w:tc>
+        <w:tc>
+          <w:p>
+            <w:pPr>
+              <w:pStyle w:val="Compact"/>
+              <w:jc w:val="left"/>
+            </w:pPr>
+            <w:r>
+              <w:t xml:space="preserve">0.6434</w:t>
+            </w:r>
+          </w:p>
+        </w:tc>
+      </w:tr>
+    </w:tbl>
+    <w:p>
+      <w:pPr>
+        <w:pStyle w:val="BodyText"/>
+      </w:pPr>
+      <w:r>
+        <w:t xml:space="preserve">L2 performs best — retains all features with distributed weights rather than aggressive sparsification.</w:t>
+      </w:r>
+    </w:p>
+    <w:p>
+      <w:pPr>
+        <w:pStyle w:val="BodyText"/>
+      </w:pPr>
+      <w:r>
+        <w:rPr>
+          <w:bCs/>
+          <w:b/>
+        </w:rPr>
+        <w:t xml:space="preserve">Top weighted features (L2, Fake class):</w:t>
+      </w:r>
+      <w:r>
+        <w:t xml:space="preserve"> </w:t>
+      </w:r>
+      <w:r>
+        <w:t xml:space="preserve">jenner (+2.48), say (+2.35), brad (+2.21), pitt (+2.20), kardashian (+2.05)</w:t>
+      </w:r>
+    </w:p>
+    <w:p>
+      <w:pPr>
+        <w:pStyle w:val="BodyText"/>
+      </w:pPr>
+      <w:r>
+        <w:rPr>
+          <w:bCs/>
+          <w:b/>
+        </w:rPr>
+        <w:t xml:space="preserve">ROC curves for L1, L2, and ElasticNet variants</w:t>
+      </w:r>
+      <w:r>
+        <w:t xml:space="preserve"> </w:t>
+      </w:r>
+      <w:r>
+        <w:t xml:space="preserve">with per-class AUC:</w:t>
       </w:r>
     </w:p>
     <w:p>
@@ -6429,20 +5514,20 @@
       <w:r>
         <w:drawing>
           <wp:inline>
-            <wp:extent cx="5334000" cy="3137647"/>
+            <wp:extent cx="5334000" cy="1474051"/>
             <wp:effectExtent b="0" l="0" r="0" t="0"/>
-            <wp:docPr descr="MLflow Compare Table" title="" id="1" name="Picture"/>
+            <wp:docPr descr="Logistic Regression ROC Curves" title="" id="1" name="Picture"/>
             <a:graphic>
               <a:graphicData uri="http://schemas.openxmlformats.org/drawingml/2006/picture">
                 <pic:pic>
                   <pic:nvPicPr>
-                    <pic:cNvPr descr="figures/mlflow_compare_table.png" id="0" name="Picture"/>
+                    <pic:cNvPr descr="figures/lr_roc_curves.png" id="0" name="Picture"/>
                     <pic:cNvPicPr>
                       <a:picLocks noChangeArrowheads="1" noChangeAspect="1"/>
                     </pic:cNvPicPr>
                   </pic:nvPicPr>
                   <pic:blipFill>
-                    <a:blip r:embed="rId57"/>
+                    <a:blip r:embed="rId50"/>
                     <a:stretch>
                       <a:fillRect/>
                     </a:stretch>
@@ -6450,7 +5535,7 @@
                   <pic:spPr bwMode="auto">
                     <a:xfrm>
                       <a:off x="0" y="0"/>
-                      <a:ext cx="5334000" cy="3137647"/>
+                      <a:ext cx="5334000" cy="1474051"/>
                     </a:xfrm>
                     <a:prstGeom prst="rect">
                       <a:avLst/>
@@ -6474,25 +5559,7 @@
         <w:pStyle w:val="ImageCaption"/>
       </w:pPr>
       <w:r>
-        <w:t xml:space="preserve">MLflow Compare Table</w:t>
-      </w:r>
-    </w:p>
-    <w:p>
-      <w:pPr>
-        <w:pStyle w:val="BodyText"/>
-      </w:pPr>
-      <w:r>
-        <w:rPr>
-          <w:bCs/>
-          <w:b/>
-        </w:rPr>
-        <w:t xml:space="preserve">Figure 7.7 — Compare Runs (Chart View).</w:t>
-      </w:r>
-      <w:r>
-        <w:t xml:space="preserve"> </w:t>
-      </w:r>
-      <w:r>
-        <w:t xml:space="preserve">Visual comparison chart of metrics across runs.</w:t>
+        <w:t xml:space="preserve">Logistic Regression ROC Curves</w:t>
       </w:r>
     </w:p>
     <w:p>
@@ -6502,20 +5569,20 @@
       <w:r>
         <w:drawing>
           <wp:inline>
-            <wp:extent cx="5334000" cy="3137647"/>
+            <wp:extent cx="5334000" cy="4206989"/>
             <wp:effectExtent b="0" l="0" r="0" t="0"/>
-            <wp:docPr descr="MLflow Compare Chart" title="" id="1" name="Picture"/>
+            <wp:docPr descr="Logistic Regression L2 ROC" title="" id="1" name="Picture"/>
             <a:graphic>
               <a:graphicData uri="http://schemas.openxmlformats.org/drawingml/2006/picture">
                 <pic:pic>
                   <pic:nvPicPr>
-                    <pic:cNvPr descr="figures/mlflow_compare_chart.png" id="0" name="Picture"/>
+                    <pic:cNvPr descr="figures/roc_LogisticRegression_L2.png" id="0" name="Picture"/>
                     <pic:cNvPicPr>
                       <a:picLocks noChangeArrowheads="1" noChangeAspect="1"/>
                     </pic:cNvPicPr>
                   </pic:nvPicPr>
                   <pic:blipFill>
-                    <a:blip r:embed="rId58"/>
+                    <a:blip r:embed="rId51"/>
                     <a:stretch>
                       <a:fillRect/>
                     </a:stretch>
@@ -6523,7 +5590,7 @@
                   <pic:spPr bwMode="auto">
                     <a:xfrm>
                       <a:off x="0" y="0"/>
-                      <a:ext cx="5334000" cy="3137647"/>
+                      <a:ext cx="5334000" cy="4206989"/>
                     </a:xfrm>
                     <a:prstGeom prst="rect">
                       <a:avLst/>
@@ -6547,7 +5614,7 @@
         <w:pStyle w:val="ImageCaption"/>
       </w:pPr>
       <w:r>
-        <w:t xml:space="preserve">MLflow Compare Chart</w:t>
+        <w:t xml:space="preserve">Logistic Regression L2 ROC</w:t>
       </w:r>
     </w:p>
     <w:p>
@@ -6556,16 +5623,22 @@
       </w:pPr>
       <w:r>
         <w:rPr>
-          <w:bCs/>
-          <w:b/>
-        </w:rPr>
-        <w:t xml:space="preserve">Figure 7.8 — Parallel Coordinates Plot (F1-Weighted).</w:t>
-      </w:r>
-      <w:r>
-        <w:t xml:space="preserve"> </w:t>
-      </w:r>
-      <w:r>
-        <w:t xml:space="preserve">Visualizes the relationship between preprocessing hyperparameters (Stopwords, Normalization, Min Token Length, Max Features) and F1-weighted score across all 6 configurations. Best configuration: custom stopwords + lemmatization + min length 1 + 15K features (F1 = 0.6730).</w:t>
+          <w:iCs/>
+          <w:i/>
+        </w:rPr>
+        <w:t xml:space="preserve">Per-class ROC curves for the best variant (L2). AUC ≥ 0.80 for all three classes.</w:t>
+      </w:r>
+    </w:p>
+    <w:p>
+      <w:pPr>
+        <w:pStyle w:val="BodyText"/>
+      </w:pPr>
+      <w:r>
+        <w:rPr>
+          <w:bCs/>
+          <w:b/>
+        </w:rPr>
+        <w:t xml:space="preserve">Confusion matrices:</w:t>
       </w:r>
     </w:p>
     <w:p>
@@ -6575,20 +5648,20 @@
       <w:r>
         <w:drawing>
           <wp:inline>
-            <wp:extent cx="5334000" cy="3000375"/>
+            <wp:extent cx="5334000" cy="4483413"/>
             <wp:effectExtent b="0" l="0" r="0" t="0"/>
-            <wp:docPr descr="MLflow Parallel Coordinates" title="" id="1" name="Picture"/>
+            <wp:docPr descr="LR Confusion Matrix (all variants)" title="" id="1" name="Picture"/>
             <a:graphic>
               <a:graphicData uri="http://schemas.openxmlformats.org/drawingml/2006/picture">
                 <pic:pic>
                   <pic:nvPicPr>
-                    <pic:cNvPr descr="figures/mlflow_parallel_coordinates.png" id="0" name="Picture"/>
+                    <pic:cNvPr descr="figures/lr_confusion_matrix.png" id="0" name="Picture"/>
                     <pic:cNvPicPr>
                       <a:picLocks noChangeArrowheads="1" noChangeAspect="1"/>
                     </pic:cNvPicPr>
                   </pic:nvPicPr>
                   <pic:blipFill>
-                    <a:blip r:embed="rId59"/>
+                    <a:blip r:embed="rId52"/>
                     <a:stretch>
                       <a:fillRect/>
                     </a:stretch>
@@ -6596,7 +5669,7 @@
                   <pic:spPr bwMode="auto">
                     <a:xfrm>
                       <a:off x="0" y="0"/>
-                      <a:ext cx="5334000" cy="3000375"/>
+                      <a:ext cx="5334000" cy="4483413"/>
                     </a:xfrm>
                     <a:prstGeom prst="rect">
                       <a:avLst/>
@@ -6620,54 +5693,7 @@
         <w:pStyle w:val="ImageCaption"/>
       </w:pPr>
       <w:r>
-        <w:t xml:space="preserve">MLflow Parallel Coordinates</w:t>
-      </w:r>
-    </w:p>
-    <w:p>
-      <w:pPr>
-        <w:pStyle w:val="BodyText"/>
-      </w:pPr>
-      <w:r>
-        <w:rPr>
-          <w:bCs/>
-          <w:b/>
-        </w:rPr>
-        <w:t xml:space="preserve">Figure 7.9 — Run</w:t>
-      </w:r>
-      <w:r>
-        <w:rPr>
-          <w:bCs/>
-          <w:b/>
-        </w:rPr>
-        <w:t xml:space="preserve"> </w:t>
-      </w:r>
-      <w:r>
-        <w:rPr>
-          <w:rStyle w:val="VerbatimChar"/>
-          <w:bCs/>
-          <w:b/>
-        </w:rPr>
-        <w:t xml:space="preserve">config_1</w:t>
-      </w:r>
-      <w:r>
-        <w:rPr>
-          <w:bCs/>
-          <w:b/>
-        </w:rPr>
-        <w:t xml:space="preserve"> </w:t>
-      </w:r>
-      <w:r>
-        <w:rPr>
-          <w:bCs/>
-          <w:b/>
-        </w:rPr>
-        <w:t xml:space="preserve">Overview</w:t>
-      </w:r>
-      <w:r>
-        <w:t xml:space="preserve"> </w:t>
-      </w:r>
-      <w:r>
-        <w:t xml:space="preserve">(standard stopwords + lemma + len≥1 + 5K features).</w:t>
+        <w:t xml:space="preserve">LR Confusion Matrix (all variants)</w:t>
       </w:r>
     </w:p>
     <w:p>
@@ -6677,20 +5703,20 @@
       <w:r>
         <w:drawing>
           <wp:inline>
-            <wp:extent cx="5334000" cy="3137647"/>
+            <wp:extent cx="5334000" cy="4479244"/>
             <wp:effectExtent b="0" l="0" r="0" t="0"/>
-            <wp:docPr descr="Config 1" title="" id="1" name="Picture"/>
+            <wp:docPr descr="LR L2 Confusion Matrix" title="" id="1" name="Picture"/>
             <a:graphic>
               <a:graphicData uri="http://schemas.openxmlformats.org/drawingml/2006/picture">
                 <pic:pic>
                   <pic:nvPicPr>
-                    <pic:cNvPr descr="figures/mlflow_run_config_1_overview.png" id="0" name="Picture"/>
+                    <pic:cNvPr descr="figures/cm_LogisticRegression_L2.png" id="0" name="Picture"/>
                     <pic:cNvPicPr>
                       <a:picLocks noChangeArrowheads="1" noChangeAspect="1"/>
                     </pic:cNvPicPr>
                   </pic:nvPicPr>
                   <pic:blipFill>
-                    <a:blip r:embed="rId60"/>
+                    <a:blip r:embed="rId53"/>
                     <a:stretch>
                       <a:fillRect/>
                     </a:stretch>
@@ -6698,7 +5724,7 @@
                   <pic:spPr bwMode="auto">
                     <a:xfrm>
                       <a:off x="0" y="0"/>
-                      <a:ext cx="5334000" cy="3137647"/>
+                      <a:ext cx="5334000" cy="4479244"/>
                     </a:xfrm>
                     <a:prstGeom prst="rect">
                       <a:avLst/>
@@ -6722,7 +5748,7 @@
         <w:pStyle w:val="ImageCaption"/>
       </w:pPr>
       <w:r>
-        <w:t xml:space="preserve">Config 1</w:t>
+        <w:t xml:space="preserve">LR L2 Confusion Matrix</w:t>
       </w:r>
     </w:p>
     <w:p>
@@ -6734,42 +5760,348 @@
           <w:bCs/>
           <w:b/>
         </w:rPr>
-        <w:t xml:space="preserve">Figure 7.10 — Run</w:t>
-      </w:r>
-      <w:r>
-        <w:rPr>
-          <w:bCs/>
-          <w:b/>
-        </w:rPr>
-        <w:t xml:space="preserve"> </w:t>
-      </w:r>
-      <w:r>
-        <w:rPr>
-          <w:rStyle w:val="VerbatimChar"/>
-          <w:bCs/>
-          <w:b/>
-        </w:rPr>
-        <w:t xml:space="preserve">config_2</w:t>
-      </w:r>
-      <w:r>
-        <w:rPr>
-          <w:bCs/>
-          <w:b/>
-        </w:rPr>
-        <w:t xml:space="preserve"> </w:t>
-      </w:r>
-      <w:r>
-        <w:rPr>
-          <w:bCs/>
-          <w:b/>
-        </w:rPr>
-        <w:t xml:space="preserve">Overview</w:t>
-      </w:r>
-      <w:r>
-        <w:t xml:space="preserve"> </w:t>
-      </w:r>
-      <w:r>
-        <w:t xml:space="preserve">(custom stopwords + lemma + len≥1 + 5K features).</w:t>
+        <w:t xml:space="preserve">Why LR handles correlated features better than NB (250 words):</w:t>
+      </w:r>
+    </w:p>
+    <w:p>
+      <w:pPr>
+        <w:pStyle w:val="BodyText"/>
+      </w:pPr>
+      <w:r>
+        <w:t xml:space="preserve">Naive Bayes assumes conditional independence: P(x₁, x₂ | y) = P(x₁ | y) × P(x₂ | y). When features are correlated (e.g.,</w:t>
+      </w:r>
+      <w:r>
+        <w:t xml:space="preserve"> </w:t>
+      </w:r>
+      <w:r>
+        <w:t xml:space="preserve">“</w:t>
+      </w:r>
+      <w:r>
+        <w:t xml:space="preserve">breaking</w:t>
+      </w:r>
+      <w:r>
+        <w:t xml:space="preserve">”</w:t>
+      </w:r>
+      <w:r>
+        <w:t xml:space="preserve"> </w:t>
+      </w:r>
+      <w:r>
+        <w:t xml:space="preserve">and</w:t>
+      </w:r>
+      <w:r>
+        <w:t xml:space="preserve"> </w:t>
+      </w:r>
+      <w:r>
+        <w:t xml:space="preserve">“</w:t>
+      </w:r>
+      <w:r>
+        <w:t xml:space="preserve">news</w:t>
+      </w:r>
+      <w:r>
+        <w:t xml:space="preserve">”</w:t>
+      </w:r>
+      <w:r>
+        <w:t xml:space="preserve"> </w:t>
+      </w:r>
+      <w:r>
+        <w:t xml:space="preserve">co-occur frequently), NB effectively double-counts their combined evidence, producing overconfident predictions. This independence violation causes poorly calibrated probabilities (Domingos &amp; Pazzani, 1997).</w:t>
+      </w:r>
+    </w:p>
+    <w:p>
+      <w:pPr>
+        <w:pStyle w:val="BodyText"/>
+      </w:pPr>
+      <w:r>
+        <w:t xml:space="preserve">Logistic Regression learns a weight vector w where P(y|x) = σ(wᵀx). During optimization, LR jointly adjusts all feature weights — when features are correlated, gradient descent distributes predictive signal between them, preventing double-counting. L2 regularization further addresses multicollinearity by adding λ||w||² to the loss. For correlated features, L2 distributes weight equally; L1 drives redundant weights to zero. In misinformation detection, TF-IDF features exhibit significant correlation (</w:t>
+      </w:r>
+      <w:r>
+        <w:t xml:space="preserve">“</w:t>
+      </w:r>
+      <w:r>
+        <w:t xml:space="preserve">breaking news</w:t>
+      </w:r>
+      <w:r>
+        <w:t xml:space="preserve">”</w:t>
+      </w:r>
+      <w:r>
+        <w:t xml:space="preserve">,</w:t>
+      </w:r>
+      <w:r>
+        <w:t xml:space="preserve"> </w:t>
+      </w:r>
+      <w:r>
+        <w:t xml:space="preserve">“</w:t>
+      </w:r>
+      <w:r>
+        <w:t xml:space="preserve">unnamed sources</w:t>
+      </w:r>
+      <w:r>
+        <w:t xml:space="preserve">”</w:t>
+      </w:r>
+      <w:r>
+        <w:t xml:space="preserve">), and LR’s discriminative training — directly modeling P(y|x) rather than P(x|y) — yields better decision boundaries when independence is violated (Ng &amp; Jordan, 2002).</w:t>
+      </w:r>
+    </w:p>
+    <w:bookmarkEnd w:id="54"/>
+    <w:bookmarkStart w:id="56" w:name="polynomial-features-lr-8-marks"/>
+    <w:p>
+      <w:pPr>
+        <w:pStyle w:val="Heading3"/>
+      </w:pPr>
+      <w:r>
+        <w:t xml:space="preserve">6.3 Polynomial Features + LR [8 Marks]</w:t>
+      </w:r>
+    </w:p>
+    <w:p>
+      <w:pPr>
+        <w:pStyle w:val="FirstParagraph"/>
+      </w:pPr>
+      <w:r>
+        <w:t xml:space="preserve">TF-IDF reduced to 2D via PCA (explained variance: 0.8%).</w:t>
+      </w:r>
+    </w:p>
+    <w:tbl>
+      <w:tblPr>
+        <w:tblStyle w:val="Table"/>
+        <w:tblW w:type="pct" w:w="0.0"/>
+        <w:tblLook w:firstRow="1" w:lastRow="0" w:firstColumn="0" w:lastColumn="0" w:noHBand="0" w:noVBand="0" w:val="0020"/>
+      </w:tblPr>
+      <w:tblGrid/>
+      <w:tr>
+        <w:tc>
+          <w:p>
+            <w:pPr>
+              <w:pStyle w:val="Compact"/>
+              <w:jc w:val="left"/>
+            </w:pPr>
+            <w:r>
+              <w:t xml:space="preserve">Degree</w:t>
+            </w:r>
+          </w:p>
+        </w:tc>
+        <w:tc>
+          <w:p>
+            <w:pPr>
+              <w:pStyle w:val="Compact"/>
+              <w:jc w:val="left"/>
+            </w:pPr>
+            <w:r>
+              <w:t xml:space="preserve">Train Acc</w:t>
+            </w:r>
+          </w:p>
+        </w:tc>
+        <w:tc>
+          <w:p>
+            <w:pPr>
+              <w:pStyle w:val="Compact"/>
+              <w:jc w:val="left"/>
+            </w:pPr>
+            <w:r>
+              <w:t xml:space="preserve">Test Acc</w:t>
+            </w:r>
+          </w:p>
+        </w:tc>
+        <w:tc>
+          <w:p>
+            <w:pPr>
+              <w:pStyle w:val="Compact"/>
+              <w:jc w:val="left"/>
+            </w:pPr>
+            <w:r>
+              <w:t xml:space="preserve">F1</w:t>
+            </w:r>
+          </w:p>
+        </w:tc>
+        <w:tc>
+          <w:p>
+            <w:pPr>
+              <w:pStyle w:val="Compact"/>
+              <w:jc w:val="left"/>
+            </w:pPr>
+            <w:r>
+              <w:t xml:space="preserve">Features</w:t>
+            </w:r>
+          </w:p>
+        </w:tc>
+      </w:tr>
+      <w:tr>
+        <w:tc>
+          <w:p>
+            <w:pPr>
+              <w:pStyle w:val="Compact"/>
+              <w:jc w:val="left"/>
+            </w:pPr>
+            <w:r>
+              <w:t xml:space="preserve">1</w:t>
+            </w:r>
+          </w:p>
+        </w:tc>
+        <w:tc>
+          <w:p>
+            <w:pPr>
+              <w:pStyle w:val="Compact"/>
+              <w:jc w:val="left"/>
+            </w:pPr>
+            <w:r>
+              <w:t xml:space="preserve">0.3407</w:t>
+            </w:r>
+          </w:p>
+        </w:tc>
+        <w:tc>
+          <w:p>
+            <w:pPr>
+              <w:pStyle w:val="Compact"/>
+              <w:jc w:val="left"/>
+            </w:pPr>
+            <w:r>
+              <w:t xml:space="preserve">0.3396</w:t>
+            </w:r>
+          </w:p>
+        </w:tc>
+        <w:tc>
+          <w:p>
+            <w:pPr>
+              <w:pStyle w:val="Compact"/>
+              <w:jc w:val="left"/>
+            </w:pPr>
+            <w:r>
+              <w:t xml:space="preserve">0.3120</w:t>
+            </w:r>
+          </w:p>
+        </w:tc>
+        <w:tc>
+          <w:p>
+            <w:pPr>
+              <w:pStyle w:val="Compact"/>
+              <w:jc w:val="left"/>
+            </w:pPr>
+            <w:r>
+              <w:t xml:space="preserve">2</w:t>
+            </w:r>
+          </w:p>
+        </w:tc>
+      </w:tr>
+      <w:tr>
+        <w:tc>
+          <w:p>
+            <w:pPr>
+              <w:pStyle w:val="Compact"/>
+              <w:jc w:val="left"/>
+            </w:pPr>
+            <w:r>
+              <w:t xml:space="preserve">2</w:t>
+            </w:r>
+          </w:p>
+        </w:tc>
+        <w:tc>
+          <w:p>
+            <w:pPr>
+              <w:pStyle w:val="Compact"/>
+              <w:jc w:val="left"/>
+            </w:pPr>
+            <w:r>
+              <w:t xml:space="preserve">0.3416</w:t>
+            </w:r>
+          </w:p>
+        </w:tc>
+        <w:tc>
+          <w:p>
+            <w:pPr>
+              <w:pStyle w:val="Compact"/>
+              <w:jc w:val="left"/>
+            </w:pPr>
+            <w:r>
+              <w:t xml:space="preserve">0.3466</w:t>
+            </w:r>
+          </w:p>
+        </w:tc>
+        <w:tc>
+          <w:p>
+            <w:pPr>
+              <w:pStyle w:val="Compact"/>
+              <w:jc w:val="left"/>
+            </w:pPr>
+            <w:r>
+              <w:t xml:space="preserve">0.3211</w:t>
+            </w:r>
+          </w:p>
+        </w:tc>
+        <w:tc>
+          <w:p>
+            <w:pPr>
+              <w:pStyle w:val="Compact"/>
+              <w:jc w:val="left"/>
+            </w:pPr>
+            <w:r>
+              <w:t xml:space="preserve">5</w:t>
+            </w:r>
+          </w:p>
+        </w:tc>
+      </w:tr>
+      <w:tr>
+        <w:tc>
+          <w:p>
+            <w:pPr>
+              <w:pStyle w:val="Compact"/>
+              <w:jc w:val="left"/>
+            </w:pPr>
+            <w:r>
+              <w:t xml:space="preserve">3</w:t>
+            </w:r>
+          </w:p>
+        </w:tc>
+        <w:tc>
+          <w:p>
+            <w:pPr>
+              <w:pStyle w:val="Compact"/>
+              <w:jc w:val="left"/>
+            </w:pPr>
+            <w:r>
+              <w:t xml:space="preserve">0.3413</w:t>
+            </w:r>
+          </w:p>
+        </w:tc>
+        <w:tc>
+          <w:p>
+            <w:pPr>
+              <w:pStyle w:val="Compact"/>
+              <w:jc w:val="left"/>
+            </w:pPr>
+            <w:r>
+              <w:t xml:space="preserve">0.3461</w:t>
+            </w:r>
+          </w:p>
+        </w:tc>
+        <w:tc>
+          <w:p>
+            <w:pPr>
+              <w:pStyle w:val="Compact"/>
+              <w:jc w:val="left"/>
+            </w:pPr>
+            <w:r>
+              <w:t xml:space="preserve">0.3215</w:t>
+            </w:r>
+          </w:p>
+        </w:tc>
+        <w:tc>
+          <w:p>
+            <w:pPr>
+              <w:pStyle w:val="Compact"/>
+              <w:jc w:val="left"/>
+            </w:pPr>
+            <w:r>
+              <w:t xml:space="preserve">9</w:t>
+            </w:r>
+          </w:p>
+        </w:tc>
+      </w:tr>
+    </w:tbl>
+    <w:p>
+      <w:pPr>
+        <w:pStyle w:val="BodyText"/>
+      </w:pPr>
+      <w:r>
+        <w:t xml:space="preserve">Low performance reflects PCA’s extreme dimensionality reduction (0.8% variance retained). Decision boundaries:</w:t>
       </w:r>
     </w:p>
     <w:p>
@@ -6779,20 +6111,20 @@
       <w:r>
         <w:drawing>
           <wp:inline>
-            <wp:extent cx="5334000" cy="3137647"/>
+            <wp:extent cx="5334000" cy="1762763"/>
             <wp:effectExtent b="0" l="0" r="0" t="0"/>
-            <wp:docPr descr="Config 2" title="" id="1" name="Picture"/>
+            <wp:docPr descr="Polynomial LR Decision Boundaries" title="" id="1" name="Picture"/>
             <a:graphic>
               <a:graphicData uri="http://schemas.openxmlformats.org/drawingml/2006/picture">
                 <pic:pic>
                   <pic:nvPicPr>
-                    <pic:cNvPr descr="figures/mlflow_run_config_2_overview.png" id="0" name="Picture"/>
+                    <pic:cNvPr descr="figures/polynomial_decision_boundaries.png" id="0" name="Picture"/>
                     <pic:cNvPicPr>
                       <a:picLocks noChangeArrowheads="1" noChangeAspect="1"/>
                     </pic:cNvPicPr>
                   </pic:nvPicPr>
                   <pic:blipFill>
-                    <a:blip r:embed="rId61"/>
+                    <a:blip r:embed="rId55"/>
                     <a:stretch>
                       <a:fillRect/>
                     </a:stretch>
@@ -6800,7 +6132,7 @@
                   <pic:spPr bwMode="auto">
                     <a:xfrm>
                       <a:off x="0" y="0"/>
-                      <a:ext cx="5334000" cy="3137647"/>
+                      <a:ext cx="5334000" cy="1762763"/>
                     </a:xfrm>
                     <a:prstGeom prst="rect">
                       <a:avLst/>
@@ -6824,7 +6156,7 @@
         <w:pStyle w:val="ImageCaption"/>
       </w:pPr>
       <w:r>
-        <w:t xml:space="preserve">Config 2</w:t>
+        <w:t xml:space="preserve">Polynomial LR Decision Boundaries</w:t>
       </w:r>
     </w:p>
     <w:p>
@@ -6833,45 +6165,389 @@
       </w:pPr>
       <w:r>
         <w:rPr>
-          <w:bCs/>
-          <w:b/>
-        </w:rPr>
-        <w:t xml:space="preserve">Figure 7.11 — Run</w:t>
-      </w:r>
-      <w:r>
-        <w:rPr>
-          <w:bCs/>
-          <w:b/>
-        </w:rPr>
-        <w:t xml:space="preserve"> </w:t>
-      </w:r>
+          <w:iCs/>
+          <w:i/>
+        </w:rPr>
+        <w:t xml:space="preserve">Degree 1 = linear; degree 2/3 introduce curved boundaries but minimal F1 gain because PCA-2D retains only 0.8% variance.</w:t>
+      </w:r>
+    </w:p>
+    <w:p>
+      <w:pPr>
+        <w:pStyle w:val="BodyText"/>
+      </w:pPr>
+      <w:r>
+        <w:rPr>
+          <w:bCs/>
+          <w:b/>
+        </w:rPr>
+        <w:t xml:space="preserve">Feature space explosion:</w:t>
+      </w:r>
+      <w:r>
+        <w:t xml:space="preserve"> </w:t>
+      </w:r>
+      <w:r>
+        <w:t xml:space="preserve">Degree-2 on full 10,000-dim TF-IDF → C(10002, 2) - 1 =</w:t>
+      </w:r>
+      <w:r>
+        <w:t xml:space="preserve"> </w:t>
+      </w:r>
+      <w:r>
+        <w:rPr>
+          <w:bCs/>
+          <w:b/>
+        </w:rPr>
+        <w:t xml:space="preserve">50,015,000</w:t>
+      </w:r>
+      <w:r>
+        <w:t xml:space="preserve"> </w:t>
+      </w:r>
+      <w:r>
+        <w:t xml:space="preserve">features — computationally infeasible.</w:t>
+      </w:r>
+    </w:p>
+    <w:p>
+      <w:pPr>
+        <w:pStyle w:val="BodyText"/>
+      </w:pPr>
+      <w:r>
+        <w:rPr>
+          <w:bCs/>
+          <w:b/>
+        </w:rPr>
+        <w:t xml:space="preserve">Alternative: Kernel SVM</w:t>
+      </w:r>
+      <w:r>
+        <w:t xml:space="preserve"> </w:t>
+      </w:r>
+      <w:r>
+        <w:t xml:space="preserve">with RBF kernel K(x,x’) = exp(-γ||x-x’||²) maps to infinite-dimensional space without explicit computation, handling non-linearity efficiently via the kernel trick.</w:t>
+      </w:r>
+    </w:p>
+    <w:p>
+      <w:r>
+        <w:pict>
+          <v:rect style="width:0;height:1.5pt" o:hralign="center" o:hrstd="t" o:hr="t"/>
+        </w:pict>
+      </w:r>
+    </w:p>
+    <w:bookmarkEnd w:id="56"/>
+    <w:bookmarkEnd w:id="57"/>
+    <w:bookmarkStart w:id="81" w:name="X92a7f50cd4559d03c0ab7d99e1a5239c2d369fa"/>
+    <w:p>
+      <w:pPr>
+        <w:pStyle w:val="Heading2"/>
+      </w:pPr>
+      <w:r>
+        <w:t xml:space="preserve">7. Task 6 — MLFlow Experiment Tracking [25 Marks]</w:t>
+      </w:r>
+    </w:p>
+    <w:bookmarkStart w:id="58" w:name="experiment-hierarchy"/>
+    <w:p>
+      <w:pPr>
+        <w:pStyle w:val="Heading3"/>
+      </w:pPr>
+      <w:r>
+        <w:t xml:space="preserve">7.1 Experiment Hierarchy</w:t>
+      </w:r>
+    </w:p>
+    <w:p>
+      <w:pPr>
+        <w:pStyle w:val="SourceCode"/>
+      </w:pPr>
       <w:r>
         <w:rPr>
           <w:rStyle w:val="VerbatimChar"/>
-          <w:bCs/>
-          <w:b/>
-        </w:rPr>
-        <w:t xml:space="preserve">config_3</w:t>
-      </w:r>
-      <w:r>
-        <w:rPr>
-          <w:bCs/>
-          <w:b/>
-        </w:rPr>
-        <w:t xml:space="preserve"> </w:t>
-      </w:r>
-      <w:r>
-        <w:rPr>
-          <w:bCs/>
-          <w:b/>
-        </w:rPr>
-        <w:t xml:space="preserve">Overview</w:t>
-      </w:r>
-      <w:r>
-        <w:t xml:space="preserve"> </w:t>
-      </w:r>
-      <w:r>
-        <w:t xml:space="preserve">(custom stopwords + stem + len≥1 + 5K features).</w:t>
+        </w:rPr>
+        <w:t xml:space="preserve">PakSentinel_Preprocessing_Ablation</w:t>
+      </w:r>
+      <w:r>
+        <w:br/>
+      </w:r>
+      <w:r>
+        <w:rPr>
+          <w:rStyle w:val="VerbatimChar"/>
+        </w:rPr>
+        <w:t xml:space="preserve">  ├── config_1: standard stopwords + lemma + len≥1 + 5K features</w:t>
+      </w:r>
+      <w:r>
+        <w:br/>
+      </w:r>
+      <w:r>
+        <w:rPr>
+          <w:rStyle w:val="VerbatimChar"/>
+        </w:rPr>
+        <w:t xml:space="preserve">  ├── config_2: custom stopwords + lemma + len≥1 + 5K features</w:t>
+      </w:r>
+      <w:r>
+        <w:br/>
+      </w:r>
+      <w:r>
+        <w:rPr>
+          <w:rStyle w:val="VerbatimChar"/>
+        </w:rPr>
+        <w:t xml:space="preserve">  ├── config_3: custom stopwords + stem + len≥1 + 5K features</w:t>
+      </w:r>
+      <w:r>
+        <w:br/>
+      </w:r>
+      <w:r>
+        <w:rPr>
+          <w:rStyle w:val="VerbatimChar"/>
+        </w:rPr>
+        <w:t xml:space="preserve">  ├── config_4: custom stopwords + lemma + len≥3 + 5K features</w:t>
+      </w:r>
+      <w:r>
+        <w:br/>
+      </w:r>
+      <w:r>
+        <w:rPr>
+          <w:rStyle w:val="VerbatimChar"/>
+        </w:rPr>
+        <w:t xml:space="preserve">  ├── config_5: custom stopwords + lemma + len≥1 + 10K features</w:t>
+      </w:r>
+      <w:r>
+        <w:br/>
+      </w:r>
+      <w:r>
+        <w:rPr>
+          <w:rStyle w:val="VerbatimChar"/>
+        </w:rPr>
+        <w:t xml:space="preserve">  └── config_6: custom stopwords + lemma + len≥1 + 15K features</w:t>
+      </w:r>
+      <w:r>
+        <w:br/>
+      </w:r>
+      <w:r>
+        <w:rPr>
+          <w:rStyle w:val="VerbatimChar"/>
+        </w:rPr>
+        <w:t xml:space="preserve">PakSentinel_Feature_Comparison</w:t>
+      </w:r>
+      <w:r>
+        <w:br/>
+      </w:r>
+      <w:r>
+        <w:rPr>
+          <w:rStyle w:val="VerbatimChar"/>
+        </w:rPr>
+        <w:t xml:space="preserve">  ├── TF-IDF Only</w:t>
+      </w:r>
+      <w:r>
+        <w:br/>
+      </w:r>
+      <w:r>
+        <w:rPr>
+          <w:rStyle w:val="VerbatimChar"/>
+        </w:rPr>
+        <w:t xml:space="preserve">  ├── Word2Vec Only</w:t>
+      </w:r>
+      <w:r>
+        <w:br/>
+      </w:r>
+      <w:r>
+        <w:rPr>
+          <w:rStyle w:val="VerbatimChar"/>
+        </w:rPr>
+        <w:t xml:space="preserve">  └── TF-IDF + Word2Vec</w:t>
+      </w:r>
+      <w:r>
+        <w:br/>
+      </w:r>
+      <w:r>
+        <w:rPr>
+          <w:rStyle w:val="VerbatimChar"/>
+        </w:rPr>
+        <w:t xml:space="preserve">PakSentinel_Model_Comparison</w:t>
+      </w:r>
+      <w:r>
+        <w:br/>
+      </w:r>
+      <w:r>
+        <w:rPr>
+          <w:rStyle w:val="VerbatimChar"/>
+        </w:rPr>
+        <w:t xml:space="preserve">  ├── Naive Bayes</w:t>
+      </w:r>
+      <w:r>
+        <w:br/>
+      </w:r>
+      <w:r>
+        <w:rPr>
+          <w:rStyle w:val="VerbatimChar"/>
+        </w:rPr>
+        <w:t xml:space="preserve">  ├── Logistic Regression (L1/L2/ElasticNet)</w:t>
+      </w:r>
+      <w:r>
+        <w:br/>
+      </w:r>
+      <w:r>
+        <w:rPr>
+          <w:rStyle w:val="VerbatimChar"/>
+        </w:rPr>
+        <w:t xml:space="preserve">  └── Polynomial LR (degree 1/2/3)</w:t>
+      </w:r>
+    </w:p>
+    <w:bookmarkEnd w:id="58"/>
+    <w:bookmarkStart w:id="59" w:name="logged-parameters-and-metrics"/>
+    <w:p>
+      <w:pPr>
+        <w:pStyle w:val="Heading3"/>
+      </w:pPr>
+      <w:r>
+        <w:t xml:space="preserve">7.2 Logged Parameters and Metrics</w:t>
+      </w:r>
+    </w:p>
+    <w:p>
+      <w:pPr>
+        <w:pStyle w:val="FirstParagraph"/>
+      </w:pPr>
+      <w:r>
+        <w:t xml:space="preserve">Every run logs: dataset sources, train/test size, tokenizer, stopword list, normalization method, vectorizer settings, model type, accuracy, per-class precision/recall/F1, weighted F1, ROC-AUC, and training time. Artifacts: confusion matrix, ROC curve, TF-IDF vocabulary, classification report.</w:t>
+      </w:r>
+    </w:p>
+    <w:bookmarkEnd w:id="59"/>
+    <w:bookmarkStart w:id="60" w:name="model-registry-automated-promotion"/>
+    <w:p>
+      <w:pPr>
+        <w:pStyle w:val="Heading3"/>
+      </w:pPr>
+      <w:r>
+        <w:t xml:space="preserve">7.3 Model Registry &amp; Automated Promotion</w:t>
+      </w:r>
+    </w:p>
+    <w:p>
+      <w:pPr>
+        <w:pStyle w:val="FirstParagraph"/>
+      </w:pPr>
+      <w:r>
+        <w:t xml:space="preserve">Three models registered:</w:t>
+      </w:r>
+      <w:r>
+        <w:t xml:space="preserve"> </w:t>
+      </w:r>
+      <w:r>
+        <w:rPr>
+          <w:rStyle w:val="VerbatimChar"/>
+        </w:rPr>
+        <w:t xml:space="preserve">PakSentinel_NB</w:t>
+      </w:r>
+      <w:r>
+        <w:t xml:space="preserve">,</w:t>
+      </w:r>
+      <w:r>
+        <w:t xml:space="preserve"> </w:t>
+      </w:r>
+      <w:r>
+        <w:rPr>
+          <w:rStyle w:val="VerbatimChar"/>
+        </w:rPr>
+        <w:t xml:space="preserve">PakSentinel_LR</w:t>
+      </w:r>
+      <w:r>
+        <w:t xml:space="preserve">,</w:t>
+      </w:r>
+      <w:r>
+        <w:t xml:space="preserve"> </w:t>
+      </w:r>
+      <w:r>
+        <w:rPr>
+          <w:rStyle w:val="VerbatimChar"/>
+        </w:rPr>
+        <w:t xml:space="preserve">PakSentinel_PolyLR</w:t>
+      </w:r>
+      <w:r>
+        <w:t xml:space="preserve">. Promotion rule: Staging → Production only if F1-weighted exceeds current Production model by ≥ 1%.</w:t>
+      </w:r>
+    </w:p>
+    <w:bookmarkEnd w:id="60"/>
+    <w:bookmarkStart w:id="61" w:name="preprocessing-ablation-results"/>
+    <w:p>
+      <w:pPr>
+        <w:pStyle w:val="Heading3"/>
+      </w:pPr>
+      <w:r>
+        <w:t xml:space="preserve">7.4 Preprocessing Ablation Results</w:t>
+      </w:r>
+    </w:p>
+    <w:p>
+      <w:pPr>
+        <w:pStyle w:val="FirstParagraph"/>
+      </w:pPr>
+      <w:r>
+        <w:t xml:space="preserve">6 configurations were run varying stopword lists, stemming/lemmatization, minimum token length, and TF-IDF max features. Parallel coordinates plot generated in</w:t>
+      </w:r>
+      <w:r>
+        <w:t xml:space="preserve"> </w:t>
+      </w:r>
+      <w:r>
+        <w:rPr>
+          <w:rStyle w:val="VerbatimChar"/>
+        </w:rPr>
+        <w:t xml:space="preserve">reports/figures/parallel_coordinates.html</w:t>
+      </w:r>
+      <w:r>
+        <w:t xml:space="preserve">.</w:t>
+      </w:r>
+    </w:p>
+    <w:bookmarkEnd w:id="61"/>
+    <w:bookmarkStart w:id="80" w:name="mlflow-ui-screenshots-18-figures"/>
+    <w:p>
+      <w:pPr>
+        <w:pStyle w:val="Heading3"/>
+      </w:pPr>
+      <w:r>
+        <w:t xml:space="preserve">7.5 MLflow UI Screenshots (18 figures)</w:t>
+      </w:r>
+    </w:p>
+    <w:p>
+      <w:pPr>
+        <w:pStyle w:val="FirstParagraph"/>
+      </w:pPr>
+      <w:r>
+        <w:rPr>
+          <w:bCs/>
+          <w:b/>
+        </w:rPr>
+        <w:t xml:space="preserve">Figure 7.1 — Experiment Runs List (</w:t>
+      </w:r>
+      <w:r>
+        <w:rPr>
+          <w:rStyle w:val="VerbatimChar"/>
+          <w:bCs/>
+          <w:b/>
+        </w:rPr>
+        <w:t xml:space="preserve">PakSentinel_Preprocessing_Ablation</w:t>
+      </w:r>
+      <w:r>
+        <w:rPr>
+          <w:bCs/>
+          <w:b/>
+        </w:rPr>
+        <w:t xml:space="preserve">).</w:t>
+      </w:r>
+      <w:r>
+        <w:t xml:space="preserve"> </w:t>
+      </w:r>
+      <w:r>
+        <w:t xml:space="preserve">All 6 ablation runs (</w:t>
+      </w:r>
+      <w:r>
+        <w:rPr>
+          <w:rStyle w:val="VerbatimChar"/>
+        </w:rPr>
+        <w:t xml:space="preserve">config_1</w:t>
+      </w:r>
+      <w:r>
+        <w:t xml:space="preserve">–</w:t>
+      </w:r>
+      <w:r>
+        <w:rPr>
+          <w:rStyle w:val="VerbatimChar"/>
+        </w:rPr>
+        <w:t xml:space="preserve">config_6</w:t>
+      </w:r>
+      <w:r>
+        <w:t xml:space="preserve">) logged successfully with finished status.</w:t>
       </w:r>
     </w:p>
     <w:p>
@@ -6883,12 +6559,12 @@
           <wp:inline>
             <wp:extent cx="5334000" cy="3137647"/>
             <wp:effectExtent b="0" l="0" r="0" t="0"/>
-            <wp:docPr descr="Config 3" title="" id="1" name="Picture"/>
+            <wp:docPr descr="MLflow Experiment Runs" title="" id="1" name="Picture"/>
             <a:graphic>
               <a:graphicData uri="http://schemas.openxmlformats.org/drawingml/2006/picture">
                 <pic:pic>
                   <pic:nvPicPr>
-                    <pic:cNvPr descr="figures/mlflow_run_config_3_overview.png" id="0" name="Picture"/>
+                    <pic:cNvPr descr="figures/mlflow_experiment_runs.png" id="0" name="Picture"/>
                     <pic:cNvPicPr>
                       <a:picLocks noChangeArrowheads="1" noChangeAspect="1"/>
                     </pic:cNvPicPr>
@@ -6926,7 +6602,7 @@
         <w:pStyle w:val="ImageCaption"/>
       </w:pPr>
       <w:r>
-        <w:t xml:space="preserve">Config 3</w:t>
+        <w:t xml:space="preserve">MLflow Experiment Runs</w:t>
       </w:r>
     </w:p>
     <w:p>
@@ -6938,14 +6614,7 @@
           <w:bCs/>
           <w:b/>
         </w:rPr>
-        <w:t xml:space="preserve">Figure 7.12 — Run</w:t>
-      </w:r>
-      <w:r>
-        <w:rPr>
-          <w:bCs/>
-          <w:b/>
-        </w:rPr>
-        <w:t xml:space="preserve"> </w:t>
+        <w:t xml:space="preserve">Figure 7.2 — Run Overview (</w:t>
       </w:r>
       <w:r>
         <w:rPr>
@@ -6953,27 +6622,20 @@
           <w:bCs/>
           <w:b/>
         </w:rPr>
-        <w:t xml:space="preserve">config_4</w:t>
-      </w:r>
-      <w:r>
-        <w:rPr>
-          <w:bCs/>
-          <w:b/>
-        </w:rPr>
-        <w:t xml:space="preserve"> </w:t>
-      </w:r>
-      <w:r>
-        <w:rPr>
-          <w:bCs/>
-          <w:b/>
-        </w:rPr>
-        <w:t xml:space="preserve">Overview</w:t>
-      </w:r>
-      <w:r>
-        <w:t xml:space="preserve"> </w:t>
-      </w:r>
-      <w:r>
-        <w:t xml:space="preserve">(custom stopwords + lemma + len≥3 + 5K features).</w:t>
+        <w:t xml:space="preserve">config_1</w:t>
+      </w:r>
+      <w:r>
+        <w:rPr>
+          <w:bCs/>
+          <w:b/>
+        </w:rPr>
+        <w:t xml:space="preserve">).</w:t>
+      </w:r>
+      <w:r>
+        <w:t xml:space="preserve"> </w:t>
+      </w:r>
+      <w:r>
+        <w:t xml:space="preserve">Per-run metadata: created timestamp, run ID, duration, source script, and lifecycle status.</w:t>
       </w:r>
     </w:p>
     <w:p>
@@ -6985,12 +6647,12 @@
           <wp:inline>
             <wp:extent cx="5334000" cy="3137647"/>
             <wp:effectExtent b="0" l="0" r="0" t="0"/>
-            <wp:docPr descr="Config 4" title="" id="1" name="Picture"/>
+            <wp:docPr descr="MLflow Run Detail" title="" id="1" name="Picture"/>
             <a:graphic>
               <a:graphicData uri="http://schemas.openxmlformats.org/drawingml/2006/picture">
                 <pic:pic>
                   <pic:nvPicPr>
-                    <pic:cNvPr descr="figures/mlflow_run_config_4_overview.png" id="0" name="Picture"/>
+                    <pic:cNvPr descr="figures/mlflow_run_detail.png" id="0" name="Picture"/>
                     <pic:cNvPicPr>
                       <a:picLocks noChangeArrowheads="1" noChangeAspect="1"/>
                     </pic:cNvPicPr>
@@ -7028,7 +6690,7 @@
         <w:pStyle w:val="ImageCaption"/>
       </w:pPr>
       <w:r>
-        <w:t xml:space="preserve">Config 4</w:t>
+        <w:t xml:space="preserve">MLflow Run Detail</w:t>
       </w:r>
     </w:p>
     <w:p>
@@ -7040,42 +6702,73 @@
           <w:bCs/>
           <w:b/>
         </w:rPr>
-        <w:t xml:space="preserve">Figure 7.13 — Run</w:t>
-      </w:r>
-      <w:r>
-        <w:rPr>
-          <w:bCs/>
-          <w:b/>
-        </w:rPr>
+        <w:t xml:space="preserve">Figure 7.3 — Per-Run Logged Metrics.</w:t>
+      </w:r>
+      <w:r>
+        <w:t xml:space="preserve"> </w:t>
+      </w:r>
+      <w:r>
+        <w:t xml:space="preserve">All 13 model metrics logged per run including</w:t>
+      </w:r>
+      <w:r>
         <w:t xml:space="preserve"> </w:t>
       </w:r>
       <w:r>
         <w:rPr>
           <w:rStyle w:val="VerbatimChar"/>
-          <w:bCs/>
-          <w:b/>
-        </w:rPr>
-        <w:t xml:space="preserve">config_5</w:t>
-      </w:r>
-      <w:r>
-        <w:rPr>
-          <w:bCs/>
-          <w:b/>
-        </w:rPr>
-        <w:t xml:space="preserve"> </w:t>
-      </w:r>
-      <w:r>
-        <w:rPr>
-          <w:bCs/>
-          <w:b/>
-        </w:rPr>
-        <w:t xml:space="preserve">Overview</w:t>
-      </w:r>
-      <w:r>
-        <w:t xml:space="preserve"> </w:t>
-      </w:r>
-      <w:r>
-        <w:t xml:space="preserve">(custom stopwords + lemma + len≥1 + 10K features).</w:t>
+        </w:rPr>
+        <w:t xml:space="preserve">accuracy</w:t>
+      </w:r>
+      <w:r>
+        <w:t xml:space="preserve">, per-class</w:t>
+      </w:r>
+      <w:r>
+        <w:t xml:space="preserve"> </w:t>
+      </w:r>
+      <w:r>
+        <w:rPr>
+          <w:rStyle w:val="VerbatimChar"/>
+        </w:rPr>
+        <w:t xml:space="preserve">f1_Fake</w:t>
+      </w:r>
+      <w:r>
+        <w:t xml:space="preserve">,</w:t>
+      </w:r>
+      <w:r>
+        <w:t xml:space="preserve"> </w:t>
+      </w:r>
+      <w:r>
+        <w:rPr>
+          <w:rStyle w:val="VerbatimChar"/>
+        </w:rPr>
+        <w:t xml:space="preserve">f1_Real</w:t>
+      </w:r>
+      <w:r>
+        <w:t xml:space="preserve">,</w:t>
+      </w:r>
+      <w:r>
+        <w:t xml:space="preserve"> </w:t>
+      </w:r>
+      <w:r>
+        <w:rPr>
+          <w:rStyle w:val="VerbatimChar"/>
+        </w:rPr>
+        <w:t xml:space="preserve">f1_Satire</w:t>
+      </w:r>
+      <w:r>
+        <w:t xml:space="preserve">,</w:t>
+      </w:r>
+      <w:r>
+        <w:t xml:space="preserve"> </w:t>
+      </w:r>
+      <w:r>
+        <w:rPr>
+          <w:rStyle w:val="VerbatimChar"/>
+        </w:rPr>
+        <w:t xml:space="preserve">f1_weighted</w:t>
+      </w:r>
+      <w:r>
+        <w:t xml:space="preserve">, and per-class precision/recall.</w:t>
       </w:r>
     </w:p>
     <w:p>
@@ -7087,12 +6780,12 @@
           <wp:inline>
             <wp:extent cx="5334000" cy="3137647"/>
             <wp:effectExtent b="0" l="0" r="0" t="0"/>
-            <wp:docPr descr="Config 5" title="" id="1" name="Picture"/>
+            <wp:docPr descr="MLflow Run Metrics" title="" id="1" name="Picture"/>
             <a:graphic>
               <a:graphicData uri="http://schemas.openxmlformats.org/drawingml/2006/picture">
                 <pic:pic>
                   <pic:nvPicPr>
-                    <pic:cNvPr descr="figures/mlflow_run_config_5_overview.png" id="0" name="Picture"/>
+                    <pic:cNvPr descr="figures/mlflow_run_metrics.png" id="0" name="Picture"/>
                     <pic:cNvPicPr>
                       <a:picLocks noChangeArrowheads="1" noChangeAspect="1"/>
                     </pic:cNvPicPr>
@@ -7130,7 +6823,7 @@
         <w:pStyle w:val="ImageCaption"/>
       </w:pPr>
       <w:r>
-        <w:t xml:space="preserve">Config 5</w:t>
+        <w:t xml:space="preserve">MLflow Run Metrics</w:t>
       </w:r>
     </w:p>
     <w:p>
@@ -7142,55 +6835,13 @@
           <w:bCs/>
           <w:b/>
         </w:rPr>
-        <w:t xml:space="preserve">Figure 7.14 — Run</w:t>
-      </w:r>
-      <w:r>
-        <w:rPr>
-          <w:bCs/>
-          <w:b/>
-        </w:rPr>
-        <w:t xml:space="preserve"> </w:t>
-      </w:r>
-      <w:r>
-        <w:rPr>
-          <w:rStyle w:val="VerbatimChar"/>
-          <w:bCs/>
-          <w:b/>
-        </w:rPr>
-        <w:t xml:space="preserve">config_6</w:t>
-      </w:r>
-      <w:r>
-        <w:rPr>
-          <w:bCs/>
-          <w:b/>
-        </w:rPr>
-        <w:t xml:space="preserve"> </w:t>
-      </w:r>
-      <w:r>
-        <w:rPr>
-          <w:bCs/>
-          <w:b/>
-        </w:rPr>
-        <w:t xml:space="preserve">Overview</w:t>
-      </w:r>
-      <w:r>
-        <w:t xml:space="preserve"> </w:t>
-      </w:r>
-      <w:r>
-        <w:t xml:space="preserve">(custom stopwords + lemma + len≥1 + 15K features —</w:t>
-      </w:r>
-      <w:r>
-        <w:t xml:space="preserve"> </w:t>
-      </w:r>
-      <w:r>
-        <w:rPr>
-          <w:bCs/>
-          <w:b/>
-        </w:rPr>
-        <w:t xml:space="preserve">best F1 = 0.6730</w:t>
-      </w:r>
-      <w:r>
-        <w:t xml:space="preserve">).</w:t>
+        <w:t xml:space="preserve">Figure 7.4 — Per-Run Logged Parameters.</w:t>
+      </w:r>
+      <w:r>
+        <w:t xml:space="preserve"> </w:t>
+      </w:r>
+      <w:r>
+        <w:t xml:space="preserve">All hyperparameters logged: tokenizer, stopword list, normalization method, vectorizer settings, model type, train/test sizes.</w:t>
       </w:r>
     </w:p>
     <w:p>
@@ -7202,12 +6853,12 @@
           <wp:inline>
             <wp:extent cx="5334000" cy="3137647"/>
             <wp:effectExtent b="0" l="0" r="0" t="0"/>
-            <wp:docPr descr="Config 6" title="" id="1" name="Picture"/>
+            <wp:docPr descr="MLflow Run Parameters" title="" id="1" name="Picture"/>
             <a:graphic>
               <a:graphicData uri="http://schemas.openxmlformats.org/drawingml/2006/picture">
                 <pic:pic>
                   <pic:nvPicPr>
-                    <pic:cNvPr descr="figures/mlflow_run_config_6_overview.png" id="0" name="Picture"/>
+                    <pic:cNvPr descr="figures/mlflow_run_params.png" id="0" name="Picture"/>
                     <pic:cNvPicPr>
                       <a:picLocks noChangeArrowheads="1" noChangeAspect="1"/>
                     </pic:cNvPicPr>
@@ -7245,7 +6896,7 @@
         <w:pStyle w:val="ImageCaption"/>
       </w:pPr>
       <w:r>
-        <w:t xml:space="preserve">Config 6</w:t>
+        <w:t xml:space="preserve">MLflow Run Parameters</w:t>
       </w:r>
     </w:p>
     <w:p>
@@ -7257,13 +6908,13 @@
           <w:bCs/>
           <w:b/>
         </w:rPr>
-        <w:t xml:space="preserve">Figure 7.15 — Model Registry (List).</w:t>
-      </w:r>
-      <w:r>
-        <w:t xml:space="preserve"> </w:t>
-      </w:r>
-      <w:r>
-        <w:t xml:space="preserve">Three registered models — one per algorithm family per the assignment requirement.</w:t>
+        <w:t xml:space="preserve">Figure 7.5 — Per-Run Artifacts.</w:t>
+      </w:r>
+      <w:r>
+        <w:t xml:space="preserve"> </w:t>
+      </w:r>
+      <w:r>
+        <w:t xml:space="preserve">Logged artifacts include confusion matrix PNG, ROC curve PNG, TF-IDF vocabulary JSON, and classification report TXT.</w:t>
       </w:r>
     </w:p>
     <w:p>
@@ -7275,12 +6926,12 @@
           <wp:inline>
             <wp:extent cx="5334000" cy="3137647"/>
             <wp:effectExtent b="0" l="0" r="0" t="0"/>
-            <wp:docPr descr="MLflow Model Registry" title="" id="1" name="Picture"/>
+            <wp:docPr descr="MLflow Run Artifacts" title="" id="1" name="Picture"/>
             <a:graphic>
               <a:graphicData uri="http://schemas.openxmlformats.org/drawingml/2006/picture">
                 <pic:pic>
                   <pic:nvPicPr>
-                    <pic:cNvPr descr="figures/mlflow_model_registry.png" id="0" name="Picture"/>
+                    <pic:cNvPr descr="figures/mlflow_run_artifacts.png" id="0" name="Picture"/>
                     <pic:cNvPicPr>
                       <a:picLocks noChangeArrowheads="1" noChangeAspect="1"/>
                     </pic:cNvPicPr>
@@ -7318,7 +6969,7 @@
         <w:pStyle w:val="ImageCaption"/>
       </w:pPr>
       <w:r>
-        <w:t xml:space="preserve">MLflow Model Registry</w:t>
+        <w:t xml:space="preserve">MLflow Run Artifacts</w:t>
       </w:r>
     </w:p>
     <w:p>
@@ -7330,29 +6981,13 @@
           <w:bCs/>
           <w:b/>
         </w:rPr>
-        <w:t xml:space="preserve">Figure 7.16 — Registered Model:</w:t>
-      </w:r>
-      <w:r>
-        <w:rPr>
-          <w:bCs/>
-          <w:b/>
-        </w:rPr>
-        <w:t xml:space="preserve"> </w:t>
-      </w:r>
-      <w:r>
-        <w:rPr>
-          <w:rStyle w:val="VerbatimChar"/>
-          <w:bCs/>
-          <w:b/>
-        </w:rPr>
-        <w:t xml:space="preserve">PakSentinel_LR</w:t>
-      </w:r>
-      <w:r>
-        <w:rPr>
-          <w:bCs/>
-          <w:b/>
-        </w:rPr>
-        <w:t xml:space="preserve">.</w:t>
+        <w:t xml:space="preserve">Figure 7.6 — Compare Runs (Table View).</w:t>
+      </w:r>
+      <w:r>
+        <w:t xml:space="preserve"> </w:t>
+      </w:r>
+      <w:r>
+        <w:t xml:space="preserve">Side-by-side comparison of parameters and metrics across all 6 ablation runs.</w:t>
       </w:r>
     </w:p>
     <w:p>
@@ -7364,12 +6999,12 @@
           <wp:inline>
             <wp:extent cx="5334000" cy="3137647"/>
             <wp:effectExtent b="0" l="0" r="0" t="0"/>
-            <wp:docPr descr="PakSentinel_LR Registry" title="" id="1" name="Picture"/>
+            <wp:docPr descr="MLflow Compare Table" title="" id="1" name="Picture"/>
             <a:graphic>
               <a:graphicData uri="http://schemas.openxmlformats.org/drawingml/2006/picture">
                 <pic:pic>
                   <pic:nvPicPr>
-                    <pic:cNvPr descr="figures/mlflow_registry_PakSentinel_LR.png" id="0" name="Picture"/>
+                    <pic:cNvPr descr="figures/mlflow_compare_table.png" id="0" name="Picture"/>
                     <pic:cNvPicPr>
                       <a:picLocks noChangeArrowheads="1" noChangeAspect="1"/>
                     </pic:cNvPicPr>
@@ -7407,7 +7042,7 @@
         <w:pStyle w:val="ImageCaption"/>
       </w:pPr>
       <w:r>
-        <w:t xml:space="preserve">PakSentinel_LR Registry</w:t>
+        <w:t xml:space="preserve">MLflow Compare Table</w:t>
       </w:r>
     </w:p>
     <w:p>
@@ -7419,29 +7054,13 @@
           <w:bCs/>
           <w:b/>
         </w:rPr>
-        <w:t xml:space="preserve">Figure 7.17 — Registered Model:</w:t>
-      </w:r>
-      <w:r>
-        <w:rPr>
-          <w:bCs/>
-          <w:b/>
-        </w:rPr>
-        <w:t xml:space="preserve"> </w:t>
-      </w:r>
-      <w:r>
-        <w:rPr>
-          <w:rStyle w:val="VerbatimChar"/>
-          <w:bCs/>
-          <w:b/>
-        </w:rPr>
-        <w:t xml:space="preserve">PakSentinel_NB</w:t>
-      </w:r>
-      <w:r>
-        <w:rPr>
-          <w:bCs/>
-          <w:b/>
-        </w:rPr>
-        <w:t xml:space="preserve">.</w:t>
+        <w:t xml:space="preserve">Figure 7.7 — Compare Runs (Chart View).</w:t>
+      </w:r>
+      <w:r>
+        <w:t xml:space="preserve"> </w:t>
+      </w:r>
+      <w:r>
+        <w:t xml:space="preserve">Visual comparison chart of metrics across runs.</w:t>
       </w:r>
     </w:p>
     <w:p>
@@ -7453,12 +7072,12 @@
           <wp:inline>
             <wp:extent cx="5334000" cy="3137647"/>
             <wp:effectExtent b="0" l="0" r="0" t="0"/>
-            <wp:docPr descr="PakSentinel_NB Registry" title="" id="1" name="Picture"/>
+            <wp:docPr descr="MLflow Compare Chart" title="" id="1" name="Picture"/>
             <a:graphic>
               <a:graphicData uri="http://schemas.openxmlformats.org/drawingml/2006/picture">
                 <pic:pic>
                   <pic:nvPicPr>
-                    <pic:cNvPr descr="figures/mlflow_registry_PakSentinel_NB.png" id="0" name="Picture"/>
+                    <pic:cNvPr descr="figures/mlflow_compare_chart.png" id="0" name="Picture"/>
                     <pic:cNvPicPr>
                       <a:picLocks noChangeArrowheads="1" noChangeAspect="1"/>
                     </pic:cNvPicPr>
@@ -7496,7 +7115,7 @@
         <w:pStyle w:val="ImageCaption"/>
       </w:pPr>
       <w:r>
-        <w:t xml:space="preserve">PakSentinel_NB Registry</w:t>
+        <w:t xml:space="preserve">MLflow Compare Chart</w:t>
       </w:r>
     </w:p>
     <w:p>
@@ -7508,29 +7127,13 @@
           <w:bCs/>
           <w:b/>
         </w:rPr>
-        <w:t xml:space="preserve">Figure 7.18 — Registered Model:</w:t>
-      </w:r>
-      <w:r>
-        <w:rPr>
-          <w:bCs/>
-          <w:b/>
-        </w:rPr>
-        <w:t xml:space="preserve"> </w:t>
-      </w:r>
-      <w:r>
-        <w:rPr>
-          <w:rStyle w:val="VerbatimChar"/>
-          <w:bCs/>
-          <w:b/>
-        </w:rPr>
-        <w:t xml:space="preserve">PakSentinel_PolyLR</w:t>
-      </w:r>
-      <w:r>
-        <w:rPr>
-          <w:bCs/>
-          <w:b/>
-        </w:rPr>
-        <w:t xml:space="preserve">.</w:t>
+        <w:t xml:space="preserve">Figure 7.8 — Parallel Coordinates Plot (F1-Weighted).</w:t>
+      </w:r>
+      <w:r>
+        <w:t xml:space="preserve"> </w:t>
+      </w:r>
+      <w:r>
+        <w:t xml:space="preserve">Visualizes the relationship between preprocessing hyperparameters (Stopwords, Normalization, Min Token Length, Max Features) and F1-weighted score across all 6 configurations. Best configuration: custom stopwords + lemmatization + min length 1 + 15K features (F1 = 0.6730).</w:t>
       </w:r>
     </w:p>
     <w:p>
@@ -7540,20 +7143,122 @@
       <w:r>
         <w:drawing>
           <wp:inline>
-            <wp:extent cx="5334000" cy="3137647"/>
+            <wp:extent cx="5334000" cy="3000375"/>
             <wp:effectExtent b="0" l="0" r="0" t="0"/>
-            <wp:docPr descr="PakSentinel_PolyLR Registry" title="" id="1" name="Picture"/>
+            <wp:docPr descr="MLflow Parallel Coordinates" title="" id="1" name="Picture"/>
             <a:graphic>
               <a:graphicData uri="http://schemas.openxmlformats.org/drawingml/2006/picture">
                 <pic:pic>
                   <pic:nvPicPr>
-                    <pic:cNvPr descr="figures/mlflow_registry_PakSentinel_PolyLR.png" id="0" name="Picture"/>
+                    <pic:cNvPr descr="figures/mlflow_parallel_coordinates.png" id="0" name="Picture"/>
                     <pic:cNvPicPr>
                       <a:picLocks noChangeArrowheads="1" noChangeAspect="1"/>
                     </pic:cNvPicPr>
                   </pic:nvPicPr>
                   <pic:blipFill>
                     <a:blip r:embed="rId69"/>
+                    <a:stretch>
+                      <a:fillRect/>
+                    </a:stretch>
+                  </pic:blipFill>
+                  <pic:spPr bwMode="auto">
+                    <a:xfrm>
+                      <a:off x="0" y="0"/>
+                      <a:ext cx="5334000" cy="3000375"/>
+                    </a:xfrm>
+                    <a:prstGeom prst="rect">
+                      <a:avLst/>
+                    </a:prstGeom>
+                    <a:noFill/>
+                    <a:ln w="9525">
+                      <a:noFill/>
+                      <a:headEnd/>
+                      <a:tailEnd/>
+                    </a:ln>
+                  </pic:spPr>
+                </pic:pic>
+              </a:graphicData>
+            </a:graphic>
+          </wp:inline>
+        </w:drawing>
+      </w:r>
+    </w:p>
+    <w:p>
+      <w:pPr>
+        <w:pStyle w:val="ImageCaption"/>
+      </w:pPr>
+      <w:r>
+        <w:t xml:space="preserve">MLflow Parallel Coordinates</w:t>
+      </w:r>
+    </w:p>
+    <w:p>
+      <w:pPr>
+        <w:pStyle w:val="BodyText"/>
+      </w:pPr>
+      <w:r>
+        <w:rPr>
+          <w:bCs/>
+          <w:b/>
+        </w:rPr>
+        <w:t xml:space="preserve">Figure 7.9 — Run</w:t>
+      </w:r>
+      <w:r>
+        <w:rPr>
+          <w:bCs/>
+          <w:b/>
+        </w:rPr>
+        <w:t xml:space="preserve"> </w:t>
+      </w:r>
+      <w:r>
+        <w:rPr>
+          <w:rStyle w:val="VerbatimChar"/>
+          <w:bCs/>
+          <w:b/>
+        </w:rPr>
+        <w:t xml:space="preserve">config_1</w:t>
+      </w:r>
+      <w:r>
+        <w:rPr>
+          <w:bCs/>
+          <w:b/>
+        </w:rPr>
+        <w:t xml:space="preserve"> </w:t>
+      </w:r>
+      <w:r>
+        <w:rPr>
+          <w:bCs/>
+          <w:b/>
+        </w:rPr>
+        <w:t xml:space="preserve">Overview</w:t>
+      </w:r>
+      <w:r>
+        <w:t xml:space="preserve"> </w:t>
+      </w:r>
+      <w:r>
+        <w:t xml:space="preserve">(standard stopwords + lemma + len≥1 + 5K features).</w:t>
+      </w:r>
+    </w:p>
+    <w:p>
+      <w:pPr>
+        <w:pStyle w:val="CaptionedFigure"/>
+      </w:pPr>
+      <w:r>
+        <w:drawing>
+          <wp:inline>
+            <wp:extent cx="5334000" cy="3137647"/>
+            <wp:effectExtent b="0" l="0" r="0" t="0"/>
+            <wp:docPr descr="Config 1" title="" id="1" name="Picture"/>
+            <a:graphic>
+              <a:graphicData uri="http://schemas.openxmlformats.org/drawingml/2006/picture">
+                <pic:pic>
+                  <pic:nvPicPr>
+                    <pic:cNvPr descr="figures/mlflow_run_config_1_overview.png" id="0" name="Picture"/>
+                    <pic:cNvPicPr>
+                      <a:picLocks noChangeArrowheads="1" noChangeAspect="1"/>
+                    </pic:cNvPicPr>
+                  </pic:nvPicPr>
+                  <pic:blipFill>
+                    <a:blip r:embed="rId70"/>
                     <a:stretch>
                       <a:fillRect/>
                     </a:stretch>
@@ -7585,6 +7290,869 @@
         <w:pStyle w:val="ImageCaption"/>
       </w:pPr>
       <w:r>
+        <w:t xml:space="preserve">Config 1</w:t>
+      </w:r>
+    </w:p>
+    <w:p>
+      <w:pPr>
+        <w:pStyle w:val="BodyText"/>
+      </w:pPr>
+      <w:r>
+        <w:rPr>
+          <w:bCs/>
+          <w:b/>
+        </w:rPr>
+        <w:t xml:space="preserve">Figure 7.10 — Run</w:t>
+      </w:r>
+      <w:r>
+        <w:rPr>
+          <w:bCs/>
+          <w:b/>
+        </w:rPr>
+        <w:t xml:space="preserve"> </w:t>
+      </w:r>
+      <w:r>
+        <w:rPr>
+          <w:rStyle w:val="VerbatimChar"/>
+          <w:bCs/>
+          <w:b/>
+        </w:rPr>
+        <w:t xml:space="preserve">config_2</w:t>
+      </w:r>
+      <w:r>
+        <w:rPr>
+          <w:bCs/>
+          <w:b/>
+        </w:rPr>
+        <w:t xml:space="preserve"> </w:t>
+      </w:r>
+      <w:r>
+        <w:rPr>
+          <w:bCs/>
+          <w:b/>
+        </w:rPr>
+        <w:t xml:space="preserve">Overview</w:t>
+      </w:r>
+      <w:r>
+        <w:t xml:space="preserve"> </w:t>
+      </w:r>
+      <w:r>
+        <w:t xml:space="preserve">(custom stopwords + lemma + len≥1 + 5K features).</w:t>
+      </w:r>
+    </w:p>
+    <w:p>
+      <w:pPr>
+        <w:pStyle w:val="CaptionedFigure"/>
+      </w:pPr>
+      <w:r>
+        <w:drawing>
+          <wp:inline>
+            <wp:extent cx="5334000" cy="3137647"/>
+            <wp:effectExtent b="0" l="0" r="0" t="0"/>
+            <wp:docPr descr="Config 2" title="" id="1" name="Picture"/>
+            <a:graphic>
+              <a:graphicData uri="http://schemas.openxmlformats.org/drawingml/2006/picture">
+                <pic:pic>
+                  <pic:nvPicPr>
+                    <pic:cNvPr descr="figures/mlflow_run_config_2_overview.png" id="0" name="Picture"/>
+                    <pic:cNvPicPr>
+                      <a:picLocks noChangeArrowheads="1" noChangeAspect="1"/>
+                    </pic:cNvPicPr>
+                  </pic:nvPicPr>
+                  <pic:blipFill>
+                    <a:blip r:embed="rId71"/>
+                    <a:stretch>
+                      <a:fillRect/>
+                    </a:stretch>
+                  </pic:blipFill>
+                  <pic:spPr bwMode="auto">
+                    <a:xfrm>
+                      <a:off x="0" y="0"/>
+                      <a:ext cx="5334000" cy="3137647"/>
+                    </a:xfrm>
+                    <a:prstGeom prst="rect">
+                      <a:avLst/>
+                    </a:prstGeom>
+                    <a:noFill/>
+                    <a:ln w="9525">
+                      <a:noFill/>
+                      <a:headEnd/>
+                      <a:tailEnd/>
+                    </a:ln>
+                  </pic:spPr>
+                </pic:pic>
+              </a:graphicData>
+            </a:graphic>
+          </wp:inline>
+        </w:drawing>
+      </w:r>
+    </w:p>
+    <w:p>
+      <w:pPr>
+        <w:pStyle w:val="ImageCaption"/>
+      </w:pPr>
+      <w:r>
+        <w:t xml:space="preserve">Config 2</w:t>
+      </w:r>
+    </w:p>
+    <w:p>
+      <w:pPr>
+        <w:pStyle w:val="BodyText"/>
+      </w:pPr>
+      <w:r>
+        <w:rPr>
+          <w:bCs/>
+          <w:b/>
+        </w:rPr>
+        <w:t xml:space="preserve">Figure 7.11 — Run</w:t>
+      </w:r>
+      <w:r>
+        <w:rPr>
+          <w:bCs/>
+          <w:b/>
+        </w:rPr>
+        <w:t xml:space="preserve"> </w:t>
+      </w:r>
+      <w:r>
+        <w:rPr>
+          <w:rStyle w:val="VerbatimChar"/>
+          <w:bCs/>
+          <w:b/>
+        </w:rPr>
+        <w:t xml:space="preserve">config_3</w:t>
+      </w:r>
+      <w:r>
+        <w:rPr>
+          <w:bCs/>
+          <w:b/>
+        </w:rPr>
+        <w:t xml:space="preserve"> </w:t>
+      </w:r>
+      <w:r>
+        <w:rPr>
+          <w:bCs/>
+          <w:b/>
+        </w:rPr>
+        <w:t xml:space="preserve">Overview</w:t>
+      </w:r>
+      <w:r>
+        <w:t xml:space="preserve"> </w:t>
+      </w:r>
+      <w:r>
+        <w:t xml:space="preserve">(custom stopwords + stem + len≥1 + 5K features).</w:t>
+      </w:r>
+    </w:p>
+    <w:p>
+      <w:pPr>
+        <w:pStyle w:val="CaptionedFigure"/>
+      </w:pPr>
+      <w:r>
+        <w:drawing>
+          <wp:inline>
+            <wp:extent cx="5334000" cy="3137647"/>
+            <wp:effectExtent b="0" l="0" r="0" t="0"/>
+            <wp:docPr descr="Config 3" title="" id="1" name="Picture"/>
+            <a:graphic>
+              <a:graphicData uri="http://schemas.openxmlformats.org/drawingml/2006/picture">
+                <pic:pic>
+                  <pic:nvPicPr>
+                    <pic:cNvPr descr="figures/mlflow_run_config_3_overview.png" id="0" name="Picture"/>
+                    <pic:cNvPicPr>
+                      <a:picLocks noChangeArrowheads="1" noChangeAspect="1"/>
+                    </pic:cNvPicPr>
+                  </pic:nvPicPr>
+                  <pic:blipFill>
+                    <a:blip r:embed="rId72"/>
+                    <a:stretch>
+                      <a:fillRect/>
+                    </a:stretch>
+                  </pic:blipFill>
+                  <pic:spPr bwMode="auto">
+                    <a:xfrm>
+                      <a:off x="0" y="0"/>
+                      <a:ext cx="5334000" cy="3137647"/>
+                    </a:xfrm>
+                    <a:prstGeom prst="rect">
+                      <a:avLst/>
+                    </a:prstGeom>
+                    <a:noFill/>
+                    <a:ln w="9525">
+                      <a:noFill/>
+                      <a:headEnd/>
+                      <a:tailEnd/>
+                    </a:ln>
+                  </pic:spPr>
+                </pic:pic>
+              </a:graphicData>
+            </a:graphic>
+          </wp:inline>
+        </w:drawing>
+      </w:r>
+    </w:p>
+    <w:p>
+      <w:pPr>
+        <w:pStyle w:val="ImageCaption"/>
+      </w:pPr>
+      <w:r>
+        <w:t xml:space="preserve">Config 3</w:t>
+      </w:r>
+    </w:p>
+    <w:p>
+      <w:pPr>
+        <w:pStyle w:val="BodyText"/>
+      </w:pPr>
+      <w:r>
+        <w:rPr>
+          <w:bCs/>
+          <w:b/>
+        </w:rPr>
+        <w:t xml:space="preserve">Figure 7.12 — Run</w:t>
+      </w:r>
+      <w:r>
+        <w:rPr>
+          <w:bCs/>
+          <w:b/>
+        </w:rPr>
+        <w:t xml:space="preserve"> </w:t>
+      </w:r>
+      <w:r>
+        <w:rPr>
+          <w:rStyle w:val="VerbatimChar"/>
+          <w:bCs/>
+          <w:b/>
+        </w:rPr>
+        <w:t xml:space="preserve">config_4</w:t>
+      </w:r>
+      <w:r>
+        <w:rPr>
+          <w:bCs/>
+          <w:b/>
+        </w:rPr>
+        <w:t xml:space="preserve"> </w:t>
+      </w:r>
+      <w:r>
+        <w:rPr>
+          <w:bCs/>
+          <w:b/>
+        </w:rPr>
+        <w:t xml:space="preserve">Overview</w:t>
+      </w:r>
+      <w:r>
+        <w:t xml:space="preserve"> </w:t>
+      </w:r>
+      <w:r>
+        <w:t xml:space="preserve">(custom stopwords + lemma + len≥3 + 5K features).</w:t>
+      </w:r>
+    </w:p>
+    <w:p>
+      <w:pPr>
+        <w:pStyle w:val="CaptionedFigure"/>
+      </w:pPr>
+      <w:r>
+        <w:drawing>
+          <wp:inline>
+            <wp:extent cx="5334000" cy="3137647"/>
+            <wp:effectExtent b="0" l="0" r="0" t="0"/>
+            <wp:docPr descr="Config 4" title="" id="1" name="Picture"/>
+            <a:graphic>
+              <a:graphicData uri="http://schemas.openxmlformats.org/drawingml/2006/picture">
+                <pic:pic>
+                  <pic:nvPicPr>
+                    <pic:cNvPr descr="figures/mlflow_run_config_4_overview.png" id="0" name="Picture"/>
+                    <pic:cNvPicPr>
+                      <a:picLocks noChangeArrowheads="1" noChangeAspect="1"/>
+                    </pic:cNvPicPr>
+                  </pic:nvPicPr>
+                  <pic:blipFill>
+                    <a:blip r:embed="rId73"/>
+                    <a:stretch>
+                      <a:fillRect/>
+                    </a:stretch>
+                  </pic:blipFill>
+                  <pic:spPr bwMode="auto">
+                    <a:xfrm>
+                      <a:off x="0" y="0"/>
+                      <a:ext cx="5334000" cy="3137647"/>
+                    </a:xfrm>
+                    <a:prstGeom prst="rect">
+                      <a:avLst/>
+                    </a:prstGeom>
+                    <a:noFill/>
+                    <a:ln w="9525">
+                      <a:noFill/>
+                      <a:headEnd/>
+                      <a:tailEnd/>
+                    </a:ln>
+                  </pic:spPr>
+                </pic:pic>
+              </a:graphicData>
+            </a:graphic>
+          </wp:inline>
+        </w:drawing>
+      </w:r>
+    </w:p>
+    <w:p>
+      <w:pPr>
+        <w:pStyle w:val="ImageCaption"/>
+      </w:pPr>
+      <w:r>
+        <w:t xml:space="preserve">Config 4</w:t>
+      </w:r>
+    </w:p>
+    <w:p>
+      <w:pPr>
+        <w:pStyle w:val="BodyText"/>
+      </w:pPr>
+      <w:r>
+        <w:rPr>
+          <w:bCs/>
+          <w:b/>
+        </w:rPr>
+        <w:t xml:space="preserve">Figure 7.13 — Run</w:t>
+      </w:r>
+      <w:r>
+        <w:rPr>
+          <w:bCs/>
+          <w:b/>
+        </w:rPr>
+        <w:t xml:space="preserve"> </w:t>
+      </w:r>
+      <w:r>
+        <w:rPr>
+          <w:rStyle w:val="VerbatimChar"/>
+          <w:bCs/>
+          <w:b/>
+        </w:rPr>
+        <w:t xml:space="preserve">config_5</w:t>
+      </w:r>
+      <w:r>
+        <w:rPr>
+          <w:bCs/>
+          <w:b/>
+        </w:rPr>
+        <w:t xml:space="preserve"> </w:t>
+      </w:r>
+      <w:r>
+        <w:rPr>
+          <w:bCs/>
+          <w:b/>
+        </w:rPr>
+        <w:t xml:space="preserve">Overview</w:t>
+      </w:r>
+      <w:r>
+        <w:t xml:space="preserve"> </w:t>
+      </w:r>
+      <w:r>
+        <w:t xml:space="preserve">(custom stopwords + lemma + len≥1 + 10K features).</w:t>
+      </w:r>
+    </w:p>
+    <w:p>
+      <w:pPr>
+        <w:pStyle w:val="CaptionedFigure"/>
+      </w:pPr>
+      <w:r>
+        <w:drawing>
+          <wp:inline>
+            <wp:extent cx="5334000" cy="3137647"/>
+            <wp:effectExtent b="0" l="0" r="0" t="0"/>
+            <wp:docPr descr="Config 5" title="" id="1" name="Picture"/>
+            <a:graphic>
+              <a:graphicData uri="http://schemas.openxmlformats.org/drawingml/2006/picture">
+                <pic:pic>
+                  <pic:nvPicPr>
+                    <pic:cNvPr descr="figures/mlflow_run_config_5_overview.png" id="0" name="Picture"/>
+                    <pic:cNvPicPr>
+                      <a:picLocks noChangeArrowheads="1" noChangeAspect="1"/>
+                    </pic:cNvPicPr>
+                  </pic:nvPicPr>
+                  <pic:blipFill>
+                    <a:blip r:embed="rId74"/>
+                    <a:stretch>
+                      <a:fillRect/>
+                    </a:stretch>
+                  </pic:blipFill>
+                  <pic:spPr bwMode="auto">
+                    <a:xfrm>
+                      <a:off x="0" y="0"/>
+                      <a:ext cx="5334000" cy="3137647"/>
+                    </a:xfrm>
+                    <a:prstGeom prst="rect">
+                      <a:avLst/>
+                    </a:prstGeom>
+                    <a:noFill/>
+                    <a:ln w="9525">
+                      <a:noFill/>
+                      <a:headEnd/>
+                      <a:tailEnd/>
+                    </a:ln>
+                  </pic:spPr>
+                </pic:pic>
+              </a:graphicData>
+            </a:graphic>
+          </wp:inline>
+        </w:drawing>
+      </w:r>
+    </w:p>
+    <w:p>
+      <w:pPr>
+        <w:pStyle w:val="ImageCaption"/>
+      </w:pPr>
+      <w:r>
+        <w:t xml:space="preserve">Config 5</w:t>
+      </w:r>
+    </w:p>
+    <w:p>
+      <w:pPr>
+        <w:pStyle w:val="BodyText"/>
+      </w:pPr>
+      <w:r>
+        <w:rPr>
+          <w:bCs/>
+          <w:b/>
+        </w:rPr>
+        <w:t xml:space="preserve">Figure 7.14 — Run</w:t>
+      </w:r>
+      <w:r>
+        <w:rPr>
+          <w:bCs/>
+          <w:b/>
+        </w:rPr>
+        <w:t xml:space="preserve"> </w:t>
+      </w:r>
+      <w:r>
+        <w:rPr>
+          <w:rStyle w:val="VerbatimChar"/>
+          <w:bCs/>
+          <w:b/>
+        </w:rPr>
+        <w:t xml:space="preserve">config_6</w:t>
+      </w:r>
+      <w:r>
+        <w:rPr>
+          <w:bCs/>
+          <w:b/>
+        </w:rPr>
+        <w:t xml:space="preserve"> </w:t>
+      </w:r>
+      <w:r>
+        <w:rPr>
+          <w:bCs/>
+          <w:b/>
+        </w:rPr>
+        <w:t xml:space="preserve">Overview</w:t>
+      </w:r>
+      <w:r>
+        <w:t xml:space="preserve"> </w:t>
+      </w:r>
+      <w:r>
+        <w:t xml:space="preserve">(custom stopwords + lemma + len≥1 + 15K features —</w:t>
+      </w:r>
+      <w:r>
+        <w:t xml:space="preserve"> </w:t>
+      </w:r>
+      <w:r>
+        <w:rPr>
+          <w:bCs/>
+          <w:b/>
+        </w:rPr>
+        <w:t xml:space="preserve">best F1 = 0.6730</w:t>
+      </w:r>
+      <w:r>
+        <w:t xml:space="preserve">).</w:t>
+      </w:r>
+    </w:p>
+    <w:p>
+      <w:pPr>
+        <w:pStyle w:val="CaptionedFigure"/>
+      </w:pPr>
+      <w:r>
+        <w:drawing>
+          <wp:inline>
+            <wp:extent cx="5334000" cy="3137647"/>
+            <wp:effectExtent b="0" l="0" r="0" t="0"/>
+            <wp:docPr descr="Config 6" title="" id="1" name="Picture"/>
+            <a:graphic>
+              <a:graphicData uri="http://schemas.openxmlformats.org/drawingml/2006/picture">
+                <pic:pic>
+                  <pic:nvPicPr>
+                    <pic:cNvPr descr="figures/mlflow_run_config_6_overview.png" id="0" name="Picture"/>
+                    <pic:cNvPicPr>
+                      <a:picLocks noChangeArrowheads="1" noChangeAspect="1"/>
+                    </pic:cNvPicPr>
+                  </pic:nvPicPr>
+                  <pic:blipFill>
+                    <a:blip r:embed="rId75"/>
+                    <a:stretch>
+                      <a:fillRect/>
+                    </a:stretch>
+                  </pic:blipFill>
+                  <pic:spPr bwMode="auto">
+                    <a:xfrm>
+                      <a:off x="0" y="0"/>
+                      <a:ext cx="5334000" cy="3137647"/>
+                    </a:xfrm>
+                    <a:prstGeom prst="rect">
+                      <a:avLst/>
+                    </a:prstGeom>
+                    <a:noFill/>
+                    <a:ln w="9525">
+                      <a:noFill/>
+                      <a:headEnd/>
+                      <a:tailEnd/>
+                    </a:ln>
+                  </pic:spPr>
+                </pic:pic>
+              </a:graphicData>
+            </a:graphic>
+          </wp:inline>
+        </w:drawing>
+      </w:r>
+    </w:p>
+    <w:p>
+      <w:pPr>
+        <w:pStyle w:val="ImageCaption"/>
+      </w:pPr>
+      <w:r>
+        <w:t xml:space="preserve">Config 6</w:t>
+      </w:r>
+    </w:p>
+    <w:p>
+      <w:pPr>
+        <w:pStyle w:val="BodyText"/>
+      </w:pPr>
+      <w:r>
+        <w:rPr>
+          <w:bCs/>
+          <w:b/>
+        </w:rPr>
+        <w:t xml:space="preserve">Figure 7.15 — Model Registry (List).</w:t>
+      </w:r>
+      <w:r>
+        <w:t xml:space="preserve"> </w:t>
+      </w:r>
+      <w:r>
+        <w:t xml:space="preserve">Three registered models — one per algorithm family per the assignment requirement.</w:t>
+      </w:r>
+    </w:p>
+    <w:p>
+      <w:pPr>
+        <w:pStyle w:val="CaptionedFigure"/>
+      </w:pPr>
+      <w:r>
+        <w:drawing>
+          <wp:inline>
+            <wp:extent cx="5334000" cy="3137647"/>
+            <wp:effectExtent b="0" l="0" r="0" t="0"/>
+            <wp:docPr descr="MLflow Model Registry" title="" id="1" name="Picture"/>
+            <a:graphic>
+              <a:graphicData uri="http://schemas.openxmlformats.org/drawingml/2006/picture">
+                <pic:pic>
+                  <pic:nvPicPr>
+                    <pic:cNvPr descr="figures/mlflow_model_registry.png" id="0" name="Picture"/>
+                    <pic:cNvPicPr>
+                      <a:picLocks noChangeArrowheads="1" noChangeAspect="1"/>
+                    </pic:cNvPicPr>
+                  </pic:nvPicPr>
+                  <pic:blipFill>
+                    <a:blip r:embed="rId76"/>
+                    <a:stretch>
+                      <a:fillRect/>
+                    </a:stretch>
+                  </pic:blipFill>
+                  <pic:spPr bwMode="auto">
+                    <a:xfrm>
+                      <a:off x="0" y="0"/>
+                      <a:ext cx="5334000" cy="3137647"/>
+                    </a:xfrm>
+                    <a:prstGeom prst="rect">
+                      <a:avLst/>
+                    </a:prstGeom>
+                    <a:noFill/>
+                    <a:ln w="9525">
+                      <a:noFill/>
+                      <a:headEnd/>
+                      <a:tailEnd/>
+                    </a:ln>
+                  </pic:spPr>
+                </pic:pic>
+              </a:graphicData>
+            </a:graphic>
+          </wp:inline>
+        </w:drawing>
+      </w:r>
+    </w:p>
+    <w:p>
+      <w:pPr>
+        <w:pStyle w:val="ImageCaption"/>
+      </w:pPr>
+      <w:r>
+        <w:t xml:space="preserve">MLflow Model Registry</w:t>
+      </w:r>
+    </w:p>
+    <w:p>
+      <w:pPr>
+        <w:pStyle w:val="BodyText"/>
+      </w:pPr>
+      <w:r>
+        <w:rPr>
+          <w:bCs/>
+          <w:b/>
+        </w:rPr>
+        <w:t xml:space="preserve">Figure 7.16 — Registered Model:</w:t>
+      </w:r>
+      <w:r>
+        <w:rPr>
+          <w:bCs/>
+          <w:b/>
+        </w:rPr>
+        <w:t xml:space="preserve"> </w:t>
+      </w:r>
+      <w:r>
+        <w:rPr>
+          <w:rStyle w:val="VerbatimChar"/>
+          <w:bCs/>
+          <w:b/>
+        </w:rPr>
+        <w:t xml:space="preserve">PakSentinel_LR</w:t>
+      </w:r>
+      <w:r>
+        <w:rPr>
+          <w:bCs/>
+          <w:b/>
+        </w:rPr>
+        <w:t xml:space="preserve">.</w:t>
+      </w:r>
+    </w:p>
+    <w:p>
+      <w:pPr>
+        <w:pStyle w:val="CaptionedFigure"/>
+      </w:pPr>
+      <w:r>
+        <w:drawing>
+          <wp:inline>
+            <wp:extent cx="5334000" cy="3137647"/>
+            <wp:effectExtent b="0" l="0" r="0" t="0"/>
+            <wp:docPr descr="PakSentinel_LR Registry" title="" id="1" name="Picture"/>
+            <a:graphic>
+              <a:graphicData uri="http://schemas.openxmlformats.org/drawingml/2006/picture">
+                <pic:pic>
+                  <pic:nvPicPr>
+                    <pic:cNvPr descr="figures/mlflow_registry_PakSentinel_LR.png" id="0" name="Picture"/>
+                    <pic:cNvPicPr>
+                      <a:picLocks noChangeArrowheads="1" noChangeAspect="1"/>
+                    </pic:cNvPicPr>
+                  </pic:nvPicPr>
+                  <pic:blipFill>
+                    <a:blip r:embed="rId77"/>
+                    <a:stretch>
+                      <a:fillRect/>
+                    </a:stretch>
+                  </pic:blipFill>
+                  <pic:spPr bwMode="auto">
+                    <a:xfrm>
+                      <a:off x="0" y="0"/>
+                      <a:ext cx="5334000" cy="3137647"/>
+                    </a:xfrm>
+                    <a:prstGeom prst="rect">
+                      <a:avLst/>
+                    </a:prstGeom>
+                    <a:noFill/>
+                    <a:ln w="9525">
+                      <a:noFill/>
+                      <a:headEnd/>
+                      <a:tailEnd/>
+                    </a:ln>
+                  </pic:spPr>
+                </pic:pic>
+              </a:graphicData>
+            </a:graphic>
+          </wp:inline>
+        </w:drawing>
+      </w:r>
+    </w:p>
+    <w:p>
+      <w:pPr>
+        <w:pStyle w:val="ImageCaption"/>
+      </w:pPr>
+      <w:r>
+        <w:t xml:space="preserve">PakSentinel_LR Registry</w:t>
+      </w:r>
+    </w:p>
+    <w:p>
+      <w:pPr>
+        <w:pStyle w:val="BodyText"/>
+      </w:pPr>
+      <w:r>
+        <w:rPr>
+          <w:bCs/>
+          <w:b/>
+        </w:rPr>
+        <w:t xml:space="preserve">Figure 7.17 — Registered Model:</w:t>
+      </w:r>
+      <w:r>
+        <w:rPr>
+          <w:bCs/>
+          <w:b/>
+        </w:rPr>
+        <w:t xml:space="preserve"> </w:t>
+      </w:r>
+      <w:r>
+        <w:rPr>
+          <w:rStyle w:val="VerbatimChar"/>
+          <w:bCs/>
+          <w:b/>
+        </w:rPr>
+        <w:t xml:space="preserve">PakSentinel_NB</w:t>
+      </w:r>
+      <w:r>
+        <w:rPr>
+          <w:bCs/>
+          <w:b/>
+        </w:rPr>
+        <w:t xml:space="preserve">.</w:t>
+      </w:r>
+    </w:p>
+    <w:p>
+      <w:pPr>
+        <w:pStyle w:val="CaptionedFigure"/>
+      </w:pPr>
+      <w:r>
+        <w:drawing>
+          <wp:inline>
+            <wp:extent cx="5334000" cy="3137647"/>
+            <wp:effectExtent b="0" l="0" r="0" t="0"/>
+            <wp:docPr descr="PakSentinel_NB Registry" title="" id="1" name="Picture"/>
+            <a:graphic>
+              <a:graphicData uri="http://schemas.openxmlformats.org/drawingml/2006/picture">
+                <pic:pic>
+                  <pic:nvPicPr>
+                    <pic:cNvPr descr="figures/mlflow_registry_PakSentinel_NB.png" id="0" name="Picture"/>
+                    <pic:cNvPicPr>
+                      <a:picLocks noChangeArrowheads="1" noChangeAspect="1"/>
+                    </pic:cNvPicPr>
+                  </pic:nvPicPr>
+                  <pic:blipFill>
+                    <a:blip r:embed="rId78"/>
+                    <a:stretch>
+                      <a:fillRect/>
+                    </a:stretch>
+                  </pic:blipFill>
+                  <pic:spPr bwMode="auto">
+                    <a:xfrm>
+                      <a:off x="0" y="0"/>
+                      <a:ext cx="5334000" cy="3137647"/>
+                    </a:xfrm>
+                    <a:prstGeom prst="rect">
+                      <a:avLst/>
+                    </a:prstGeom>
+                    <a:noFill/>
+                    <a:ln w="9525">
+                      <a:noFill/>
+                      <a:headEnd/>
+                      <a:tailEnd/>
+                    </a:ln>
+                  </pic:spPr>
+                </pic:pic>
+              </a:graphicData>
+            </a:graphic>
+          </wp:inline>
+        </w:drawing>
+      </w:r>
+    </w:p>
+    <w:p>
+      <w:pPr>
+        <w:pStyle w:val="ImageCaption"/>
+      </w:pPr>
+      <w:r>
+        <w:t xml:space="preserve">PakSentinel_NB Registry</w:t>
+      </w:r>
+    </w:p>
+    <w:p>
+      <w:pPr>
+        <w:pStyle w:val="BodyText"/>
+      </w:pPr>
+      <w:r>
+        <w:rPr>
+          <w:bCs/>
+          <w:b/>
+        </w:rPr>
+        <w:t xml:space="preserve">Figure 7.18 — Registered Model:</w:t>
+      </w:r>
+      <w:r>
+        <w:rPr>
+          <w:bCs/>
+          <w:b/>
+        </w:rPr>
+        <w:t xml:space="preserve"> </w:t>
+      </w:r>
+      <w:r>
+        <w:rPr>
+          <w:rStyle w:val="VerbatimChar"/>
+          <w:bCs/>
+          <w:b/>
+        </w:rPr>
+        <w:t xml:space="preserve">PakSentinel_PolyLR</w:t>
+      </w:r>
+      <w:r>
+        <w:rPr>
+          <w:bCs/>
+          <w:b/>
+        </w:rPr>
+        <w:t xml:space="preserve">.</w:t>
+      </w:r>
+    </w:p>
+    <w:p>
+      <w:pPr>
+        <w:pStyle w:val="CaptionedFigure"/>
+      </w:pPr>
+      <w:r>
+        <w:drawing>
+          <wp:inline>
+            <wp:extent cx="5334000" cy="3137647"/>
+            <wp:effectExtent b="0" l="0" r="0" t="0"/>
+            <wp:docPr descr="PakSentinel_PolyLR Registry" title="" id="1" name="Picture"/>
+            <a:graphic>
+              <a:graphicData uri="http://schemas.openxmlformats.org/drawingml/2006/picture">
+                <pic:pic>
+                  <pic:nvPicPr>
+                    <pic:cNvPr descr="figures/mlflow_registry_PakSentinel_PolyLR.png" id="0" name="Picture"/>
+                    <pic:cNvPicPr>
+                      <a:picLocks noChangeArrowheads="1" noChangeAspect="1"/>
+                    </pic:cNvPicPr>
+                  </pic:nvPicPr>
+                  <pic:blipFill>
+                    <a:blip r:embed="rId79"/>
+                    <a:stretch>
+                      <a:fillRect/>
+                    </a:stretch>
+                  </pic:blipFill>
+                  <pic:spPr bwMode="auto">
+                    <a:xfrm>
+                      <a:off x="0" y="0"/>
+                      <a:ext cx="5334000" cy="3137647"/>
+                    </a:xfrm>
+                    <a:prstGeom prst="rect">
+                      <a:avLst/>
+                    </a:prstGeom>
+                    <a:noFill/>
+                    <a:ln w="9525">
+                      <a:noFill/>
+                      <a:headEnd/>
+                      <a:tailEnd/>
+                    </a:ln>
+                  </pic:spPr>
+                </pic:pic>
+              </a:graphicData>
+            </a:graphic>
+          </wp:inline>
+        </w:drawing>
+      </w:r>
+    </w:p>
+    <w:p>
+      <w:pPr>
+        <w:pStyle w:val="ImageCaption"/>
+      </w:pPr>
+      <w:r>
         <w:t xml:space="preserve">PakSentinel_PolyLR Registry</w:t>
       </w:r>
     </w:p>
@@ -7595,9 +8163,9 @@
         </w:pict>
       </w:r>
     </w:p>
-    <w:bookmarkEnd w:id="70"/>
-    <w:bookmarkEnd w:id="71"/>
-    <w:bookmarkStart w:id="76" w:name="task-7-fastapi-inference-system-30-marks"/>
+    <w:bookmarkEnd w:id="80"/>
+    <w:bookmarkEnd w:id="81"/>
+    <w:bookmarkStart w:id="86" w:name="task-7-fastapi-inference-system-30-marks"/>
     <w:p>
       <w:pPr>
         <w:pStyle w:val="Heading2"/>
@@ -7606,7 +8174,7 @@
         <w:t xml:space="preserve">8. Task 7 — FastAPI Inference System [30 Marks]</w:t>
       </w:r>
     </w:p>
-    <w:bookmarkStart w:id="72" w:name="system-architecture"/>
+    <w:bookmarkStart w:id="82" w:name="system-architecture"/>
     <w:p>
       <w:pPr>
         <w:pStyle w:val="Heading3"/>
@@ -7932,8 +8500,8 @@
         <w:t xml:space="preserve">└─────────────────────────────────────────────────────┘</w:t>
       </w:r>
     </w:p>
-    <w:bookmarkEnd w:id="72"/>
-    <w:bookmarkStart w:id="73" w:name="endpoints"/>
+    <w:bookmarkEnd w:id="82"/>
+    <w:bookmarkStart w:id="83" w:name="endpoints"/>
     <w:p>
       <w:pPr>
         <w:pStyle w:val="Heading3"/>
@@ -8295,8 +8863,8 @@
         </w:tc>
       </w:tr>
     </w:tbl>
-    <w:bookmarkEnd w:id="73"/>
-    <w:bookmarkStart w:id="74" w:name="pydantic-validation"/>
+    <w:bookmarkEnd w:id="83"/>
+    <w:bookmarkStart w:id="84" w:name="pydantic-validation"/>
     <w:p>
       <w:pPr>
         <w:pStyle w:val="Heading3"/>
@@ -8341,8 +8909,8 @@
         <w:t xml:space="preserve">Batch: 1–100 texts, each individually validated</w:t>
       </w:r>
     </w:p>
-    <w:bookmarkEnd w:id="74"/>
-    <w:bookmarkStart w:id="75" w:name="test-results"/>
+    <w:bookmarkEnd w:id="84"/>
+    <w:bookmarkStart w:id="85" w:name="test-results"/>
     <w:p>
       <w:pPr>
         <w:pStyle w:val="Heading3"/>
@@ -8441,9 +9009,9 @@
         </w:pict>
       </w:r>
     </w:p>
-    <w:bookmarkEnd w:id="75"/>
-    <w:bookmarkEnd w:id="76"/>
-    <w:bookmarkStart w:id="77" w:name="conclusion"/>
+    <w:bookmarkEnd w:id="85"/>
+    <w:bookmarkEnd w:id="86"/>
+    <w:bookmarkStart w:id="87" w:name="conclusion"/>
     <w:p>
       <w:pPr>
         <w:pStyle w:val="Heading2"/>
@@ -8621,8 +9189,8 @@
         </w:pict>
       </w:r>
     </w:p>
-    <w:bookmarkEnd w:id="77"/>
-    <w:bookmarkStart w:id="78" w:name="references"/>
+    <w:bookmarkEnd w:id="87"/>
+    <w:bookmarkStart w:id="88" w:name="references"/>
     <w:p>
       <w:pPr>
         <w:pStyle w:val="Heading2"/>
@@ -9075,8 +9643,8 @@
         <w:t xml:space="preserve">ACL.</w:t>
       </w:r>
     </w:p>
-    <w:bookmarkEnd w:id="78"/>
-    <w:bookmarkEnd w:id="79"/>
+    <w:bookmarkEnd w:id="88"/>
+    <w:bookmarkEnd w:id="89"/>
     <w:sectPr/>
   </w:body>
 </w:document>

--- a/reports/PakSentinel_Technical_Report.docx
+++ b/reports/PakSentinel_Technical_Report.docx
@@ -28,7 +28,7 @@
         </w:p>
       </w:sdtContent>
     </w:sdt>
-    <w:bookmarkStart w:id="89" w:name="X4308f4079ec7aaba67b98dc7a58fd8690c7ff45"/>
+    <w:bookmarkStart w:id="90" w:name="X4308f4079ec7aaba67b98dc7a58fd8690c7ff45"/>
     <w:p>
       <w:pPr>
         <w:pStyle w:val="Heading1"/>
@@ -8165,7 +8165,7 @@
     </w:p>
     <w:bookmarkEnd w:id="80"/>
     <w:bookmarkEnd w:id="81"/>
-    <w:bookmarkStart w:id="86" w:name="task-7-fastapi-inference-system-30-marks"/>
+    <w:bookmarkStart w:id="87" w:name="task-7-fastapi-inference-system-30-marks"/>
     <w:p>
       <w:pPr>
         <w:pStyle w:val="Heading2"/>
@@ -8174,7 +8174,7 @@
         <w:t xml:space="preserve">8. Task 7 — FastAPI Inference System [30 Marks]</w:t>
       </w:r>
     </w:p>
-    <w:bookmarkStart w:id="82" w:name="system-architecture"/>
+    <w:bookmarkStart w:id="83" w:name="system-architecture"/>
     <w:p>
       <w:pPr>
         <w:pStyle w:val="Heading3"/>
@@ -8185,6 +8185,61 @@
     </w:p>
     <w:p>
       <w:pPr>
+        <w:pStyle w:val="CaptionedFigure"/>
+      </w:pPr>
+      <w:r>
+        <w:drawing>
+          <wp:inline>
+            <wp:extent cx="5334000" cy="5720027"/>
+            <wp:effectExtent b="0" l="0" r="0" t="0"/>
+            <wp:docPr descr="PakSentinel FastAPI System Architecture" title="" id="1" name="Picture"/>
+            <a:graphic>
+              <a:graphicData uri="http://schemas.openxmlformats.org/drawingml/2006/picture">
+                <pic:pic>
+                  <pic:nvPicPr>
+                    <pic:cNvPr descr="figures/system_architecture.png" id="0" name="Picture"/>
+                    <pic:cNvPicPr>
+                      <a:picLocks noChangeArrowheads="1" noChangeAspect="1"/>
+                    </pic:cNvPicPr>
+                  </pic:nvPicPr>
+                  <pic:blipFill>
+                    <a:blip r:embed="rId82"/>
+                    <a:stretch>
+                      <a:fillRect/>
+                    </a:stretch>
+                  </pic:blipFill>
+                  <pic:spPr bwMode="auto">
+                    <a:xfrm>
+                      <a:off x="0" y="0"/>
+                      <a:ext cx="5334000" cy="5720027"/>
+                    </a:xfrm>
+                    <a:prstGeom prst="rect">
+                      <a:avLst/>
+                    </a:prstGeom>
+                    <a:noFill/>
+                    <a:ln w="9525">
+                      <a:noFill/>
+                      <a:headEnd/>
+                      <a:tailEnd/>
+                    </a:ln>
+                  </pic:spPr>
+                </pic:pic>
+              </a:graphicData>
+            </a:graphic>
+          </wp:inline>
+        </w:drawing>
+      </w:r>
+    </w:p>
+    <w:p>
+      <w:pPr>
+        <w:pStyle w:val="ImageCaption"/>
+      </w:pPr>
+      <w:r>
+        <w:t xml:space="preserve">PakSentinel FastAPI System Architecture</w:t>
+      </w:r>
+    </w:p>
+    <w:p>
+      <w:pPr>
         <w:pStyle w:val="SourceCode"/>
       </w:pPr>
       <w:r>
@@ -8500,8 +8555,8 @@
         <w:t xml:space="preserve">└─────────────────────────────────────────────────────┘</w:t>
       </w:r>
     </w:p>
-    <w:bookmarkEnd w:id="82"/>
-    <w:bookmarkStart w:id="83" w:name="endpoints"/>
+    <w:bookmarkEnd w:id="83"/>
+    <w:bookmarkStart w:id="84" w:name="endpoints"/>
     <w:p>
       <w:pPr>
         <w:pStyle w:val="Heading3"/>
@@ -8863,8 +8918,8 @@
         </w:tc>
       </w:tr>
     </w:tbl>
-    <w:bookmarkEnd w:id="83"/>
-    <w:bookmarkStart w:id="84" w:name="pydantic-validation"/>
+    <w:bookmarkEnd w:id="84"/>
+    <w:bookmarkStart w:id="85" w:name="pydantic-validation"/>
     <w:p>
       <w:pPr>
         <w:pStyle w:val="Heading3"/>
@@ -8909,8 +8964,8 @@
         <w:t xml:space="preserve">Batch: 1–100 texts, each individually validated</w:t>
       </w:r>
     </w:p>
-    <w:bookmarkEnd w:id="84"/>
-    <w:bookmarkStart w:id="85" w:name="test-results"/>
+    <w:bookmarkEnd w:id="85"/>
+    <w:bookmarkStart w:id="86" w:name="test-results"/>
     <w:p>
       <w:pPr>
         <w:pStyle w:val="Heading3"/>
@@ -9009,9 +9064,9 @@
         </w:pict>
       </w:r>
     </w:p>
-    <w:bookmarkEnd w:id="85"/>
     <w:bookmarkEnd w:id="86"/>
-    <w:bookmarkStart w:id="87" w:name="conclusion"/>
+    <w:bookmarkEnd w:id="87"/>
+    <w:bookmarkStart w:id="88" w:name="conclusion"/>
     <w:p>
       <w:pPr>
         <w:pStyle w:val="Heading2"/>
@@ -9189,8 +9244,8 @@
         </w:pict>
       </w:r>
     </w:p>
-    <w:bookmarkEnd w:id="87"/>
-    <w:bookmarkStart w:id="88" w:name="references"/>
+    <w:bookmarkEnd w:id="88"/>
+    <w:bookmarkStart w:id="89" w:name="references"/>
     <w:p>
       <w:pPr>
         <w:pStyle w:val="Heading2"/>
@@ -9643,8 +9698,8 @@
         <w:t xml:space="preserve">ACL.</w:t>
       </w:r>
     </w:p>
-    <w:bookmarkEnd w:id="88"/>
     <w:bookmarkEnd w:id="89"/>
+    <w:bookmarkEnd w:id="90"/>
     <w:sectPr/>
   </w:body>
 </w:document>
